--- a/tom_tat_du_an_benchmark_lidar_boreas.docx
+++ b/tom_tat_du_an_benchmark_lidar_boreas.docx
@@ -4,15 +4,17 @@
   <w:body>
     <w:p>
       <w:pPr>
+        <w:spacing w:before="520"/>
         <w:jc w:val="center"/>
       </w:pPr>
       <w:r>
         <w:rPr>
-          <w:rFonts w:ascii="Aptos Display" w:hAnsi="Aptos Display"/>
+          <w:rFonts w:ascii="Arial" w:hAnsi="Arial"/>
           <w:b/>
-          <w:sz w:val="38"/>
+          <w:color w:val="000000"/>
+          <w:sz w:val="50"/>
         </w:rPr>
-        <w:t>TÓM TẮT DỰ ÁN NGHIÊN CỨU</w:t>
+        <w:t>TÓM TẮT DỰ ÁN</w:t>
       </w:r>
     </w:p>
     <w:p>
@@ -21,10 +23,12 @@
       </w:pPr>
       <w:r>
         <w:rPr>
+          <w:rFonts w:ascii="Arial" w:hAnsi="Arial"/>
           <w:b/>
-          <w:sz w:val="30"/>
+          <w:color w:val="000000"/>
+          <w:sz w:val="32"/>
         </w:rPr>
-        <w:t>Benchmark các bộ phát hiện vật thể 3D LiDAR trên Boreas</w:t>
+        <w:t>Benchmark bộ phát hiện vật thể 3D LiDAR trên Boreas</w:t>
       </w:r>
     </w:p>
     <w:p>
@@ -33,87 +37,50 @@
       </w:pPr>
       <w:r>
         <w:rPr>
-          <w:i/>
-          <w:sz w:val="21"/>
+          <w:rFonts w:ascii="Arial" w:hAnsi="Arial"/>
+          <w:color w:val="566573"/>
+          <w:sz w:val="22"/>
         </w:rPr>
-        <w:t>Accuracy – Efficiency – Range Robustness – LiDAR Beam Sparsity</w:t>
-      </w:r>
-    </w:p>
-    <w:tbl>
-      <w:tblPr>
-        <w:tblW w:type="auto" w:w="0"/>
-        <w:jc w:val="center"/>
-        <w:tblLook w:firstColumn="1" w:firstRow="1" w:lastColumn="0" w:lastRow="0" w:noHBand="0" w:noVBand="1" w:val="04A0"/>
-      </w:tblPr>
-      <w:tblGrid>
-        <w:gridCol w:w="10166"/>
-      </w:tblGrid>
-      <w:tr>
-        <w:trPr>
-          <w:tblHeader w:val="true"/>
-        </w:trPr>
-        <w:tc>
-          <w:tcPr>
-            <w:tcW w:type="dxa" w:w="10166"/>
-            <w:shd w:fill="EEF5FA"/>
-            <w:tcMar>
-              <w:top w:w="130" w:type="dxa"/>
-              <w:start w:w="150" w:type="dxa"/>
-              <w:bottom w:w="130" w:type="dxa"/>
-              <w:end w:w="150" w:type="dxa"/>
-            </w:tcMar>
-          </w:tcPr>
-          <w:p>
-            <w:pPr>
-              <w:spacing w:after="0"/>
-            </w:pPr>
-            <w:r>
-              <w:rPr>
-                <w:sz w:val="19"/>
-              </w:rPr>
-              <w:t>Dự án xây dựng một benchmark có kiểm soát cho các kiến trúc phát hiện vật thể 3D LiDAR tiêu biểu (PointPillars, SECOND, CenterPoint, VoxelNeXt, PV-RCNN và một lightweight baseline) trên Boreas-Objects-V1. Trọng tâm không phải đề xuất model mới, mà là phân tích có hệ thống mối quan hệ giữa độ chính xác, chi phí tính toán, khả năng phát hiện theo khoảng cách và độ bền khi giảm mật độ tia LiDAR từ 128 xuống 64/32/16 beam. Nếu triển khai đầy đủ, dự án phù hợp với IEEE IV/ITSC và có cơ sở thử journal Q1/Q2 phù hợp như Robotics and Autonomous Systems; các venue mạnh hơn như RA-L hoặc IEEE T-IV nên được xem là stretch target.</w:t>
-            </w:r>
-          </w:p>
-        </w:tc>
-      </w:tr>
-    </w:tbl>
-    <w:p/>
-    <w:p>
-      <w:pPr>
-        <w:pStyle w:val="Heading1"/>
-      </w:pPr>
-      <w:r>
-        <w:t>1. Bài toán và mục tiêu nghiên cứu</w:t>
-      </w:r>
-    </w:p>
-    <w:p>
-      <w:r>
-        <w:rPr>
-          <w:b/>
-        </w:rPr>
-        <w:t xml:space="preserve">Bối cảnh. </w:t>
-      </w:r>
-      <w:r>
-        <w:t>Boreas là bộ dữ liệu autonomous driving thu trên cùng tuyến đường qua nhiều mùa và điều kiện thời tiết, sử dụng LiDAR 128-beam. Tuy nhiên, phần có nhãn 3D object detection (Boreas-Objects-V1) là một subset được gán nhãn trong điều kiện nắng. Vì vậy, dự án không nên tuyên bố trực tiếp rằng đã đánh giá cross-season detection; framing chính xác là benchmark trên Boreas-Objects-V1 và đánh giá robustness dưới suy giảm point cloud có kiểm soát.</w:t>
-      </w:r>
-    </w:p>
-    <w:p>
-      <w:r>
-        <w:rPr>
-          <w:b/>
-        </w:rPr>
-        <w:t xml:space="preserve">Mục tiêu tổng quát. </w:t>
-      </w:r>
-      <w:r>
-        <w:t>Xác định kiến trúc LiDAR detector nào tạo ra trade-off tốt nhất giữa accuracy, latency, memory và robustness, thay vì chỉ xếp hạng theo mAP ở điều kiện sạch.</w:t>
+        <w:t>Accuracy • Efficiency • Range • Sparsity</w:t>
       </w:r>
     </w:p>
     <w:p>
       <w:pPr>
-        <w:pStyle w:val="Heading1"/>
+        <w:jc w:val="center"/>
       </w:pPr>
       <w:r>
-        <w:t>2. Câu hỏi nghiên cứu (Research Questions)</w:t>
+        <w:rPr>
+          <w:rFonts w:ascii="Arial" w:hAnsi="Arial"/>
+          <w:color w:val="566573"/>
+          <w:sz w:val="18"/>
+        </w:rPr>
+        <w:t>Cập nhật: 13/10/2026</w:t>
+      </w:r>
+    </w:p>
+    <w:p>
+      <w:pPr>
+        <w:spacing w:before="100" w:after="40"/>
+      </w:pPr>
+      <w:r>
+        <w:rPr>
+          <w:rFonts w:ascii="Arial" w:hAnsi="Arial"/>
+          <w:b/>
+          <w:color w:val="000000"/>
+          <w:sz w:val="20"/>
+        </w:rPr>
+        <w:t>Trạng thái hiện tại</w:t>
+      </w:r>
+    </w:p>
+    <w:p>
+      <w:pPr>
+        <w:spacing w:after="100"/>
+      </w:pPr>
+      <w:r>
+        <w:rPr>
+          <w:rFonts w:ascii="Arial" w:hAnsi="Arial"/>
+          <w:sz w:val="18"/>
+        </w:rPr>
+        <w:t>Bài báo dùng một checkpoint epoch 80, seed 42 cho mỗi cấu hình làm kết quả chính. Sáu mô hình đã hoàn tất modulo và elevation. Multiphase đang chờ chạy. Seed 666 là lần lặp bổ sung để kiểm tra độ ổn định, chưa được gộp vào các bảng chính.</w:t>
       </w:r>
     </w:p>
     <w:tbl>
@@ -121,80 +88,69 @@
         <w:tblStyle w:val="TableGrid"/>
         <w:tblW w:type="auto" w:w="0"/>
         <w:jc w:val="center"/>
+        <w:tblLayout w:type="fixed"/>
         <w:tblLook w:firstColumn="1" w:firstRow="1" w:lastColumn="0" w:lastRow="0" w:noHBand="0" w:noVBand="1" w:val="04A0"/>
       </w:tblPr>
       <w:tblGrid>
-        <w:gridCol w:w="3389"/>
-        <w:gridCol w:w="3389"/>
-        <w:gridCol w:w="3389"/>
+        <w:gridCol w:w="4917"/>
+        <w:gridCol w:w="4917"/>
       </w:tblGrid>
       <w:tr>
-        <w:trPr>
-          <w:tblHeader w:val="true"/>
-        </w:trPr>
         <w:tc>
           <w:tcPr>
-            <w:tcW w:type="dxa" w:w="1512"/>
-            <w:shd w:fill="D9EAF7"/>
+            <w:tcW w:type="dxa" w:w="2088"/>
             <w:vAlign w:val="center"/>
             <w:tcMar>
-              <w:top w:w="80" w:type="dxa"/>
-              <w:start w:w="80" w:type="dxa"/>
-              <w:bottom w:w="80" w:type="dxa"/>
-              <w:end w:w="80" w:type="dxa"/>
+              <w:top w:w="70" w:type="dxa"/>
+              <w:start w:w="90" w:type="dxa"/>
+              <w:bottom w:w="70" w:type="dxa"/>
+              <w:end w:w="90" w:type="dxa"/>
             </w:tcMar>
+            <w:shd w:fill="183B56"/>
           </w:tcPr>
           <w:p>
+            <w:pPr>
+              <w:spacing w:after="0"/>
+              <w:jc w:val="center"/>
+            </w:pPr>
+            <w:r/>
             <w:r>
               <w:rPr>
+                <w:rFonts w:ascii="Arial" w:hAnsi="Arial"/>
                 <w:b/>
-                <w:sz w:val="18"/>
+                <w:color w:val="FFFFFF"/>
+                <w:sz w:val="17"/>
               </w:rPr>
-              <w:t>RQ</w:t>
+              <w:t>Hạng mục</w:t>
             </w:r>
           </w:p>
         </w:tc>
         <w:tc>
           <w:tcPr>
-            <w:tcW w:type="dxa" w:w="6552"/>
-            <w:shd w:fill="D9EAF7"/>
+            <w:tcW w:type="dxa" w:w="7560"/>
             <w:vAlign w:val="center"/>
             <w:tcMar>
-              <w:top w:w="80" w:type="dxa"/>
-              <w:start w:w="80" w:type="dxa"/>
-              <w:bottom w:w="80" w:type="dxa"/>
-              <w:end w:w="80" w:type="dxa"/>
+              <w:top w:w="70" w:type="dxa"/>
+              <w:start w:w="90" w:type="dxa"/>
+              <w:bottom w:w="70" w:type="dxa"/>
+              <w:end w:w="90" w:type="dxa"/>
             </w:tcMar>
+            <w:shd w:fill="183B56"/>
           </w:tcPr>
           <w:p>
+            <w:pPr>
+              <w:spacing w:after="0"/>
+              <w:jc w:val="center"/>
+            </w:pPr>
+            <w:r/>
             <w:r>
               <w:rPr>
+                <w:rFonts w:ascii="Arial" w:hAnsi="Arial"/>
                 <w:b/>
-                <w:sz w:val="18"/>
+                <w:color w:val="FFFFFF"/>
+                <w:sz w:val="17"/>
               </w:rPr>
-              <w:t>Câu hỏi nghiên cứu</w:t>
-            </w:r>
-          </w:p>
-        </w:tc>
-        <w:tc>
-          <w:tcPr>
-            <w:tcW w:type="dxa" w:w="2880"/>
-            <w:shd w:fill="D9EAF7"/>
-            <w:vAlign w:val="center"/>
-            <w:tcMar>
-              <w:top w:w="80" w:type="dxa"/>
-              <w:start w:w="80" w:type="dxa"/>
-              <w:bottom w:w="80" w:type="dxa"/>
-              <w:end w:w="80" w:type="dxa"/>
-            </w:tcMar>
-          </w:tcPr>
-          <w:p>
-            <w:r>
-              <w:rPr>
-                <w:b/>
-                <w:sz w:val="18"/>
-              </w:rPr>
-              <w:t>Đầu ra chính</w:t>
+              <w:t>Trạng thái ngắn</w:t>
             </w:r>
           </w:p>
         </w:tc>
@@ -202,70 +158,55 @@
       <w:tr>
         <w:tc>
           <w:tcPr>
-            <w:tcW w:type="dxa" w:w="1512"/>
+            <w:tcW w:type="dxa" w:w="2088"/>
             <w:vAlign w:val="center"/>
             <w:tcMar>
-              <w:top w:w="80" w:type="dxa"/>
-              <w:start w:w="80" w:type="dxa"/>
-              <w:bottom w:w="80" w:type="dxa"/>
-              <w:end w:w="80" w:type="dxa"/>
+              <w:top w:w="70" w:type="dxa"/>
+              <w:start w:w="90" w:type="dxa"/>
+              <w:bottom w:w="70" w:type="dxa"/>
+              <w:end w:w="90" w:type="dxa"/>
             </w:tcMar>
+            <w:shd w:fill="FFFFFF"/>
           </w:tcPr>
           <w:p>
             <w:pPr>
               <w:spacing w:after="0"/>
             </w:pPr>
+            <w:r/>
             <w:r>
               <w:rPr>
+                <w:rFonts w:ascii="Arial" w:hAnsi="Arial"/>
+                <w:b/>
                 <w:sz w:val="17"/>
               </w:rPr>
-              <w:t>RQ1 – Accuracy</w:t>
+              <w:t>Mô hình</w:t>
             </w:r>
           </w:p>
         </w:tc>
         <w:tc>
           <w:tcPr>
-            <w:tcW w:type="dxa" w:w="6552"/>
+            <w:tcW w:type="dxa" w:w="7560"/>
             <w:vAlign w:val="center"/>
             <w:tcMar>
-              <w:top w:w="80" w:type="dxa"/>
-              <w:start w:w="80" w:type="dxa"/>
-              <w:bottom w:w="80" w:type="dxa"/>
-              <w:end w:w="80" w:type="dxa"/>
+              <w:top w:w="70" w:type="dxa"/>
+              <w:start w:w="90" w:type="dxa"/>
+              <w:bottom w:w="70" w:type="dxa"/>
+              <w:end w:w="90" w:type="dxa"/>
             </w:tcMar>
+            <w:shd w:fill="FFFFFF"/>
           </w:tcPr>
           <w:p>
             <w:pPr>
               <w:spacing w:after="0"/>
             </w:pPr>
+            <w:r/>
             <w:r>
               <w:rPr>
+                <w:rFonts w:ascii="Arial" w:hAnsi="Arial"/>
+                <w:b w:val="0"/>
                 <w:sz w:val="17"/>
               </w:rPr>
-              <w:t>Các họ kiến trúc LiDAR detector khác nhau đạt độ chính xác như thế nào trên dữ liệu Boreas 128-beam?</w:t>
-            </w:r>
-          </w:p>
-        </w:tc>
-        <w:tc>
-          <w:tcPr>
-            <w:tcW w:type="dxa" w:w="2880"/>
-            <w:vAlign w:val="center"/>
-            <w:tcMar>
-              <w:top w:w="80" w:type="dxa"/>
-              <w:start w:w="80" w:type="dxa"/>
-              <w:bottom w:w="80" w:type="dxa"/>
-              <w:end w:w="80" w:type="dxa"/>
-            </w:tcMar>
-          </w:tcPr>
-          <w:p>
-            <w:pPr>
-              <w:spacing w:after="0"/>
-            </w:pPr>
-            <w:r>
-              <w:rPr>
-                <w:sz w:val="17"/>
-              </w:rPr>
-              <w:t>mAP, Car AP, Pedestrian AP, Cyclist AP</w:t>
+              <w:t>6 cấu hình: PointPillars, SECOND, CenterPoint, VoxelNeXt, PV-RCNN, PointPillars Lite</w:t>
             </w:r>
           </w:p>
         </w:tc>
@@ -273,70 +214,55 @@
       <w:tr>
         <w:tc>
           <w:tcPr>
-            <w:tcW w:type="dxa" w:w="1512"/>
+            <w:tcW w:type="dxa" w:w="2088"/>
             <w:vAlign w:val="center"/>
             <w:tcMar>
-              <w:top w:w="80" w:type="dxa"/>
-              <w:start w:w="80" w:type="dxa"/>
-              <w:bottom w:w="80" w:type="dxa"/>
-              <w:end w:w="80" w:type="dxa"/>
+              <w:top w:w="70" w:type="dxa"/>
+              <w:start w:w="90" w:type="dxa"/>
+              <w:bottom w:w="70" w:type="dxa"/>
+              <w:end w:w="90" w:type="dxa"/>
             </w:tcMar>
+            <w:shd w:fill="F5F7F8"/>
           </w:tcPr>
           <w:p>
             <w:pPr>
               <w:spacing w:after="0"/>
             </w:pPr>
+            <w:r/>
             <w:r>
               <w:rPr>
+                <w:rFonts w:ascii="Arial" w:hAnsi="Arial"/>
+                <w:b/>
                 <w:sz w:val="17"/>
               </w:rPr>
-              <w:t>RQ2 – Efficiency</w:t>
+              <w:t>Dữ liệu</w:t>
             </w:r>
           </w:p>
         </w:tc>
         <w:tc>
           <w:tcPr>
-            <w:tcW w:type="dxa" w:w="6552"/>
+            <w:tcW w:type="dxa" w:w="7560"/>
             <w:vAlign w:val="center"/>
             <w:tcMar>
-              <w:top w:w="80" w:type="dxa"/>
-              <w:start w:w="80" w:type="dxa"/>
-              <w:bottom w:w="80" w:type="dxa"/>
-              <w:end w:w="80" w:type="dxa"/>
+              <w:top w:w="70" w:type="dxa"/>
+              <w:start w:w="90" w:type="dxa"/>
+              <w:bottom w:w="70" w:type="dxa"/>
+              <w:end w:w="90" w:type="dxa"/>
             </w:tcMar>
+            <w:shd w:fill="F5F7F8"/>
           </w:tcPr>
           <w:p>
             <w:pPr>
               <w:spacing w:after="0"/>
             </w:pPr>
+            <w:r/>
             <w:r>
               <w:rPr>
+                <w:rFonts w:ascii="Arial" w:hAnsi="Arial"/>
+                <w:b w:val="0"/>
                 <w:sz w:val="17"/>
               </w:rPr>
-              <w:t>Chi phí tính toán cần thiết để đạt độ chính xác đó là bao nhiêu trên cùng phần cứng và protocol?</w:t>
-            </w:r>
-          </w:p>
-        </w:tc>
-        <w:tc>
-          <w:tcPr>
-            <w:tcW w:type="dxa" w:w="2880"/>
-            <w:vAlign w:val="center"/>
-            <w:tcMar>
-              <w:top w:w="80" w:type="dxa"/>
-              <w:start w:w="80" w:type="dxa"/>
-              <w:bottom w:w="80" w:type="dxa"/>
-              <w:end w:w="80" w:type="dxa"/>
-            </w:tcMar>
-          </w:tcPr>
-          <w:p>
-            <w:pPr>
-              <w:spacing w:after="0"/>
-            </w:pPr>
-            <w:r>
-              <w:rPr>
-                <w:sz w:val="17"/>
-              </w:rPr>
-              <w:t>Params, latency mean/p50/p95, FPS, peak GPU memory, training GPU-hours</w:t>
+              <w:t>Boreas-Objects-V1; 3.607 train, 1.326 validation; nhãn sunny-condition</w:t>
             </w:r>
           </w:p>
         </w:tc>
@@ -344,70 +270,55 @@
       <w:tr>
         <w:tc>
           <w:tcPr>
-            <w:tcW w:type="dxa" w:w="1512"/>
+            <w:tcW w:type="dxa" w:w="2088"/>
             <w:vAlign w:val="center"/>
             <w:tcMar>
-              <w:top w:w="80" w:type="dxa"/>
-              <w:start w:w="80" w:type="dxa"/>
-              <w:bottom w:w="80" w:type="dxa"/>
-              <w:end w:w="80" w:type="dxa"/>
+              <w:top w:w="70" w:type="dxa"/>
+              <w:start w:w="90" w:type="dxa"/>
+              <w:bottom w:w="70" w:type="dxa"/>
+              <w:end w:w="90" w:type="dxa"/>
             </w:tcMar>
+            <w:shd w:fill="FFFFFF"/>
           </w:tcPr>
           <w:p>
             <w:pPr>
               <w:spacing w:after="0"/>
             </w:pPr>
+            <w:r/>
             <w:r>
               <w:rPr>
+                <w:rFonts w:ascii="Arial" w:hAnsi="Arial"/>
+                <w:b/>
                 <w:sz w:val="17"/>
               </w:rPr>
-              <w:t>RQ3 – Range robustness</w:t>
+              <w:t>Kết quả chính</w:t>
             </w:r>
           </w:p>
         </w:tc>
         <w:tc>
           <w:tcPr>
-            <w:tcW w:type="dxa" w:w="6552"/>
+            <w:tcW w:type="dxa" w:w="7560"/>
             <w:vAlign w:val="center"/>
             <w:tcMar>
-              <w:top w:w="80" w:type="dxa"/>
-              <w:start w:w="80" w:type="dxa"/>
-              <w:bottom w:w="80" w:type="dxa"/>
-              <w:end w:w="80" w:type="dxa"/>
+              <w:top w:w="70" w:type="dxa"/>
+              <w:start w:w="90" w:type="dxa"/>
+              <w:bottom w:w="70" w:type="dxa"/>
+              <w:end w:w="90" w:type="dxa"/>
             </w:tcMar>
+            <w:shd w:fill="FFFFFF"/>
           </w:tcPr>
           <w:p>
             <w:pPr>
               <w:spacing w:after="0"/>
             </w:pPr>
+            <w:r/>
             <w:r>
               <w:rPr>
+                <w:rFonts w:ascii="Arial" w:hAnsi="Arial"/>
+                <w:b w:val="0"/>
                 <w:sz w:val="17"/>
               </w:rPr>
-              <w:t>Các kiến trúc suy giảm khác nhau thế nào khi khoảng cách vật thể tăng?</w:t>
-            </w:r>
-          </w:p>
-        </w:tc>
-        <w:tc>
-          <w:tcPr>
-            <w:tcW w:type="dxa" w:w="2880"/>
-            <w:vAlign w:val="center"/>
-            <w:tcMar>
-              <w:top w:w="80" w:type="dxa"/>
-              <w:start w:w="80" w:type="dxa"/>
-              <w:bottom w:w="80" w:type="dxa"/>
-              <w:end w:w="80" w:type="dxa"/>
-            </w:tcMar>
-          </w:tcPr>
-          <w:p>
-            <w:pPr>
-              <w:spacing w:after="0"/>
-            </w:pPr>
-            <w:r>
-              <w:rPr>
-                <w:sz w:val="17"/>
-              </w:rPr>
-              <w:t>AP tại 0–20 m, 20–40 m, 40–60 m, &gt;60 m; độ suy giảm theo range</w:t>
+              <w:t>Seed 42, checkpoint epoch 80; local 3D AP40 và FP32 profiling</w:t>
             </w:r>
           </w:p>
         </w:tc>
@@ -415,70 +326,111 @@
       <w:tr>
         <w:tc>
           <w:tcPr>
-            <w:tcW w:type="dxa" w:w="1512"/>
+            <w:tcW w:type="dxa" w:w="2088"/>
             <w:vAlign w:val="center"/>
             <w:tcMar>
-              <w:top w:w="80" w:type="dxa"/>
-              <w:start w:w="80" w:type="dxa"/>
-              <w:bottom w:w="80" w:type="dxa"/>
-              <w:end w:w="80" w:type="dxa"/>
+              <w:top w:w="70" w:type="dxa"/>
+              <w:start w:w="90" w:type="dxa"/>
+              <w:bottom w:w="70" w:type="dxa"/>
+              <w:end w:w="90" w:type="dxa"/>
             </w:tcMar>
+            <w:shd w:fill="F5F7F8"/>
           </w:tcPr>
           <w:p>
             <w:pPr>
               <w:spacing w:after="0"/>
             </w:pPr>
+            <w:r/>
             <w:r>
               <w:rPr>
+                <w:rFonts w:ascii="Arial" w:hAnsi="Arial"/>
+                <w:b/>
                 <w:sz w:val="17"/>
               </w:rPr>
-              <w:t>RQ4 – Beam sparsity robustness</w:t>
+              <w:t>Sparsity</w:t>
             </w:r>
           </w:p>
         </w:tc>
         <w:tc>
           <w:tcPr>
-            <w:tcW w:type="dxa" w:w="6552"/>
+            <w:tcW w:type="dxa" w:w="7560"/>
             <w:vAlign w:val="center"/>
             <w:tcMar>
-              <w:top w:w="80" w:type="dxa"/>
-              <w:start w:w="80" w:type="dxa"/>
-              <w:bottom w:w="80" w:type="dxa"/>
-              <w:end w:w="80" w:type="dxa"/>
+              <w:top w:w="70" w:type="dxa"/>
+              <w:start w:w="90" w:type="dxa"/>
+              <w:bottom w:w="70" w:type="dxa"/>
+              <w:end w:w="90" w:type="dxa"/>
             </w:tcMar>
+            <w:shd w:fill="F5F7F8"/>
           </w:tcPr>
           <w:p>
             <w:pPr>
               <w:spacing w:after="0"/>
             </w:pPr>
+            <w:r/>
             <w:r>
               <w:rPr>
+                <w:rFonts w:ascii="Arial" w:hAnsi="Arial"/>
+                <w:b w:val="0"/>
                 <w:sz w:val="17"/>
               </w:rPr>
-              <w:t>Thứ hạng model có được giữ nguyên khi LiDAR 128-beam bị giảm còn 64/32/16 beam hay không?</w:t>
+              <w:t>Modulo 128/64/32/16; VLP-16/VLP-32C elevation matching; multiphase đang chờ</w:t>
+            </w:r>
+          </w:p>
+        </w:tc>
+      </w:tr>
+      <w:tr>
+        <w:tc>
+          <w:tcPr>
+            <w:tcW w:type="dxa" w:w="2088"/>
+            <w:vAlign w:val="center"/>
+            <w:tcMar>
+              <w:top w:w="70" w:type="dxa"/>
+              <w:start w:w="90" w:type="dxa"/>
+              <w:bottom w:w="70" w:type="dxa"/>
+              <w:end w:w="90" w:type="dxa"/>
+            </w:tcMar>
+            <w:shd w:fill="FFFFFF"/>
+          </w:tcPr>
+          <w:p>
+            <w:pPr>
+              <w:spacing w:after="0"/>
+            </w:pPr>
+            <w:r/>
+            <w:r>
+              <w:rPr>
+                <w:rFonts w:ascii="Arial" w:hAnsi="Arial"/>
+                <w:b/>
+                <w:sz w:val="17"/>
+              </w:rPr>
+              <w:t>Giới hạn chính</w:t>
             </w:r>
           </w:p>
         </w:tc>
         <w:tc>
           <w:tcPr>
-            <w:tcW w:type="dxa" w:w="2880"/>
+            <w:tcW w:type="dxa" w:w="7560"/>
             <w:vAlign w:val="center"/>
             <w:tcMar>
-              <w:top w:w="80" w:type="dxa"/>
-              <w:start w:w="80" w:type="dxa"/>
-              <w:bottom w:w="80" w:type="dxa"/>
-              <w:end w:w="80" w:type="dxa"/>
+              <w:top w:w="70" w:type="dxa"/>
+              <w:start w:w="90" w:type="dxa"/>
+              <w:bottom w:w="70" w:type="dxa"/>
+              <w:end w:w="90" w:type="dxa"/>
             </w:tcMar>
+            <w:shd w:fill="FFFFFF"/>
           </w:tcPr>
           <w:p>
             <w:pPr>
               <w:spacing w:after="0"/>
             </w:pPr>
+            <w:r/>
             <w:r>
               <w:rPr>
+                <w:rFonts w:ascii="Arial" w:hAnsi="Arial"/>
+                <w:b w:val="0"/>
                 <w:sz w:val="17"/>
               </w:rPr>
-              <w:t>AP128/AP64/AP32/AP16, relative degradation, ranking stability</w:t>
+              <w:t>Một checkpoint/cấu hình; local split; không phải official Boreas test; không mô phỏng đầy đủ cảm biến vật lý</w:t>
             </w:r>
           </w:p>
         </w:tc>
@@ -494,7 +446,12 @@
         <w:pStyle w:val="Heading1"/>
       </w:pPr>
       <w:r>
-        <w:t>3. Các model và lý do lựa chọn</w:t>
+        <w:t>1. Mục tiêu và câu hỏi nghiên cứu</w:t>
+      </w:r>
+    </w:p>
+    <w:p>
+      <w:r>
+        <w:t>Dự án so sánh sáu cấu hình LiDAR-only trong cùng dữ liệu, evaluator và phần cứng. Mục tiêu là mô tả trade-off thực tế giữa độ chính xác, chi phí suy luận, khoảng cách và độ thưa theo phương đứng; không tuyên bố một kiến trúc luôn tốt nhất trong mọi điều kiện.</w:t>
       </w:r>
     </w:p>
     <w:tbl>
@@ -502,80 +459,99 @@
         <w:tblStyle w:val="TableGrid"/>
         <w:tblW w:type="auto" w:w="0"/>
         <w:jc w:val="center"/>
+        <w:tblLayout w:type="fixed"/>
         <w:tblLook w:firstColumn="1" w:firstRow="1" w:lastColumn="0" w:lastRow="0" w:noHBand="0" w:noVBand="1" w:val="04A0"/>
       </w:tblPr>
       <w:tblGrid>
-        <w:gridCol w:w="3389"/>
-        <w:gridCol w:w="3389"/>
-        <w:gridCol w:w="3389"/>
+        <w:gridCol w:w="3278"/>
+        <w:gridCol w:w="3278"/>
+        <w:gridCol w:w="3278"/>
       </w:tblGrid>
       <w:tr>
-        <w:trPr>
-          <w:tblHeader w:val="true"/>
-        </w:trPr>
         <w:tc>
           <w:tcPr>
-            <w:tcW w:type="dxa" w:w="1944"/>
-            <w:shd w:fill="D9EAF7"/>
+            <w:tcW w:type="dxa" w:w="792"/>
             <w:vAlign w:val="center"/>
             <w:tcMar>
-              <w:top w:w="80" w:type="dxa"/>
-              <w:start w:w="80" w:type="dxa"/>
-              <w:bottom w:w="80" w:type="dxa"/>
-              <w:end w:w="80" w:type="dxa"/>
+              <w:top w:w="70" w:type="dxa"/>
+              <w:start w:w="90" w:type="dxa"/>
+              <w:bottom w:w="70" w:type="dxa"/>
+              <w:end w:w="90" w:type="dxa"/>
             </w:tcMar>
+            <w:shd w:fill="183B56"/>
           </w:tcPr>
           <w:p>
+            <w:pPr>
+              <w:spacing w:after="0"/>
+              <w:jc w:val="center"/>
+            </w:pPr>
+            <w:r/>
             <w:r>
               <w:rPr>
+                <w:rFonts w:ascii="Arial" w:hAnsi="Arial"/>
                 <w:b/>
-                <w:sz w:val="18"/>
+                <w:color w:val="FFFFFF"/>
+                <w:sz w:val="17"/>
               </w:rPr>
-              <w:t>Model</w:t>
+              <w:t>RQ</w:t>
             </w:r>
           </w:p>
         </w:tc>
         <w:tc>
           <w:tcPr>
-            <w:tcW w:type="dxa" w:w="2880"/>
-            <w:shd w:fill="D9EAF7"/>
+            <w:tcW w:type="dxa" w:w="4824"/>
             <w:vAlign w:val="center"/>
             <w:tcMar>
-              <w:top w:w="80" w:type="dxa"/>
-              <w:start w:w="80" w:type="dxa"/>
-              <w:bottom w:w="80" w:type="dxa"/>
-              <w:end w:w="80" w:type="dxa"/>
+              <w:top w:w="70" w:type="dxa"/>
+              <w:start w:w="90" w:type="dxa"/>
+              <w:bottom w:w="70" w:type="dxa"/>
+              <w:end w:w="90" w:type="dxa"/>
             </w:tcMar>
+            <w:shd w:fill="183B56"/>
           </w:tcPr>
           <w:p>
+            <w:pPr>
+              <w:spacing w:after="0"/>
+              <w:jc w:val="center"/>
+            </w:pPr>
+            <w:r/>
             <w:r>
               <w:rPr>
+                <w:rFonts w:ascii="Arial" w:hAnsi="Arial"/>
                 <w:b/>
-                <w:sz w:val="18"/>
+                <w:color w:val="FFFFFF"/>
+                <w:sz w:val="17"/>
               </w:rPr>
-              <w:t>Họ kiến trúc</w:t>
+              <w:t>Câu hỏi</w:t>
             </w:r>
           </w:p>
         </w:tc>
         <w:tc>
           <w:tcPr>
-            <w:tcW w:type="dxa" w:w="6192"/>
-            <w:shd w:fill="D9EAF7"/>
+            <w:tcW w:type="dxa" w:w="4032"/>
             <w:vAlign w:val="center"/>
             <w:tcMar>
-              <w:top w:w="80" w:type="dxa"/>
-              <w:start w:w="80" w:type="dxa"/>
-              <w:bottom w:w="80" w:type="dxa"/>
-              <w:end w:w="80" w:type="dxa"/>
+              <w:top w:w="70" w:type="dxa"/>
+              <w:start w:w="90" w:type="dxa"/>
+              <w:bottom w:w="70" w:type="dxa"/>
+              <w:end w:w="90" w:type="dxa"/>
             </w:tcMar>
+            <w:shd w:fill="183B56"/>
           </w:tcPr>
           <w:p>
+            <w:pPr>
+              <w:spacing w:after="0"/>
+              <w:jc w:val="center"/>
+            </w:pPr>
+            <w:r/>
             <w:r>
               <w:rPr>
+                <w:rFonts w:ascii="Arial" w:hAnsi="Arial"/>
                 <w:b/>
-                <w:sz w:val="18"/>
+                <w:color w:val="FFFFFF"/>
+                <w:sz w:val="17"/>
               </w:rPr>
-              <w:t>Vai trò trong benchmark</w:t>
+              <w:t>Đầu ra chính</w:t>
             </w:r>
           </w:p>
         </w:tc>
@@ -583,70 +559,82 @@
       <w:tr>
         <w:tc>
           <w:tcPr>
-            <w:tcW w:type="dxa" w:w="1944"/>
+            <w:tcW w:type="dxa" w:w="792"/>
             <w:vAlign w:val="center"/>
             <w:tcMar>
-              <w:top w:w="80" w:type="dxa"/>
-              <w:start w:w="80" w:type="dxa"/>
-              <w:bottom w:w="80" w:type="dxa"/>
-              <w:end w:w="80" w:type="dxa"/>
+              <w:top w:w="70" w:type="dxa"/>
+              <w:start w:w="90" w:type="dxa"/>
+              <w:bottom w:w="70" w:type="dxa"/>
+              <w:end w:w="90" w:type="dxa"/>
             </w:tcMar>
+            <w:shd w:fill="FFFFFF"/>
           </w:tcPr>
           <w:p>
             <w:pPr>
               <w:spacing w:after="0"/>
             </w:pPr>
+            <w:r/>
             <w:r>
               <w:rPr>
+                <w:rFonts w:ascii="Arial" w:hAnsi="Arial"/>
+                <w:b/>
                 <w:sz w:val="17"/>
               </w:rPr>
-              <w:t>PointPillars</w:t>
+              <w:t>RQ1</w:t>
             </w:r>
           </w:p>
         </w:tc>
         <w:tc>
           <w:tcPr>
-            <w:tcW w:type="dxa" w:w="2880"/>
+            <w:tcW w:type="dxa" w:w="4824"/>
             <w:vAlign w:val="center"/>
             <w:tcMar>
-              <w:top w:w="80" w:type="dxa"/>
-              <w:start w:w="80" w:type="dxa"/>
-              <w:bottom w:w="80" w:type="dxa"/>
-              <w:end w:w="80" w:type="dxa"/>
+              <w:top w:w="70" w:type="dxa"/>
+              <w:start w:w="90" w:type="dxa"/>
+              <w:bottom w:w="70" w:type="dxa"/>
+              <w:end w:w="90" w:type="dxa"/>
             </w:tcMar>
+            <w:shd w:fill="FFFFFF"/>
           </w:tcPr>
           <w:p>
             <w:pPr>
               <w:spacing w:after="0"/>
             </w:pPr>
+            <w:r/>
             <w:r>
               <w:rPr>
+                <w:rFonts w:ascii="Arial" w:hAnsi="Arial"/>
+                <w:b w:val="0"/>
                 <w:sz w:val="17"/>
               </w:rPr>
-              <w:t>Pillar-based</w:t>
+              <w:t>Độ chính xác tổng thể và theo lớp?</w:t>
             </w:r>
           </w:p>
         </w:tc>
         <w:tc>
           <w:tcPr>
-            <w:tcW w:type="dxa" w:w="6192"/>
+            <w:tcW w:type="dxa" w:w="4032"/>
             <w:vAlign w:val="center"/>
             <w:tcMar>
-              <w:top w:w="80" w:type="dxa"/>
-              <w:start w:w="80" w:type="dxa"/>
-              <w:bottom w:w="80" w:type="dxa"/>
-              <w:end w:w="80" w:type="dxa"/>
+              <w:top w:w="70" w:type="dxa"/>
+              <w:start w:w="90" w:type="dxa"/>
+              <w:bottom w:w="70" w:type="dxa"/>
+              <w:end w:w="90" w:type="dxa"/>
             </w:tcMar>
+            <w:shd w:fill="FFFFFF"/>
           </w:tcPr>
           <w:p>
             <w:pPr>
               <w:spacing w:after="0"/>
             </w:pPr>
+            <w:r/>
             <w:r>
               <w:rPr>
+                <w:rFonts w:ascii="Arial" w:hAnsi="Arial"/>
+                <w:b w:val="0"/>
                 <w:sz w:val="17"/>
               </w:rPr>
-              <w:t>Baseline nhẹ, tốc độ cao, đại diện pillar representation</w:t>
+              <w:t>Car/Pedestrian/Cyclist AP40; mAP40</w:t>
             </w:r>
           </w:p>
         </w:tc>
@@ -654,70 +642,82 @@
       <w:tr>
         <w:tc>
           <w:tcPr>
-            <w:tcW w:type="dxa" w:w="1944"/>
+            <w:tcW w:type="dxa" w:w="792"/>
             <w:vAlign w:val="center"/>
             <w:tcMar>
-              <w:top w:w="80" w:type="dxa"/>
-              <w:start w:w="80" w:type="dxa"/>
-              <w:bottom w:w="80" w:type="dxa"/>
-              <w:end w:w="80" w:type="dxa"/>
+              <w:top w:w="70" w:type="dxa"/>
+              <w:start w:w="90" w:type="dxa"/>
+              <w:bottom w:w="70" w:type="dxa"/>
+              <w:end w:w="90" w:type="dxa"/>
             </w:tcMar>
+            <w:shd w:fill="F5F7F8"/>
           </w:tcPr>
           <w:p>
             <w:pPr>
               <w:spacing w:after="0"/>
             </w:pPr>
+            <w:r/>
             <w:r>
               <w:rPr>
+                <w:rFonts w:ascii="Arial" w:hAnsi="Arial"/>
+                <w:b/>
                 <w:sz w:val="17"/>
               </w:rPr>
-              <w:t>SECOND</w:t>
+              <w:t>RQ2</w:t>
             </w:r>
           </w:p>
         </w:tc>
         <w:tc>
           <w:tcPr>
-            <w:tcW w:type="dxa" w:w="2880"/>
+            <w:tcW w:type="dxa" w:w="4824"/>
             <w:vAlign w:val="center"/>
             <w:tcMar>
-              <w:top w:w="80" w:type="dxa"/>
-              <w:start w:w="80" w:type="dxa"/>
-              <w:bottom w:w="80" w:type="dxa"/>
-              <w:end w:w="80" w:type="dxa"/>
+              <w:top w:w="70" w:type="dxa"/>
+              <w:start w:w="90" w:type="dxa"/>
+              <w:bottom w:w="70" w:type="dxa"/>
+              <w:end w:w="90" w:type="dxa"/>
             </w:tcMar>
+            <w:shd w:fill="F5F7F8"/>
           </w:tcPr>
           <w:p>
             <w:pPr>
               <w:spacing w:after="0"/>
             </w:pPr>
+            <w:r/>
             <w:r>
               <w:rPr>
+                <w:rFonts w:ascii="Arial" w:hAnsi="Arial"/>
+                <w:b w:val="0"/>
                 <w:sz w:val="17"/>
               </w:rPr>
-              <w:t>Sparse voxel CNN</w:t>
+              <w:t>Chi phí suy luận trên cùng GPU?</w:t>
             </w:r>
           </w:p>
         </w:tc>
         <w:tc>
           <w:tcPr>
-            <w:tcW w:type="dxa" w:w="6192"/>
+            <w:tcW w:type="dxa" w:w="4032"/>
             <w:vAlign w:val="center"/>
             <w:tcMar>
-              <w:top w:w="80" w:type="dxa"/>
-              <w:start w:w="80" w:type="dxa"/>
-              <w:bottom w:w="80" w:type="dxa"/>
-              <w:end w:w="80" w:type="dxa"/>
+              <w:top w:w="70" w:type="dxa"/>
+              <w:start w:w="90" w:type="dxa"/>
+              <w:bottom w:w="70" w:type="dxa"/>
+              <w:end w:w="90" w:type="dxa"/>
             </w:tcMar>
+            <w:shd w:fill="F5F7F8"/>
           </w:tcPr>
           <w:p>
             <w:pPr>
               <w:spacing w:after="0"/>
             </w:pPr>
+            <w:r/>
             <w:r>
               <w:rPr>
+                <w:rFonts w:ascii="Arial" w:hAnsi="Arial"/>
+                <w:b w:val="0"/>
                 <w:sz w:val="17"/>
               </w:rPr>
-              <w:t>Baseline voxel cổ điển và rất phổ biến</w:t>
+              <w:t>Latency mean/p50/p95; FPS; memory; params</w:t>
             </w:r>
           </w:p>
         </w:tc>
@@ -725,70 +725,82 @@
       <w:tr>
         <w:tc>
           <w:tcPr>
-            <w:tcW w:type="dxa" w:w="1944"/>
+            <w:tcW w:type="dxa" w:w="792"/>
             <w:vAlign w:val="center"/>
             <w:tcMar>
-              <w:top w:w="80" w:type="dxa"/>
-              <w:start w:w="80" w:type="dxa"/>
-              <w:bottom w:w="80" w:type="dxa"/>
-              <w:end w:w="80" w:type="dxa"/>
+              <w:top w:w="70" w:type="dxa"/>
+              <w:start w:w="90" w:type="dxa"/>
+              <w:bottom w:w="70" w:type="dxa"/>
+              <w:end w:w="90" w:type="dxa"/>
             </w:tcMar>
+            <w:shd w:fill="FFFFFF"/>
           </w:tcPr>
           <w:p>
             <w:pPr>
               <w:spacing w:after="0"/>
             </w:pPr>
+            <w:r/>
             <w:r>
               <w:rPr>
+                <w:rFonts w:ascii="Arial" w:hAnsi="Arial"/>
+                <w:b/>
                 <w:sz w:val="17"/>
               </w:rPr>
-              <w:t>CenterPoint</w:t>
+              <w:t>RQ3</w:t>
             </w:r>
           </w:p>
         </w:tc>
         <w:tc>
           <w:tcPr>
-            <w:tcW w:type="dxa" w:w="2880"/>
+            <w:tcW w:type="dxa" w:w="4824"/>
             <w:vAlign w:val="center"/>
             <w:tcMar>
-              <w:top w:w="80" w:type="dxa"/>
-              <w:start w:w="80" w:type="dxa"/>
-              <w:bottom w:w="80" w:type="dxa"/>
-              <w:end w:w="80" w:type="dxa"/>
+              <w:top w:w="70" w:type="dxa"/>
+              <w:start w:w="90" w:type="dxa"/>
+              <w:bottom w:w="70" w:type="dxa"/>
+              <w:end w:w="90" w:type="dxa"/>
             </w:tcMar>
+            <w:shd w:fill="FFFFFF"/>
           </w:tcPr>
           <w:p>
             <w:pPr>
               <w:spacing w:after="0"/>
             </w:pPr>
+            <w:r/>
             <w:r>
               <w:rPr>
+                <w:rFonts w:ascii="Arial" w:hAnsi="Arial"/>
+                <w:b w:val="0"/>
                 <w:sz w:val="17"/>
               </w:rPr>
-              <w:t>Center-based BEV detector</w:t>
+              <w:t>Hiệu năng thay đổi theo khoảng cách và số điểm?</w:t>
             </w:r>
           </w:p>
         </w:tc>
         <w:tc>
           <w:tcPr>
-            <w:tcW w:type="dxa" w:w="6192"/>
+            <w:tcW w:type="dxa" w:w="4032"/>
             <w:vAlign w:val="center"/>
             <w:tcMar>
-              <w:top w:w="80" w:type="dxa"/>
-              <w:start w:w="80" w:type="dxa"/>
-              <w:bottom w:w="80" w:type="dxa"/>
-              <w:end w:w="80" w:type="dxa"/>
+              <w:top w:w="70" w:type="dxa"/>
+              <w:start w:w="90" w:type="dxa"/>
+              <w:bottom w:w="70" w:type="dxa"/>
+              <w:end w:w="90" w:type="dxa"/>
             </w:tcMar>
+            <w:shd w:fill="FFFFFF"/>
           </w:tcPr>
           <w:p>
             <w:pPr>
               <w:spacing w:after="0"/>
             </w:pPr>
+            <w:r/>
             <w:r>
               <w:rPr>
+                <w:rFonts w:ascii="Arial" w:hAnsi="Arial"/>
+                <w:b w:val="0"/>
                 <w:sz w:val="17"/>
               </w:rPr>
-              <w:t>Đại diện detector anchor-free/center-based mạnh</w:t>
+              <w:t>Range AP; recall theo fixed point-count cohort</w:t>
             </w:r>
           </w:p>
         </w:tc>
@@ -796,212 +808,82 @@
       <w:tr>
         <w:tc>
           <w:tcPr>
-            <w:tcW w:type="dxa" w:w="1944"/>
+            <w:tcW w:type="dxa" w:w="792"/>
             <w:vAlign w:val="center"/>
             <w:tcMar>
-              <w:top w:w="80" w:type="dxa"/>
-              <w:start w:w="80" w:type="dxa"/>
-              <w:bottom w:w="80" w:type="dxa"/>
-              <w:end w:w="80" w:type="dxa"/>
+              <w:top w:w="70" w:type="dxa"/>
+              <w:start w:w="90" w:type="dxa"/>
+              <w:bottom w:w="70" w:type="dxa"/>
+              <w:end w:w="90" w:type="dxa"/>
             </w:tcMar>
+            <w:shd w:fill="F5F7F8"/>
           </w:tcPr>
           <w:p>
             <w:pPr>
               <w:spacing w:after="0"/>
             </w:pPr>
+            <w:r/>
             <w:r>
               <w:rPr>
+                <w:rFonts w:ascii="Arial" w:hAnsi="Arial"/>
+                <w:b/>
                 <w:sz w:val="17"/>
               </w:rPr>
-              <w:t>VoxelNeXt</w:t>
+              <w:t>RQ4</w:t>
             </w:r>
           </w:p>
         </w:tc>
         <w:tc>
           <w:tcPr>
-            <w:tcW w:type="dxa" w:w="2880"/>
+            <w:tcW w:type="dxa" w:w="4824"/>
             <w:vAlign w:val="center"/>
             <w:tcMar>
-              <w:top w:w="80" w:type="dxa"/>
-              <w:start w:w="80" w:type="dxa"/>
-              <w:bottom w:w="80" w:type="dxa"/>
-              <w:end w:w="80" w:type="dxa"/>
+              <w:top w:w="70" w:type="dxa"/>
+              <w:start w:w="90" w:type="dxa"/>
+              <w:bottom w:w="70" w:type="dxa"/>
+              <w:end w:w="90" w:type="dxa"/>
             </w:tcMar>
+            <w:shd w:fill="F5F7F8"/>
           </w:tcPr>
           <w:p>
             <w:pPr>
               <w:spacing w:after="0"/>
             </w:pPr>
+            <w:r/>
             <w:r>
               <w:rPr>
+                <w:rFonts w:ascii="Arial" w:hAnsi="Arial"/>
+                <w:b w:val="0"/>
                 <w:sz w:val="17"/>
               </w:rPr>
-              <w:t>Fully sparse voxel</w:t>
+              <w:t>Mô hình nhạy thế nào với giảm tia và bố trí góc?</w:t>
             </w:r>
           </w:p>
         </w:tc>
         <w:tc>
           <w:tcPr>
-            <w:tcW w:type="dxa" w:w="6192"/>
+            <w:tcW w:type="dxa" w:w="4032"/>
             <w:vAlign w:val="center"/>
             <w:tcMar>
-              <w:top w:w="80" w:type="dxa"/>
-              <w:start w:w="80" w:type="dxa"/>
-              <w:bottom w:w="80" w:type="dxa"/>
-              <w:end w:w="80" w:type="dxa"/>
+              <w:top w:w="70" w:type="dxa"/>
+              <w:start w:w="90" w:type="dxa"/>
+              <w:bottom w:w="70" w:type="dxa"/>
+              <w:end w:w="90" w:type="dxa"/>
             </w:tcMar>
+            <w:shd w:fill="F5F7F8"/>
           </w:tcPr>
           <w:p>
             <w:pPr>
               <w:spacing w:after="0"/>
             </w:pPr>
+            <w:r/>
             <w:r>
               <w:rPr>
+                <w:rFonts w:ascii="Arial" w:hAnsi="Arial"/>
+                <w:b w:val="0"/>
                 <w:sz w:val="17"/>
               </w:rPr>
-              <w:t>Đại diện hướng fully sparse hiện đại</w:t>
-            </w:r>
-          </w:p>
-        </w:tc>
-      </w:tr>
-      <w:tr>
-        <w:tc>
-          <w:tcPr>
-            <w:tcW w:type="dxa" w:w="1944"/>
-            <w:vAlign w:val="center"/>
-            <w:tcMar>
-              <w:top w:w="80" w:type="dxa"/>
-              <w:start w:w="80" w:type="dxa"/>
-              <w:bottom w:w="80" w:type="dxa"/>
-              <w:end w:w="80" w:type="dxa"/>
-            </w:tcMar>
-          </w:tcPr>
-          <w:p>
-            <w:pPr>
-              <w:spacing w:after="0"/>
-            </w:pPr>
-            <w:r>
-              <w:rPr>
-                <w:sz w:val="17"/>
-              </w:rPr>
-              <w:t>PV-RCNN</w:t>
-            </w:r>
-          </w:p>
-        </w:tc>
-        <w:tc>
-          <w:tcPr>
-            <w:tcW w:type="dxa" w:w="2880"/>
-            <w:vAlign w:val="center"/>
-            <w:tcMar>
-              <w:top w:w="80" w:type="dxa"/>
-              <w:start w:w="80" w:type="dxa"/>
-              <w:bottom w:w="80" w:type="dxa"/>
-              <w:end w:w="80" w:type="dxa"/>
-            </w:tcMar>
-          </w:tcPr>
-          <w:p>
-            <w:pPr>
-              <w:spacing w:after="0"/>
-            </w:pPr>
-            <w:r>
-              <w:rPr>
-                <w:sz w:val="17"/>
-              </w:rPr>
-              <w:t>Voxel + point, two-stage</w:t>
-            </w:r>
-          </w:p>
-        </w:tc>
-        <w:tc>
-          <w:tcPr>
-            <w:tcW w:type="dxa" w:w="6192"/>
-            <w:vAlign w:val="center"/>
-            <w:tcMar>
-              <w:top w:w="80" w:type="dxa"/>
-              <w:start w:w="80" w:type="dxa"/>
-              <w:bottom w:w="80" w:type="dxa"/>
-              <w:end w:w="80" w:type="dxa"/>
-            </w:tcMar>
-          </w:tcPr>
-          <w:p>
-            <w:pPr>
-              <w:spacing w:after="0"/>
-            </w:pPr>
-            <w:r>
-              <w:rPr>
-                <w:sz w:val="17"/>
-              </w:rPr>
-              <w:t>Đại diện kiến trúc hai giai đoạn có point refinement</w:t>
-            </w:r>
-          </w:p>
-        </w:tc>
-      </w:tr>
-      <w:tr>
-        <w:tc>
-          <w:tcPr>
-            <w:tcW w:type="dxa" w:w="1944"/>
-            <w:vAlign w:val="center"/>
-            <w:tcMar>
-              <w:top w:w="80" w:type="dxa"/>
-              <w:start w:w="80" w:type="dxa"/>
-              <w:bottom w:w="80" w:type="dxa"/>
-              <w:end w:w="80" w:type="dxa"/>
-            </w:tcMar>
-          </w:tcPr>
-          <w:p>
-            <w:pPr>
-              <w:spacing w:after="0"/>
-            </w:pPr>
-            <w:r>
-              <w:rPr>
-                <w:sz w:val="17"/>
-              </w:rPr>
-              <w:t>Lightweight baseline</w:t>
-            </w:r>
-          </w:p>
-        </w:tc>
-        <w:tc>
-          <w:tcPr>
-            <w:tcW w:type="dxa" w:w="2880"/>
-            <w:vAlign w:val="center"/>
-            <w:tcMar>
-              <w:top w:w="80" w:type="dxa"/>
-              <w:start w:w="80" w:type="dxa"/>
-              <w:bottom w:w="80" w:type="dxa"/>
-              <w:end w:w="80" w:type="dxa"/>
-            </w:tcMar>
-          </w:tcPr>
-          <w:p>
-            <w:pPr>
-              <w:spacing w:after="0"/>
-            </w:pPr>
-            <w:r>
-              <w:rPr>
-                <w:sz w:val="17"/>
-              </w:rPr>
-              <w:t>Resource-constrained</w:t>
-            </w:r>
-          </w:p>
-        </w:tc>
-        <w:tc>
-          <w:tcPr>
-            <w:tcW w:type="dxa" w:w="6192"/>
-            <w:vAlign w:val="center"/>
-            <w:tcMar>
-              <w:top w:w="80" w:type="dxa"/>
-              <w:start w:w="80" w:type="dxa"/>
-              <w:bottom w:w="80" w:type="dxa"/>
-              <w:end w:w="80" w:type="dxa"/>
-            </w:tcMar>
-          </w:tcPr>
-          <w:p>
-            <w:pPr>
-              <w:spacing w:after="0"/>
-            </w:pPr>
-            <w:r>
-              <w:rPr>
-                <w:sz w:val="17"/>
-              </w:rPr>
-              <w:t>Tạo operating point low-compute trên Pareto frontier; không bắt buộc claim model mới</w:t>
+              <w:t>Modulo, elevation-matched và multiphase AP/recall</w:t>
             </w:r>
           </w:p>
         </w:tc>
@@ -1017,103 +899,59 @@
         <w:pStyle w:val="Heading1"/>
       </w:pPr>
       <w:r>
-        <w:t>4. Thiết kế fair benchmark</w:t>
+        <w:t>2. Thiết kế benchmark</w:t>
       </w:r>
     </w:p>
     <w:p>
+      <w:pPr>
+        <w:pStyle w:val="Heading2"/>
+      </w:pPr>
       <w:r>
-        <w:rPr>
-          <w:b/>
-        </w:rPr>
-        <w:t>Các điều kiện phải cố định giữa model:</w:t>
+        <w:t>Dữ liệu và split</w:t>
       </w:r>
     </w:p>
     <w:p>
       <w:pPr>
         <w:pStyle w:val="ListBullet"/>
-        <w:spacing w:after="50"/>
+        <w:spacing w:after="40"/>
       </w:pPr>
       <w:r>
-        <w:t>Train/validation/test split theo scene; không random frame để tránh temporal leakage.</w:t>
+        <w:t>29 temporal interval cho train và 8 interval cho validation; loại frame train nằm trong ±2 giây quanh interval validation.</w:t>
       </w:r>
     </w:p>
     <w:p>
       <w:pPr>
         <w:pStyle w:val="ListBullet"/>
-        <w:spacing w:after="50"/>
+        <w:spacing w:after="40"/>
       </w:pPr>
       <w:r>
-        <w:t>Cùng point-cloud spatial range, class set và evaluation metric.</w:t>
+        <w:t>3.607 frame train và 1.326 frame validation; ba lớp Car, Pedestrian, Cyclist; Misc chỉ dùng cho ignore handling.</w:t>
       </w:r>
     </w:p>
     <w:p>
       <w:pPr>
         <w:pStyle w:val="ListBullet"/>
-        <w:spacing w:after="50"/>
+        <w:spacing w:after="40"/>
       </w:pPr>
       <w:r>
-        <w:t>Cùng phần cứng, CUDA/PyTorch/spconv environment và precision (FP32 hoặc FP16).</w:t>
+        <w:t>Miền point cloud: [−75,2; 75,2] m theo x/y và [−3; 5] m theo z. Đầu vào gồm x, y, z, intensity.</w:t>
       </w:r>
     </w:p>
     <w:p>
       <w:pPr>
         <w:pStyle w:val="ListBullet"/>
-        <w:spacing w:after="50"/>
+        <w:spacing w:after="40"/>
       </w:pPr>
       <w:r>
-        <w:t>Inference batch size = 1 khi đo latency triển khai.</w:t>
+        <w:t>Các điều kiện sparsity giữ nguyên frame ID và ground truth; object không bị xóa chỉ vì còn ít hoặc không còn điểm.</w:t>
       </w:r>
     </w:p>
     <w:p>
       <w:pPr>
-        <w:pStyle w:val="ListBullet"/>
-        <w:spacing w:after="50"/>
+        <w:pStyle w:val="Heading2"/>
       </w:pPr>
       <w:r>
-        <w:t>Cùng maximum training budget, seed policy và tuning budget.</w:t>
-      </w:r>
-    </w:p>
-    <w:p>
-      <w:pPr>
-        <w:pStyle w:val="ListBullet"/>
-        <w:spacing w:after="50"/>
-      </w:pPr>
-      <w:r>
-        <w:t>Cùng cách định nghĩa preprocessing, postprocessing và end-to-end timing.</w:t>
-      </w:r>
-    </w:p>
-    <w:p>
-      <w:r>
-        <w:rPr>
-          <w:b/>
-        </w:rPr>
-        <w:t>Những thành phần có thể model-specific:</w:t>
-      </w:r>
-    </w:p>
-    <w:p>
-      <w:pPr>
-        <w:pStyle w:val="ListBullet"/>
-        <w:spacing w:after="50"/>
-      </w:pPr>
-      <w:r>
-        <w:t>Voxel/pillar size, backbone width, optimizer details, learning rate và NMS/anchor/head parameters.</w:t>
-      </w:r>
-    </w:p>
-    <w:p>
-      <w:pPr>
-        <w:pStyle w:val="ListBullet"/>
-        <w:spacing w:after="50"/>
-      </w:pPr>
-      <w:r>
-        <w:t>Các hyperparameter này nên theo config chính thức/recommended setting hoặc được tuning với cùng ngân sách.</w:t>
-      </w:r>
-    </w:p>
-    <w:p>
-      <w:pPr>
-        <w:pStyle w:val="Heading1"/>
-      </w:pPr>
-      <w:r>
-        <w:t>5. Metrics và bảng kết quả chính</w:t>
+        <w:t>Mô hình và huấn luyện</w:t>
       </w:r>
     </w:p>
     <w:tbl>
@@ -1121,57 +959,99 @@
         <w:tblStyle w:val="TableGrid"/>
         <w:tblW w:type="auto" w:w="0"/>
         <w:jc w:val="center"/>
+        <w:tblLayout w:type="fixed"/>
         <w:tblLook w:firstColumn="1" w:firstRow="1" w:lastColumn="0" w:lastRow="0" w:noHBand="0" w:noVBand="1" w:val="04A0"/>
       </w:tblPr>
       <w:tblGrid>
-        <w:gridCol w:w="5083"/>
-        <w:gridCol w:w="5083"/>
+        <w:gridCol w:w="3278"/>
+        <w:gridCol w:w="3278"/>
+        <w:gridCol w:w="3278"/>
       </w:tblGrid>
       <w:tr>
-        <w:trPr>
-          <w:tblHeader w:val="true"/>
-        </w:trPr>
         <w:tc>
           <w:tcPr>
-            <w:tcW w:type="dxa" w:w="2520"/>
-            <w:shd w:fill="D9EAF7"/>
+            <w:tcW w:type="dxa" w:w="2232"/>
             <w:vAlign w:val="center"/>
             <w:tcMar>
-              <w:top w:w="80" w:type="dxa"/>
-              <w:start w:w="80" w:type="dxa"/>
-              <w:bottom w:w="80" w:type="dxa"/>
-              <w:end w:w="80" w:type="dxa"/>
+              <w:top w:w="70" w:type="dxa"/>
+              <w:start w:w="90" w:type="dxa"/>
+              <w:bottom w:w="70" w:type="dxa"/>
+              <w:end w:w="90" w:type="dxa"/>
             </w:tcMar>
+            <w:shd w:fill="183B56"/>
           </w:tcPr>
           <w:p>
+            <w:pPr>
+              <w:spacing w:after="0"/>
+              <w:jc w:val="center"/>
+            </w:pPr>
+            <w:r/>
             <w:r>
               <w:rPr>
+                <w:rFonts w:ascii="Arial" w:hAnsi="Arial"/>
                 <w:b/>
-                <w:sz w:val="18"/>
+                <w:color w:val="FFFFFF"/>
+                <w:sz w:val="17"/>
               </w:rPr>
-              <w:t>Nhóm</w:t>
+              <w:t>Cấu hình</w:t>
             </w:r>
           </w:p>
         </w:tc>
         <w:tc>
           <w:tcPr>
-            <w:tcW w:type="dxa" w:w="8496"/>
-            <w:shd w:fill="D9EAF7"/>
+            <w:tcW w:type="dxa" w:w="2952"/>
             <w:vAlign w:val="center"/>
             <w:tcMar>
-              <w:top w:w="80" w:type="dxa"/>
-              <w:start w:w="80" w:type="dxa"/>
-              <w:bottom w:w="80" w:type="dxa"/>
-              <w:end w:w="80" w:type="dxa"/>
+              <w:top w:w="70" w:type="dxa"/>
+              <w:start w:w="90" w:type="dxa"/>
+              <w:bottom w:w="70" w:type="dxa"/>
+              <w:end w:w="90" w:type="dxa"/>
             </w:tcMar>
+            <w:shd w:fill="183B56"/>
           </w:tcPr>
           <w:p>
+            <w:pPr>
+              <w:spacing w:after="0"/>
+              <w:jc w:val="center"/>
+            </w:pPr>
+            <w:r/>
             <w:r>
               <w:rPr>
+                <w:rFonts w:ascii="Arial" w:hAnsi="Arial"/>
                 <w:b/>
-                <w:sz w:val="18"/>
+                <w:color w:val="FFFFFF"/>
+                <w:sz w:val="17"/>
               </w:rPr>
-              <w:t>Metrics đề xuất</w:t>
+              <w:t>Biểu diễn</w:t>
+            </w:r>
+          </w:p>
+        </w:tc>
+        <w:tc>
+          <w:tcPr>
+            <w:tcW w:type="dxa" w:w="4464"/>
+            <w:vAlign w:val="center"/>
+            <w:tcMar>
+              <w:top w:w="70" w:type="dxa"/>
+              <w:start w:w="90" w:type="dxa"/>
+              <w:bottom w:w="70" w:type="dxa"/>
+              <w:end w:w="90" w:type="dxa"/>
+            </w:tcMar>
+            <w:shd w:fill="183B56"/>
+          </w:tcPr>
+          <w:p>
+            <w:pPr>
+              <w:spacing w:after="0"/>
+              <w:jc w:val="center"/>
+            </w:pPr>
+            <w:r/>
+            <w:r>
+              <w:rPr>
+                <w:rFonts w:ascii="Arial" w:hAnsi="Arial"/>
+                <w:b/>
+                <w:color w:val="FFFFFF"/>
+                <w:sz w:val="17"/>
+              </w:rPr>
+              <w:t>Vai trò</w:t>
             </w:r>
           </w:p>
         </w:tc>
@@ -1179,47 +1059,82 @@
       <w:tr>
         <w:tc>
           <w:tcPr>
-            <w:tcW w:type="dxa" w:w="2520"/>
+            <w:tcW w:type="dxa" w:w="2232"/>
             <w:vAlign w:val="center"/>
             <w:tcMar>
-              <w:top w:w="80" w:type="dxa"/>
-              <w:start w:w="80" w:type="dxa"/>
-              <w:bottom w:w="80" w:type="dxa"/>
-              <w:end w:w="80" w:type="dxa"/>
+              <w:top w:w="70" w:type="dxa"/>
+              <w:start w:w="90" w:type="dxa"/>
+              <w:bottom w:w="70" w:type="dxa"/>
+              <w:end w:w="90" w:type="dxa"/>
             </w:tcMar>
+            <w:shd w:fill="FFFFFF"/>
           </w:tcPr>
           <w:p>
             <w:pPr>
               <w:spacing w:after="0"/>
             </w:pPr>
+            <w:r/>
             <w:r>
               <w:rPr>
+                <w:rFonts w:ascii="Arial" w:hAnsi="Arial"/>
+                <w:b/>
                 <w:sz w:val="17"/>
               </w:rPr>
-              <w:t>Accuracy</w:t>
+              <w:t>PointPillars</w:t>
             </w:r>
           </w:p>
         </w:tc>
         <w:tc>
           <w:tcPr>
-            <w:tcW w:type="dxa" w:w="8496"/>
+            <w:tcW w:type="dxa" w:w="2952"/>
             <w:vAlign w:val="center"/>
             <w:tcMar>
-              <w:top w:w="80" w:type="dxa"/>
-              <w:start w:w="80" w:type="dxa"/>
-              <w:bottom w:w="80" w:type="dxa"/>
-              <w:end w:w="80" w:type="dxa"/>
+              <w:top w:w="70" w:type="dxa"/>
+              <w:start w:w="90" w:type="dxa"/>
+              <w:bottom w:w="70" w:type="dxa"/>
+              <w:end w:w="90" w:type="dxa"/>
             </w:tcMar>
+            <w:shd w:fill="FFFFFF"/>
           </w:tcPr>
           <w:p>
             <w:pPr>
               <w:spacing w:after="0"/>
             </w:pPr>
+            <w:r/>
             <w:r>
               <w:rPr>
+                <w:rFonts w:ascii="Arial" w:hAnsi="Arial"/>
+                <w:b w:val="0"/>
                 <w:sz w:val="17"/>
               </w:rPr>
-              <w:t>mAP; Car AP; Pedestrian AP; Cyclist AP</w:t>
+              <w:t>Pillar/BEV</w:t>
+            </w:r>
+          </w:p>
+        </w:tc>
+        <w:tc>
+          <w:tcPr>
+            <w:tcW w:type="dxa" w:w="4464"/>
+            <w:vAlign w:val="center"/>
+            <w:tcMar>
+              <w:top w:w="70" w:type="dxa"/>
+              <w:start w:w="90" w:type="dxa"/>
+              <w:bottom w:w="70" w:type="dxa"/>
+              <w:end w:w="90" w:type="dxa"/>
+            </w:tcMar>
+            <w:shd w:fill="FFFFFF"/>
+          </w:tcPr>
+          <w:p>
+            <w:pPr>
+              <w:spacing w:after="0"/>
+            </w:pPr>
+            <w:r/>
+            <w:r>
+              <w:rPr>
+                <w:rFonts w:ascii="Arial" w:hAnsi="Arial"/>
+                <w:b w:val="0"/>
+                <w:sz w:val="17"/>
+              </w:rPr>
+              <w:t>Baseline pillar</w:t>
             </w:r>
           </w:p>
         </w:tc>
@@ -1227,47 +1142,82 @@
       <w:tr>
         <w:tc>
           <w:tcPr>
-            <w:tcW w:type="dxa" w:w="2520"/>
+            <w:tcW w:type="dxa" w:w="2232"/>
             <w:vAlign w:val="center"/>
             <w:tcMar>
-              <w:top w:w="80" w:type="dxa"/>
-              <w:start w:w="80" w:type="dxa"/>
-              <w:bottom w:w="80" w:type="dxa"/>
-              <w:end w:w="80" w:type="dxa"/>
+              <w:top w:w="70" w:type="dxa"/>
+              <w:start w:w="90" w:type="dxa"/>
+              <w:bottom w:w="70" w:type="dxa"/>
+              <w:end w:w="90" w:type="dxa"/>
             </w:tcMar>
+            <w:shd w:fill="F5F7F8"/>
           </w:tcPr>
           <w:p>
             <w:pPr>
               <w:spacing w:after="0"/>
             </w:pPr>
+            <w:r/>
             <w:r>
               <w:rPr>
+                <w:rFonts w:ascii="Arial" w:hAnsi="Arial"/>
+                <w:b/>
                 <w:sz w:val="17"/>
               </w:rPr>
-              <w:t>Efficiency</w:t>
+              <w:t>SECOND</w:t>
             </w:r>
           </w:p>
         </w:tc>
         <w:tc>
           <w:tcPr>
-            <w:tcW w:type="dxa" w:w="8496"/>
+            <w:tcW w:type="dxa" w:w="2952"/>
             <w:vAlign w:val="center"/>
             <w:tcMar>
-              <w:top w:w="80" w:type="dxa"/>
-              <w:start w:w="80" w:type="dxa"/>
-              <w:bottom w:w="80" w:type="dxa"/>
-              <w:end w:w="80" w:type="dxa"/>
+              <w:top w:w="70" w:type="dxa"/>
+              <w:start w:w="90" w:type="dxa"/>
+              <w:bottom w:w="70" w:type="dxa"/>
+              <w:end w:w="90" w:type="dxa"/>
             </w:tcMar>
+            <w:shd w:fill="F5F7F8"/>
           </w:tcPr>
           <w:p>
             <w:pPr>
               <w:spacing w:after="0"/>
             </w:pPr>
+            <w:r/>
             <w:r>
               <w:rPr>
+                <w:rFonts w:ascii="Arial" w:hAnsi="Arial"/>
+                <w:b w:val="0"/>
                 <w:sz w:val="17"/>
               </w:rPr>
-              <w:t>Params; network latency mean/p50/p95; FPS; peak GPU memory; training GPU-hours</w:t>
+              <w:t>Sparse voxel/BEV</w:t>
+            </w:r>
+          </w:p>
+        </w:tc>
+        <w:tc>
+          <w:tcPr>
+            <w:tcW w:type="dxa" w:w="4464"/>
+            <w:vAlign w:val="center"/>
+            <w:tcMar>
+              <w:top w:w="70" w:type="dxa"/>
+              <w:start w:w="90" w:type="dxa"/>
+              <w:bottom w:w="70" w:type="dxa"/>
+              <w:end w:w="90" w:type="dxa"/>
+            </w:tcMar>
+            <w:shd w:fill="F5F7F8"/>
+          </w:tcPr>
+          <w:p>
+            <w:pPr>
+              <w:spacing w:after="0"/>
+            </w:pPr>
+            <w:r/>
+            <w:r>
+              <w:rPr>
+                <w:rFonts w:ascii="Arial" w:hAnsi="Arial"/>
+                <w:b w:val="0"/>
+                <w:sz w:val="17"/>
+              </w:rPr>
+              <w:t>Baseline voxel</w:t>
             </w:r>
           </w:p>
         </w:tc>
@@ -1275,47 +1225,82 @@
       <w:tr>
         <w:tc>
           <w:tcPr>
-            <w:tcW w:type="dxa" w:w="2520"/>
+            <w:tcW w:type="dxa" w:w="2232"/>
             <w:vAlign w:val="center"/>
             <w:tcMar>
-              <w:top w:w="80" w:type="dxa"/>
-              <w:start w:w="80" w:type="dxa"/>
-              <w:bottom w:w="80" w:type="dxa"/>
-              <w:end w:w="80" w:type="dxa"/>
+              <w:top w:w="70" w:type="dxa"/>
+              <w:start w:w="90" w:type="dxa"/>
+              <w:bottom w:w="70" w:type="dxa"/>
+              <w:end w:w="90" w:type="dxa"/>
             </w:tcMar>
+            <w:shd w:fill="FFFFFF"/>
           </w:tcPr>
           <w:p>
             <w:pPr>
               <w:spacing w:after="0"/>
             </w:pPr>
+            <w:r/>
             <w:r>
               <w:rPr>
+                <w:rFonts w:ascii="Arial" w:hAnsi="Arial"/>
+                <w:b/>
                 <w:sz w:val="17"/>
               </w:rPr>
-              <w:t>Sparse-compute diagnostics</w:t>
+              <w:t>CenterPoint</w:t>
             </w:r>
           </w:p>
         </w:tc>
         <w:tc>
           <w:tcPr>
-            <w:tcW w:type="dxa" w:w="8496"/>
+            <w:tcW w:type="dxa" w:w="2952"/>
             <w:vAlign w:val="center"/>
             <w:tcMar>
-              <w:top w:w="80" w:type="dxa"/>
-              <w:start w:w="80" w:type="dxa"/>
-              <w:bottom w:w="80" w:type="dxa"/>
-              <w:end w:w="80" w:type="dxa"/>
+              <w:top w:w="70" w:type="dxa"/>
+              <w:start w:w="90" w:type="dxa"/>
+              <w:bottom w:w="70" w:type="dxa"/>
+              <w:end w:w="90" w:type="dxa"/>
             </w:tcMar>
+            <w:shd w:fill="FFFFFF"/>
           </w:tcPr>
           <w:p>
             <w:pPr>
               <w:spacing w:after="0"/>
             </w:pPr>
+            <w:r/>
             <w:r>
               <w:rPr>
+                <w:rFonts w:ascii="Arial" w:hAnsi="Arial"/>
+                <w:b w:val="0"/>
                 <w:sz w:val="17"/>
               </w:rPr>
-              <w:t>Active voxel count; FLOPs/MACs chỉ khi phương pháp đếm được định nghĩa rõ</w:t>
+              <w:t>Center-based voxel/BEV</w:t>
+            </w:r>
+          </w:p>
+        </w:tc>
+        <w:tc>
+          <w:tcPr>
+            <w:tcW w:type="dxa" w:w="4464"/>
+            <w:vAlign w:val="center"/>
+            <w:tcMar>
+              <w:top w:w="70" w:type="dxa"/>
+              <w:start w:w="90" w:type="dxa"/>
+              <w:bottom w:w="70" w:type="dxa"/>
+              <w:end w:w="90" w:type="dxa"/>
+            </w:tcMar>
+            <w:shd w:fill="FFFFFF"/>
+          </w:tcPr>
+          <w:p>
+            <w:pPr>
+              <w:spacing w:after="0"/>
+            </w:pPr>
+            <w:r/>
+            <w:r>
+              <w:rPr>
+                <w:rFonts w:ascii="Arial" w:hAnsi="Arial"/>
+                <w:b w:val="0"/>
+                <w:sz w:val="17"/>
+              </w:rPr>
+              <w:t>Center-based detector</w:t>
             </w:r>
           </w:p>
         </w:tc>
@@ -1323,47 +1308,82 @@
       <w:tr>
         <w:tc>
           <w:tcPr>
-            <w:tcW w:type="dxa" w:w="2520"/>
+            <w:tcW w:type="dxa" w:w="2232"/>
             <w:vAlign w:val="center"/>
             <w:tcMar>
-              <w:top w:w="80" w:type="dxa"/>
-              <w:start w:w="80" w:type="dxa"/>
-              <w:bottom w:w="80" w:type="dxa"/>
-              <w:end w:w="80" w:type="dxa"/>
+              <w:top w:w="70" w:type="dxa"/>
+              <w:start w:w="90" w:type="dxa"/>
+              <w:bottom w:w="70" w:type="dxa"/>
+              <w:end w:w="90" w:type="dxa"/>
             </w:tcMar>
+            <w:shd w:fill="F5F7F8"/>
           </w:tcPr>
           <w:p>
             <w:pPr>
               <w:spacing w:after="0"/>
             </w:pPr>
+            <w:r/>
             <w:r>
               <w:rPr>
+                <w:rFonts w:ascii="Arial" w:hAnsi="Arial"/>
+                <w:b/>
                 <w:sz w:val="17"/>
               </w:rPr>
-              <w:t>Range robustness</w:t>
+              <w:t>VoxelNeXt</w:t>
             </w:r>
           </w:p>
         </w:tc>
         <w:tc>
           <w:tcPr>
-            <w:tcW w:type="dxa" w:w="8496"/>
+            <w:tcW w:type="dxa" w:w="2952"/>
             <w:vAlign w:val="center"/>
             <w:tcMar>
-              <w:top w:w="80" w:type="dxa"/>
-              <w:start w:w="80" w:type="dxa"/>
-              <w:bottom w:w="80" w:type="dxa"/>
-              <w:end w:w="80" w:type="dxa"/>
+              <w:top w:w="70" w:type="dxa"/>
+              <w:start w:w="90" w:type="dxa"/>
+              <w:bottom w:w="70" w:type="dxa"/>
+              <w:end w:w="90" w:type="dxa"/>
             </w:tcMar>
+            <w:shd w:fill="F5F7F8"/>
           </w:tcPr>
           <w:p>
             <w:pPr>
               <w:spacing w:after="0"/>
             </w:pPr>
+            <w:r/>
             <w:r>
               <w:rPr>
+                <w:rFonts w:ascii="Arial" w:hAnsi="Arial"/>
+                <w:b w:val="0"/>
                 <w:sz w:val="17"/>
               </w:rPr>
-              <w:t>AP@0–20, AP@20–40, AP@40–60, AP@&gt;60 m</w:t>
+              <w:t>Fully sparse voxel</w:t>
+            </w:r>
+          </w:p>
+        </w:tc>
+        <w:tc>
+          <w:tcPr>
+            <w:tcW w:type="dxa" w:w="4464"/>
+            <w:vAlign w:val="center"/>
+            <w:tcMar>
+              <w:top w:w="70" w:type="dxa"/>
+              <w:start w:w="90" w:type="dxa"/>
+              <w:bottom w:w="70" w:type="dxa"/>
+              <w:end w:w="90" w:type="dxa"/>
+            </w:tcMar>
+            <w:shd w:fill="F5F7F8"/>
+          </w:tcPr>
+          <w:p>
+            <w:pPr>
+              <w:spacing w:after="0"/>
+            </w:pPr>
+            <w:r/>
+            <w:r>
+              <w:rPr>
+                <w:rFonts w:ascii="Arial" w:hAnsi="Arial"/>
+                <w:b w:val="0"/>
+                <w:sz w:val="17"/>
+              </w:rPr>
+              <w:t>Fully sparse detector</w:t>
             </w:r>
           </w:p>
         </w:tc>
@@ -1371,47 +1391,82 @@
       <w:tr>
         <w:tc>
           <w:tcPr>
-            <w:tcW w:type="dxa" w:w="2520"/>
+            <w:tcW w:type="dxa" w:w="2232"/>
             <w:vAlign w:val="center"/>
             <w:tcMar>
-              <w:top w:w="80" w:type="dxa"/>
-              <w:start w:w="80" w:type="dxa"/>
-              <w:bottom w:w="80" w:type="dxa"/>
-              <w:end w:w="80" w:type="dxa"/>
+              <w:top w:w="70" w:type="dxa"/>
+              <w:start w:w="90" w:type="dxa"/>
+              <w:bottom w:w="70" w:type="dxa"/>
+              <w:end w:w="90" w:type="dxa"/>
             </w:tcMar>
+            <w:shd w:fill="FFFFFF"/>
           </w:tcPr>
           <w:p>
             <w:pPr>
               <w:spacing w:after="0"/>
             </w:pPr>
+            <w:r/>
             <w:r>
               <w:rPr>
+                <w:rFonts w:ascii="Arial" w:hAnsi="Arial"/>
+                <w:b/>
                 <w:sz w:val="17"/>
               </w:rPr>
-              <w:t>Beam robustness</w:t>
+              <w:t>PV-RCNN</w:t>
             </w:r>
           </w:p>
         </w:tc>
         <w:tc>
           <w:tcPr>
-            <w:tcW w:type="dxa" w:w="8496"/>
+            <w:tcW w:type="dxa" w:w="2952"/>
             <w:vAlign w:val="center"/>
             <w:tcMar>
-              <w:top w:w="80" w:type="dxa"/>
-              <w:start w:w="80" w:type="dxa"/>
-              <w:bottom w:w="80" w:type="dxa"/>
-              <w:end w:w="80" w:type="dxa"/>
+              <w:top w:w="70" w:type="dxa"/>
+              <w:start w:w="90" w:type="dxa"/>
+              <w:bottom w:w="70" w:type="dxa"/>
+              <w:end w:w="90" w:type="dxa"/>
             </w:tcMar>
+            <w:shd w:fill="FFFFFF"/>
           </w:tcPr>
           <w:p>
             <w:pPr>
               <w:spacing w:after="0"/>
             </w:pPr>
+            <w:r/>
             <w:r>
               <w:rPr>
+                <w:rFonts w:ascii="Arial" w:hAnsi="Arial"/>
+                <w:b w:val="0"/>
                 <w:sz w:val="17"/>
               </w:rPr>
-              <w:t>AP128, AP64, AP32, AP16; ΔAP; relative AP retention</w:t>
+              <w:t>Voxel + point, two-stage</w:t>
+            </w:r>
+          </w:p>
+        </w:tc>
+        <w:tc>
+          <w:tcPr>
+            <w:tcW w:type="dxa" w:w="4464"/>
+            <w:vAlign w:val="center"/>
+            <w:tcMar>
+              <w:top w:w="70" w:type="dxa"/>
+              <w:start w:w="90" w:type="dxa"/>
+              <w:bottom w:w="70" w:type="dxa"/>
+              <w:end w:w="90" w:type="dxa"/>
+            </w:tcMar>
+            <w:shd w:fill="FFFFFF"/>
+          </w:tcPr>
+          <w:p>
+            <w:pPr>
+              <w:spacing w:after="0"/>
+            </w:pPr>
+            <w:r/>
+            <w:r>
+              <w:rPr>
+                <w:rFonts w:ascii="Arial" w:hAnsi="Arial"/>
+                <w:b w:val="0"/>
+                <w:sz w:val="17"/>
+              </w:rPr>
+              <w:t>Proposal và refinement</w:t>
             </w:r>
           </w:p>
         </w:tc>
@@ -1419,693 +1474,82 @@
       <w:tr>
         <w:tc>
           <w:tcPr>
-            <w:tcW w:type="dxa" w:w="2520"/>
+            <w:tcW w:type="dxa" w:w="2232"/>
             <w:vAlign w:val="center"/>
             <w:tcMar>
-              <w:top w:w="80" w:type="dxa"/>
-              <w:start w:w="80" w:type="dxa"/>
-              <w:bottom w:w="80" w:type="dxa"/>
-              <w:end w:w="80" w:type="dxa"/>
+              <w:top w:w="70" w:type="dxa"/>
+              <w:start w:w="90" w:type="dxa"/>
+              <w:bottom w:w="70" w:type="dxa"/>
+              <w:end w:w="90" w:type="dxa"/>
             </w:tcMar>
+            <w:shd w:fill="F5F7F8"/>
           </w:tcPr>
           <w:p>
             <w:pPr>
               <w:spacing w:after="0"/>
             </w:pPr>
+            <w:r/>
             <w:r>
               <w:rPr>
+                <w:rFonts w:ascii="Arial" w:hAnsi="Arial"/>
+                <w:b/>
                 <w:sz w:val="17"/>
               </w:rPr>
-              <w:t>Statistical reliability</w:t>
+              <w:t>PointPillars Lite</w:t>
             </w:r>
           </w:p>
         </w:tc>
         <w:tc>
           <w:tcPr>
-            <w:tcW w:type="dxa" w:w="8496"/>
+            <w:tcW w:type="dxa" w:w="2952"/>
             <w:vAlign w:val="center"/>
             <w:tcMar>
-              <w:top w:w="80" w:type="dxa"/>
-              <w:start w:w="80" w:type="dxa"/>
-              <w:bottom w:w="80" w:type="dxa"/>
-              <w:end w:w="80" w:type="dxa"/>
+              <w:top w:w="70" w:type="dxa"/>
+              <w:start w:w="90" w:type="dxa"/>
+              <w:bottom w:w="70" w:type="dxa"/>
+              <w:end w:w="90" w:type="dxa"/>
             </w:tcMar>
+            <w:shd w:fill="F5F7F8"/>
           </w:tcPr>
           <w:p>
             <w:pPr>
               <w:spacing w:after="0"/>
             </w:pPr>
+            <w:r/>
             <w:r>
               <w:rPr>
+                <w:rFonts w:ascii="Arial" w:hAnsi="Arial"/>
+                <w:b w:val="0"/>
                 <w:sz w:val="17"/>
               </w:rPr>
-              <w:t>≥3 seeds cho các kết quả chính; mean ± std/CI nếu ngân sách cho phép</w:t>
-            </w:r>
-          </w:p>
-        </w:tc>
-      </w:tr>
-    </w:tbl>
-    <w:p>
-      <w:pPr>
-        <w:spacing w:after="0"/>
-      </w:pPr>
-    </w:p>
-    <w:p>
-      <w:r>
-        <w:rPr>
-          <w:b/>
-        </w:rPr>
-        <w:t xml:space="preserve">Lưu ý về FLOPs. </w:t>
-      </w:r>
-      <w:r>
-        <w:t>Với sparse convolution, FLOPs phụ thuộc vào số lượng và phân bố active voxels nên không nên xem FLOPs là chỉ số hiệu năng chính. Measured latency, memory và active voxel count đáng tin cậy hơn cho bài toán triển khai.</w:t>
-      </w:r>
-    </w:p>
-    <w:p>
-      <w:pPr>
-        <w:pStyle w:val="Heading1"/>
-      </w:pPr>
-      <w:r>
-        <w:t>6. Phân tích dự kiến và hình minh họa</w:t>
-      </w:r>
-    </w:p>
-    <w:p>
-      <w:pPr>
-        <w:pStyle w:val="ListBullet"/>
-        <w:spacing w:after="50"/>
-      </w:pPr>
-      <w:r>
-        <w:t>Pareto frontier: x = FPS hoặc latency, y = mAP.</w:t>
-      </w:r>
-    </w:p>
-    <w:p>
-      <w:pPr>
-        <w:pStyle w:val="ListBullet"/>
-        <w:spacing w:after="50"/>
-      </w:pPr>
-      <w:r>
-        <w:t>Pareto frontier: x = peak GPU memory, y = mAP.</w:t>
-      </w:r>
-    </w:p>
-    <w:p>
-      <w:pPr>
-        <w:pStyle w:val="ListBullet"/>
-        <w:spacing w:after="50"/>
-      </w:pPr>
-      <w:r>
-        <w:t>Đường suy giảm mAP khi 128 → 64 → 32 → 16 beam.</w:t>
-      </w:r>
-    </w:p>
-    <w:p>
-      <w:pPr>
-        <w:pStyle w:val="ListBullet"/>
-        <w:spacing w:after="50"/>
-      </w:pPr>
-      <w:r>
-        <w:t>AP theo khoảng cách cho từng model.</w:t>
-      </w:r>
-    </w:p>
-    <w:p>
-      <w:pPr>
-        <w:pStyle w:val="ListBullet"/>
-        <w:spacing w:after="50"/>
-      </w:pPr>
-      <w:r>
-        <w:t>Ranking stability: kiểm tra thứ hạng model có thay đổi khi beam count giảm hay không.</w:t>
-      </w:r>
-    </w:p>
-    <w:p>
-      <w:pPr>
-        <w:pStyle w:val="ListBullet"/>
-        <w:spacing w:after="50"/>
-      </w:pPr>
-      <w:r>
-        <w:t>Phân tích theo class để xem Pedestrian/Cyclist có nhạy với sparsity hơn Car hay không.</w:t>
-      </w:r>
-    </w:p>
-    <w:p>
-      <w:pPr>
-        <w:pStyle w:val="Heading1"/>
-      </w:pPr>
-      <w:r>
-        <w:t>7. Đóng góp khoa học dự kiến</w:t>
-      </w:r>
-    </w:p>
-    <w:p>
-      <w:pPr>
-        <w:pStyle w:val="ListNumber"/>
-        <w:spacing w:after="50"/>
-      </w:pPr>
-      <w:r>
-        <w:t>Một controlled cross-architecture benchmark trên Boreas-Objects-V1, bao phủ pillar, sparse voxel, center-based, fully sparse và voxel-point/two-stage detectors.</w:t>
-      </w:r>
-    </w:p>
-    <w:p>
-      <w:pPr>
-        <w:pStyle w:val="ListNumber"/>
-        <w:spacing w:after="50"/>
-      </w:pPr>
-      <w:r>
-        <w:t>Một protocol đánh giá deployment-oriented thống nhất cho accuracy, latency, FPS, memory và sparse-compute diagnostics.</w:t>
-      </w:r>
-    </w:p>
-    <w:p>
-      <w:pPr>
-        <w:pStyle w:val="ListNumber"/>
-        <w:spacing w:after="50"/>
-      </w:pPr>
-      <w:r>
-        <w:t>Phân tích architecture-dependent range robustness thay vì chỉ báo cáo AP chung.</w:t>
-      </w:r>
-    </w:p>
-    <w:p>
-      <w:pPr>
-        <w:pStyle w:val="ListNumber"/>
-        <w:spacing w:after="50"/>
-      </w:pPr>
-      <w:r>
-        <w:t>Phân tích architecture-dependent robustness khi giảm vertical LiDAR resolution từ 128 xuống 64/32/16 beam.</w:t>
-      </w:r>
-    </w:p>
-    <w:p>
-      <w:pPr>
-        <w:pStyle w:val="ListNumber"/>
-        <w:spacing w:after="50"/>
-      </w:pPr>
-      <w:r>
-        <w:t>Pareto analysis và ranking-stability analysis để xác định liệu model chính xác nhất ở điều kiện sạch có còn tối ưu khi sensor hoặc compute bị giới hạn.</w:t>
-      </w:r>
-    </w:p>
-    <w:p>
-      <w:pPr>
-        <w:pStyle w:val="ListNumber"/>
-        <w:spacing w:after="50"/>
-      </w:pPr>
-      <w:r>
-        <w:t>Release code/config/protocol/checkpoints hoặc ít nhất experiment manifests để tăng tính reproducible và giá trị cộng đồng.</w:t>
-      </w:r>
-    </w:p>
-    <w:p>
-      <w:pPr>
-        <w:pStyle w:val="Heading1"/>
-      </w:pPr>
-      <w:r>
-        <w:t>8. Novelty gap và prior work cần lưu ý</w:t>
-      </w:r>
-    </w:p>
-    <w:p>
-      <w:r>
-        <w:rPr>
-          <w:b/>
-        </w:rPr>
-        <w:t>Điểm chưa nên claim là mới:</w:t>
-      </w:r>
-    </w:p>
-    <w:p>
-      <w:pPr>
-        <w:pStyle w:val="ListBullet"/>
-        <w:spacing w:after="50"/>
-      </w:pPr>
-      <w:r>
-        <w:t>Boreas đã có benchmark 3D object detection chính thức.</w:t>
-      </w:r>
-    </w:p>
-    <w:p>
-      <w:pPr>
-        <w:pStyle w:val="ListBullet"/>
-        <w:spacing w:after="50"/>
-      </w:pPr>
-      <w:r>
-        <w:t>Phân tích detection theo khoảng cách và downsampling LiDAR riêng lẻ đã có tiền lệ trong literature.</w:t>
-      </w:r>
-    </w:p>
-    <w:p>
-      <w:pPr>
-        <w:pStyle w:val="ListBullet"/>
-        <w:spacing w:after="50"/>
-      </w:pPr>
-      <w:r>
-        <w:t>Adverse-weather evaluation trên Boreas/CADC và các benchmark sunny–snow cũng đã xuất hiện.</w:t>
-      </w:r>
-    </w:p>
-    <w:p>
-      <w:r>
-        <w:rPr>
-          <w:b/>
-        </w:rPr>
-        <w:t>Khoảng trống mà dự án nên bám vào:</w:t>
-      </w:r>
-      <w:r>
-        <w:t xml:space="preserve"> chưa thấy một nghiên cứu công khai thực hiện đúng tổ hợp nhiều detector-family hiện đại trên Boreas-Objects-V1 dưới cùng training/runtime protocol, đồng thời phân tích accuracy–efficiency, range degradation, beam sparsity và ranking stability. Khi viết bài nên dùng cách diễn đạt học thuật thận trọng như “To the best of our knowledge”.</w:t>
-      </w:r>
-    </w:p>
-    <w:p>
-      <w:r>
-        <w:br w:type="page"/>
-      </w:r>
-    </w:p>
-    <w:p>
-      <w:pPr>
-        <w:pStyle w:val="Heading1"/>
-      </w:pPr>
-      <w:r>
-        <w:t>9. Rủi ro và giới hạn</w:t>
-      </w:r>
-    </w:p>
-    <w:tbl>
-      <w:tblPr>
-        <w:tblStyle w:val="TableGrid"/>
-        <w:tblW w:type="auto" w:w="0"/>
-        <w:jc w:val="center"/>
-        <w:tblLook w:firstColumn="1" w:firstRow="1" w:lastColumn="0" w:lastRow="0" w:noHBand="0" w:noVBand="1" w:val="04A0"/>
-      </w:tblPr>
-      <w:tblGrid>
-        <w:gridCol w:w="3389"/>
-        <w:gridCol w:w="3389"/>
-        <w:gridCol w:w="3389"/>
-      </w:tblGrid>
-      <w:tr>
-        <w:trPr>
-          <w:tblHeader w:val="true"/>
-        </w:trPr>
-        <w:tc>
-          <w:tcPr>
-            <w:tcW w:type="dxa" w:w="2880"/>
-            <w:shd w:fill="D9EAF7"/>
-            <w:vAlign w:val="center"/>
-            <w:tcMar>
-              <w:top w:w="80" w:type="dxa"/>
-              <w:start w:w="80" w:type="dxa"/>
-              <w:bottom w:w="80" w:type="dxa"/>
-              <w:end w:w="80" w:type="dxa"/>
-            </w:tcMar>
-          </w:tcPr>
-          <w:p>
-            <w:r>
-              <w:rPr>
-                <w:b/>
-                <w:sz w:val="18"/>
-              </w:rPr>
-              <w:t>Rủi ro</w:t>
+              <w:t>Pillar giảm kênh</w:t>
             </w:r>
           </w:p>
         </w:tc>
         <w:tc>
           <w:tcPr>
-            <w:tcW w:type="dxa" w:w="3384"/>
-            <w:shd w:fill="D9EAF7"/>
+            <w:tcW w:type="dxa" w:w="4464"/>
             <w:vAlign w:val="center"/>
             <w:tcMar>
-              <w:top w:w="80" w:type="dxa"/>
-              <w:start w:w="80" w:type="dxa"/>
-              <w:bottom w:w="80" w:type="dxa"/>
-              <w:end w:w="80" w:type="dxa"/>
+              <w:top w:w="70" w:type="dxa"/>
+              <w:start w:w="90" w:type="dxa"/>
+              <w:bottom w:w="70" w:type="dxa"/>
+              <w:end w:w="90" w:type="dxa"/>
             </w:tcMar>
-          </w:tcPr>
-          <w:p>
-            <w:r>
-              <w:rPr>
-                <w:b/>
-                <w:sz w:val="18"/>
-              </w:rPr>
-              <w:t>Ảnh hưởng</w:t>
-            </w:r>
-          </w:p>
-        </w:tc>
-        <w:tc>
-          <w:tcPr>
-            <w:tcW w:type="dxa" w:w="4824"/>
-            <w:shd w:fill="D9EAF7"/>
-            <w:vAlign w:val="center"/>
-            <w:tcMar>
-              <w:top w:w="80" w:type="dxa"/>
-              <w:start w:w="80" w:type="dxa"/>
-              <w:bottom w:w="80" w:type="dxa"/>
-              <w:end w:w="80" w:type="dxa"/>
-            </w:tcMar>
-          </w:tcPr>
-          <w:p>
-            <w:r>
-              <w:rPr>
-                <w:b/>
-                <w:sz w:val="18"/>
-              </w:rPr>
-              <w:t>Cách giảm thiểu</w:t>
-            </w:r>
-          </w:p>
-        </w:tc>
-      </w:tr>
-      <w:tr>
-        <w:tc>
-          <w:tcPr>
-            <w:tcW w:type="dxa" w:w="2880"/>
-            <w:vAlign w:val="center"/>
-            <w:tcMar>
-              <w:top w:w="80" w:type="dxa"/>
-              <w:start w:w="80" w:type="dxa"/>
-              <w:bottom w:w="80" w:type="dxa"/>
-              <w:end w:w="80" w:type="dxa"/>
-            </w:tcMar>
+            <w:shd w:fill="F5F7F8"/>
           </w:tcPr>
           <w:p>
             <w:pPr>
               <w:spacing w:after="0"/>
             </w:pPr>
+            <w:r/>
             <w:r>
               <w:rPr>
+                <w:rFonts w:ascii="Arial" w:hAnsi="Arial"/>
+                <w:b w:val="0"/>
                 <w:sz w:val="17"/>
               </w:rPr>
-              <w:t>Boreas-Objects-V1 chỉ có nhãn detection ở sunny subset</w:t>
-            </w:r>
-          </w:p>
-        </w:tc>
-        <w:tc>
-          <w:tcPr>
-            <w:tcW w:type="dxa" w:w="3384"/>
-            <w:vAlign w:val="center"/>
-            <w:tcMar>
-              <w:top w:w="80" w:type="dxa"/>
-              <w:start w:w="80" w:type="dxa"/>
-              <w:bottom w:w="80" w:type="dxa"/>
-              <w:end w:w="80" w:type="dxa"/>
-            </w:tcMar>
-          </w:tcPr>
-          <w:p>
-            <w:pPr>
-              <w:spacing w:after="0"/>
-            </w:pPr>
-            <w:r>
-              <w:rPr>
-                <w:sz w:val="17"/>
-              </w:rPr>
-              <w:t>Không thể claim real cross-season detection robustness</w:t>
-            </w:r>
-          </w:p>
-        </w:tc>
-        <w:tc>
-          <w:tcPr>
-            <w:tcW w:type="dxa" w:w="4824"/>
-            <w:vAlign w:val="center"/>
-            <w:tcMar>
-              <w:top w:w="80" w:type="dxa"/>
-              <w:start w:w="80" w:type="dxa"/>
-              <w:bottom w:w="80" w:type="dxa"/>
-              <w:end w:w="80" w:type="dxa"/>
-            </w:tcMar>
-          </w:tcPr>
-          <w:p>
-            <w:pPr>
-              <w:spacing w:after="0"/>
-            </w:pPr>
-            <w:r>
-              <w:rPr>
-                <w:sz w:val="17"/>
-              </w:rPr>
-              <w:t>Framing đúng: controlled robustness; nếu cần weather contribution mạnh thì annotate thêm real rain/snow</w:t>
-            </w:r>
-          </w:p>
-        </w:tc>
-      </w:tr>
-      <w:tr>
-        <w:tc>
-          <w:tcPr>
-            <w:tcW w:type="dxa" w:w="2880"/>
-            <w:vAlign w:val="center"/>
-            <w:tcMar>
-              <w:top w:w="80" w:type="dxa"/>
-              <w:start w:w="80" w:type="dxa"/>
-              <w:bottom w:w="80" w:type="dxa"/>
-              <w:end w:w="80" w:type="dxa"/>
-            </w:tcMar>
-          </w:tcPr>
-          <w:p>
-            <w:pPr>
-              <w:spacing w:after="0"/>
-            </w:pPr>
-            <w:r>
-              <w:rPr>
-                <w:sz w:val="17"/>
-              </w:rPr>
-              <w:t>Official test GT bị withheld</w:t>
-            </w:r>
-          </w:p>
-        </w:tc>
-        <w:tc>
-          <w:tcPr>
-            <w:tcW w:type="dxa" w:w="3384"/>
-            <w:vAlign w:val="center"/>
-            <w:tcMar>
-              <w:top w:w="80" w:type="dxa"/>
-              <w:start w:w="80" w:type="dxa"/>
-              <w:bottom w:w="80" w:type="dxa"/>
-              <w:end w:w="80" w:type="dxa"/>
-            </w:tcMar>
-          </w:tcPr>
-          <w:p>
-            <w:pPr>
-              <w:spacing w:after="0"/>
-            </w:pPr>
-            <w:r>
-              <w:rPr>
-                <w:sz w:val="17"/>
-              </w:rPr>
-              <w:t>Khó làm local ablation trên official test</w:t>
-            </w:r>
-          </w:p>
-        </w:tc>
-        <w:tc>
-          <w:tcPr>
-            <w:tcW w:type="dxa" w:w="4824"/>
-            <w:vAlign w:val="center"/>
-            <w:tcMar>
-              <w:top w:w="80" w:type="dxa"/>
-              <w:start w:w="80" w:type="dxa"/>
-              <w:bottom w:w="80" w:type="dxa"/>
-              <w:end w:w="80" w:type="dxa"/>
-            </w:tcMar>
-          </w:tcPr>
-          <w:p>
-            <w:pPr>
-              <w:spacing w:after="0"/>
-            </w:pPr>
-            <w:r>
-              <w:rPr>
-                <w:sz w:val="17"/>
-              </w:rPr>
-              <w:t>Tách train/val theo scene từ 37 training scenes; dùng official benchmark cho final submission</w:t>
-            </w:r>
-          </w:p>
-        </w:tc>
-      </w:tr>
-      <w:tr>
-        <w:tc>
-          <w:tcPr>
-            <w:tcW w:type="dxa" w:w="2880"/>
-            <w:vAlign w:val="center"/>
-            <w:tcMar>
-              <w:top w:w="80" w:type="dxa"/>
-              <w:start w:w="80" w:type="dxa"/>
-              <w:bottom w:w="80" w:type="dxa"/>
-              <w:end w:w="80" w:type="dxa"/>
-            </w:tcMar>
-          </w:tcPr>
-          <w:p>
-            <w:pPr>
-              <w:spacing w:after="0"/>
-            </w:pPr>
-            <w:r>
-              <w:rPr>
-                <w:sz w:val="17"/>
-              </w:rPr>
-              <w:t>Hyperparameter fairness</w:t>
-            </w:r>
-          </w:p>
-        </w:tc>
-        <w:tc>
-          <w:tcPr>
-            <w:tcW w:type="dxa" w:w="3384"/>
-            <w:vAlign w:val="center"/>
-            <w:tcMar>
-              <w:top w:w="80" w:type="dxa"/>
-              <w:start w:w="80" w:type="dxa"/>
-              <w:bottom w:w="80" w:type="dxa"/>
-              <w:end w:w="80" w:type="dxa"/>
-            </w:tcMar>
-          </w:tcPr>
-          <w:p>
-            <w:pPr>
-              <w:spacing w:after="0"/>
-            </w:pPr>
-            <w:r>
-              <w:rPr>
-                <w:sz w:val="17"/>
-              </w:rPr>
-              <w:t>Một model có thể bị bất lợi nếu ép cùng config</w:t>
-            </w:r>
-          </w:p>
-        </w:tc>
-        <w:tc>
-          <w:tcPr>
-            <w:tcW w:type="dxa" w:w="4824"/>
-            <w:vAlign w:val="center"/>
-            <w:tcMar>
-              <w:top w:w="80" w:type="dxa"/>
-              <w:start w:w="80" w:type="dxa"/>
-              <w:bottom w:w="80" w:type="dxa"/>
-              <w:end w:w="80" w:type="dxa"/>
-            </w:tcMar>
-          </w:tcPr>
-          <w:p>
-            <w:pPr>
-              <w:spacing w:after="0"/>
-            </w:pPr>
-            <w:r>
-              <w:rPr>
-                <w:sz w:val="17"/>
-              </w:rPr>
-              <w:t>Giữ common protocol nhưng cho phép model-specific recommended hyperparameters</w:t>
-            </w:r>
-          </w:p>
-        </w:tc>
-      </w:tr>
-      <w:tr>
-        <w:tc>
-          <w:tcPr>
-            <w:tcW w:type="dxa" w:w="2880"/>
-            <w:vAlign w:val="center"/>
-            <w:tcMar>
-              <w:top w:w="80" w:type="dxa"/>
-              <w:start w:w="80" w:type="dxa"/>
-              <w:bottom w:w="80" w:type="dxa"/>
-              <w:end w:w="80" w:type="dxa"/>
-            </w:tcMar>
-          </w:tcPr>
-          <w:p>
-            <w:pPr>
-              <w:spacing w:after="0"/>
-            </w:pPr>
-            <w:r>
-              <w:rPr>
-                <w:sz w:val="17"/>
-              </w:rPr>
-              <w:t>Sparse FLOPs khó so sánh công bằng</w:t>
-            </w:r>
-          </w:p>
-        </w:tc>
-        <w:tc>
-          <w:tcPr>
-            <w:tcW w:type="dxa" w:w="3384"/>
-            <w:vAlign w:val="center"/>
-            <w:tcMar>
-              <w:top w:w="80" w:type="dxa"/>
-              <w:start w:w="80" w:type="dxa"/>
-              <w:bottom w:w="80" w:type="dxa"/>
-              <w:end w:w="80" w:type="dxa"/>
-            </w:tcMar>
-          </w:tcPr>
-          <w:p>
-            <w:pPr>
-              <w:spacing w:after="0"/>
-            </w:pPr>
-            <w:r>
-              <w:rPr>
-                <w:sz w:val="17"/>
-              </w:rPr>
-              <w:t>Có thể gây phản biện về efficiency metric</w:t>
-            </w:r>
-          </w:p>
-        </w:tc>
-        <w:tc>
-          <w:tcPr>
-            <w:tcW w:type="dxa" w:w="4824"/>
-            <w:vAlign w:val="center"/>
-            <w:tcMar>
-              <w:top w:w="80" w:type="dxa"/>
-              <w:start w:w="80" w:type="dxa"/>
-              <w:bottom w:w="80" w:type="dxa"/>
-              <w:end w:w="80" w:type="dxa"/>
-            </w:tcMar>
-          </w:tcPr>
-          <w:p>
-            <w:pPr>
-              <w:spacing w:after="0"/>
-            </w:pPr>
-            <w:r>
-              <w:rPr>
-                <w:sz w:val="17"/>
-              </w:rPr>
-              <w:t>Ưu tiên measured latency, memory, active voxels; mô tả rõ FLOP protocol nếu dùng</w:t>
-            </w:r>
-          </w:p>
-        </w:tc>
-      </w:tr>
-      <w:tr>
-        <w:tc>
-          <w:tcPr>
-            <w:tcW w:type="dxa" w:w="2880"/>
-            <w:vAlign w:val="center"/>
-            <w:tcMar>
-              <w:top w:w="80" w:type="dxa"/>
-              <w:start w:w="80" w:type="dxa"/>
-              <w:bottom w:w="80" w:type="dxa"/>
-              <w:end w:w="80" w:type="dxa"/>
-            </w:tcMar>
-          </w:tcPr>
-          <w:p>
-            <w:pPr>
-              <w:spacing w:after="0"/>
-            </w:pPr>
-            <w:r>
-              <w:rPr>
-                <w:sz w:val="17"/>
-              </w:rPr>
-              <w:t>Compute budget lớn</w:t>
-            </w:r>
-          </w:p>
-        </w:tc>
-        <w:tc>
-          <w:tcPr>
-            <w:tcW w:type="dxa" w:w="3384"/>
-            <w:vAlign w:val="center"/>
-            <w:tcMar>
-              <w:top w:w="80" w:type="dxa"/>
-              <w:start w:w="80" w:type="dxa"/>
-              <w:bottom w:w="80" w:type="dxa"/>
-              <w:end w:w="80" w:type="dxa"/>
-            </w:tcMar>
-          </w:tcPr>
-          <w:p>
-            <w:pPr>
-              <w:spacing w:after="0"/>
-            </w:pPr>
-            <w:r>
-              <w:rPr>
-                <w:sz w:val="17"/>
-              </w:rPr>
-              <w:t>5–6 model × nhiều seeds × robustness tests tốn GPU-time</w:t>
-            </w:r>
-          </w:p>
-        </w:tc>
-        <w:tc>
-          <w:tcPr>
-            <w:tcW w:type="dxa" w:w="4824"/>
-            <w:vAlign w:val="center"/>
-            <w:tcMar>
-              <w:top w:w="80" w:type="dxa"/>
-              <w:start w:w="80" w:type="dxa"/>
-              <w:bottom w:w="80" w:type="dxa"/>
-              <w:end w:w="80" w:type="dxa"/>
-            </w:tcMar>
-          </w:tcPr>
-          <w:p>
-            <w:pPr>
-              <w:spacing w:after="0"/>
-            </w:pPr>
-            <w:r>
-              <w:rPr>
-                <w:sz w:val="17"/>
-              </w:rPr>
-              <w:t>Smoke-test PointPillars trước; ưu tiên 3 seeds cho bảng chính và 1 seed cho exploratory runs</w:t>
+              <w:t>Capacity baseline; không claim kiến trúc mới</w:t>
             </w:r>
           </w:p>
         </w:tc>
@@ -2118,18 +1562,150 @@
     </w:p>
     <w:p>
       <w:pPr>
+        <w:pStyle w:val="ListBullet"/>
+        <w:spacing w:after="40"/>
+      </w:pPr>
+      <w:r>
+        <w:t>Adam + one-cycle, weight decay 0,01, AMP, effective batch size 4, 2 workers, 80 epoch; checkpoint cố định ở epoch 80.</w:t>
+      </w:r>
+    </w:p>
+    <w:p>
+      <w:pPr>
+        <w:pStyle w:val="ListBullet"/>
+        <w:spacing w:after="40"/>
+      </w:pPr>
+      <w:r>
+        <w:t>Augmentation chung: flip x/y, yaw ±45°, scale 0,95–1,05; không ground-truth database sampling.</w:t>
+      </w:r>
+    </w:p>
+    <w:p>
+      <w:pPr>
+        <w:pStyle w:val="ListBullet"/>
+        <w:spacing w:after="40"/>
+      </w:pPr>
+      <w:r>
+        <w:t>Learning rate, gradient clipping, voxel/pillar limits, decoding và NMS được giữ theo cấu hình và phải công bố.</w:t>
+      </w:r>
+    </w:p>
+    <w:p>
+      <w:pPr>
+        <w:pStyle w:val="Heading2"/>
+      </w:pPr>
+      <w:r>
+        <w:t>Loss được dùng</w:t>
+      </w:r>
+    </w:p>
+    <w:p>
+      <w:pPr>
+        <w:pStyle w:val="ListBullet"/>
+        <w:spacing w:after="40"/>
+      </w:pPr>
+      <w:r>
+        <w:t>PointPillars, SECOND, Lite và proposal head của PV-RCNN: sigmoid focal classification + Smooth L1 box regression + direction classification; trọng số 1 / 2 / 0,2.</w:t>
+      </w:r>
+    </w:p>
+    <w:p>
+      <w:pPr>
+        <w:pStyle w:val="ListBullet"/>
+        <w:spacing w:after="40"/>
+      </w:pPr>
+      <w:r>
+        <w:t>CenterPoint: heatmap focal + masked L1 box regression, trọng số box 1.</w:t>
+      </w:r>
+    </w:p>
+    <w:p>
+      <w:pPr>
+        <w:pStyle w:val="ListBullet"/>
+        <w:spacing w:after="40"/>
+      </w:pPr>
+      <w:r>
+        <w:t>VoxelNeXt: heatmap focal + masked L1 box regression, trọng số box 0,25.</w:t>
+      </w:r>
+    </w:p>
+    <w:p>
+      <w:pPr>
+        <w:pStyle w:val="ListBullet"/>
+        <w:spacing w:after="40"/>
+      </w:pPr>
+      <w:r>
+        <w:t>PV-RCNN bổ sung point classification, ROI BCE classification, ROI Smooth L1 box loss và corner regularization.</w:t>
+      </w:r>
+    </w:p>
+    <w:p>
+      <w:pPr>
+        <w:pStyle w:val="SmallNote"/>
+      </w:pPr>
+      <w:r>
+        <w:t>Tổng loss giữa các kiến trúc không cùng thang đo do target, normalization và số head khác nhau; không dùng raw training loss để xếp hạng mô hình.</w:t>
+      </w:r>
+    </w:p>
+    <w:p>
+      <w:pPr>
         <w:pStyle w:val="Heading1"/>
       </w:pPr>
       <w:r>
-        <w:t>10. Khả năng đăng hội nghị/tạp chí</w:t>
+        <w:t>3. Metrics và ba chế độ sparsity</w:t>
       </w:r>
     </w:p>
     <w:p>
+      <w:pPr>
+        <w:pStyle w:val="Heading2"/>
+      </w:pPr>
       <w:r>
-        <w:rPr>
-          <w:b/>
-        </w:rPr>
-        <w:t>Đánh giá theo mức hoàn thiện của bài:</w:t>
+        <w:t>Metrics chính</w:t>
+      </w:r>
+    </w:p>
+    <w:p>
+      <w:pPr>
+        <w:pStyle w:val="ListBullet"/>
+        <w:spacing w:after="40"/>
+      </w:pPr>
+      <w:r>
+        <w:t>Local 3D AP40: IoU 0,7 cho Car và 0,5 cho Pedestrian/Cyclist; matching greedy một-một; Misc được ignore theo cùng ngưỡng.</w:t>
+      </w:r>
+    </w:p>
+    <w:p>
+      <w:pPr>
+        <w:pStyle w:val="ListBullet"/>
+        <w:spacing w:after="40"/>
+      </w:pPr>
+      <w:r>
+        <w:t>Precision, recall, F1 và TP/FP/FN tại score 0,1; prediction export dùng cutoff 0,001.</w:t>
+      </w:r>
+    </w:p>
+    <w:p>
+      <w:pPr>
+        <w:pStyle w:val="ListBullet"/>
+        <w:spacing w:after="40"/>
+      </w:pPr>
+      <w:r>
+        <w:t>Range AP ở [0,20), [20,40), [40,60), [60,∞) m; recall theo cohort số điểm cố định từ input 128-ring.</w:t>
+      </w:r>
+    </w:p>
+    <w:p>
+      <w:pPr>
+        <w:pStyle w:val="ListBullet"/>
+        <w:spacing w:after="40"/>
+      </w:pPr>
+      <w:r>
+        <w:t>Prepared-frame latency batch 1, FP32: preprocessing + H2D + full forward/decoding/NMS; 200 frame và 20 warmup.</w:t>
+      </w:r>
+    </w:p>
+    <w:p>
+      <w:pPr>
+        <w:pStyle w:val="ListBullet"/>
+        <w:spacing w:after="40"/>
+      </w:pPr>
+      <w:r>
+        <w:t>ECE/Brier được giữ ở phụ lục như native-score diagnostics; Kendall’s τb đã bỏ khỏi bản thảo.</w:t>
+      </w:r>
+    </w:p>
+    <w:p>
+      <w:pPr>
+        <w:pStyle w:val="Heading2"/>
+      </w:pPr>
+      <w:r>
+        <w:t>Ba chế độ đánh giá</w:t>
       </w:r>
     </w:p>
     <w:tbl>
@@ -2137,80 +1713,99 @@
         <w:tblStyle w:val="TableGrid"/>
         <w:tblW w:type="auto" w:w="0"/>
         <w:jc w:val="center"/>
+        <w:tblLayout w:type="fixed"/>
         <w:tblLook w:firstColumn="1" w:firstRow="1" w:lastColumn="0" w:lastRow="0" w:noHBand="0" w:noVBand="1" w:val="04A0"/>
       </w:tblPr>
       <w:tblGrid>
-        <w:gridCol w:w="3389"/>
-        <w:gridCol w:w="3389"/>
-        <w:gridCol w:w="3389"/>
+        <w:gridCol w:w="3278"/>
+        <w:gridCol w:w="3278"/>
+        <w:gridCol w:w="3278"/>
       </w:tblGrid>
       <w:tr>
-        <w:trPr>
-          <w:tblHeader w:val="true"/>
-        </w:trPr>
         <w:tc>
           <w:tcPr>
-            <w:tcW w:type="dxa" w:w="1800"/>
-            <w:shd w:fill="D9EAF7"/>
+            <w:tcW w:type="dxa" w:w="1584"/>
             <w:vAlign w:val="center"/>
             <w:tcMar>
-              <w:top w:w="80" w:type="dxa"/>
-              <w:start w:w="80" w:type="dxa"/>
-              <w:bottom w:w="80" w:type="dxa"/>
-              <w:end w:w="80" w:type="dxa"/>
+              <w:top w:w="70" w:type="dxa"/>
+              <w:start w:w="90" w:type="dxa"/>
+              <w:bottom w:w="70" w:type="dxa"/>
+              <w:end w:w="90" w:type="dxa"/>
             </w:tcMar>
+            <w:shd w:fill="183B56"/>
           </w:tcPr>
           <w:p>
+            <w:pPr>
+              <w:spacing w:after="0"/>
+              <w:jc w:val="center"/>
+            </w:pPr>
+            <w:r/>
             <w:r>
               <w:rPr>
+                <w:rFonts w:ascii="Arial" w:hAnsi="Arial"/>
                 <w:b/>
-                <w:sz w:val="18"/>
+                <w:color w:val="FFFFFF"/>
+                <w:sz w:val="17"/>
               </w:rPr>
-              <w:t>Phiên bản</w:t>
+              <w:t>Chế độ</w:t>
             </w:r>
           </w:p>
         </w:tc>
         <w:tc>
           <w:tcPr>
-            <w:tcW w:type="dxa" w:w="6336"/>
-            <w:shd w:fill="D9EAF7"/>
+            <w:tcW w:type="dxa" w:w="3240"/>
             <w:vAlign w:val="center"/>
             <w:tcMar>
-              <w:top w:w="80" w:type="dxa"/>
-              <w:start w:w="80" w:type="dxa"/>
-              <w:bottom w:w="80" w:type="dxa"/>
-              <w:end w:w="80" w:type="dxa"/>
+              <w:top w:w="70" w:type="dxa"/>
+              <w:start w:w="90" w:type="dxa"/>
+              <w:bottom w:w="70" w:type="dxa"/>
+              <w:end w:w="90" w:type="dxa"/>
             </w:tcMar>
+            <w:shd w:fill="183B56"/>
           </w:tcPr>
           <w:p>
+            <w:pPr>
+              <w:spacing w:after="0"/>
+              <w:jc w:val="center"/>
+            </w:pPr>
+            <w:r/>
             <w:r>
               <w:rPr>
+                <w:rFonts w:ascii="Arial" w:hAnsi="Arial"/>
                 <w:b/>
-                <w:sz w:val="18"/>
+                <w:color w:val="FFFFFF"/>
+                <w:sz w:val="17"/>
               </w:rPr>
-              <w:t>Nội dung</w:t>
+              <w:t>Điều kiện</w:t>
             </w:r>
           </w:p>
         </w:tc>
         <w:tc>
           <w:tcPr>
-            <w:tcW w:type="dxa" w:w="3024"/>
-            <w:shd w:fill="D9EAF7"/>
+            <w:tcW w:type="dxa" w:w="4824"/>
             <w:vAlign w:val="center"/>
             <w:tcMar>
-              <w:top w:w="80" w:type="dxa"/>
-              <w:start w:w="80" w:type="dxa"/>
-              <w:bottom w:w="80" w:type="dxa"/>
-              <w:end w:w="80" w:type="dxa"/>
+              <w:top w:w="70" w:type="dxa"/>
+              <w:start w:w="90" w:type="dxa"/>
+              <w:bottom w:w="70" w:type="dxa"/>
+              <w:end w:w="90" w:type="dxa"/>
             </w:tcMar>
+            <w:shd w:fill="183B56"/>
           </w:tcPr>
           <w:p>
+            <w:pPr>
+              <w:spacing w:after="0"/>
+              <w:jc w:val="center"/>
+            </w:pPr>
+            <w:r/>
             <w:r>
               <w:rPr>
+                <w:rFonts w:ascii="Arial" w:hAnsi="Arial"/>
                 <w:b/>
-                <w:sz w:val="18"/>
+                <w:color w:val="FFFFFF"/>
+                <w:sz w:val="17"/>
               </w:rPr>
-              <w:t>Mức venue hợp lý</w:t>
+              <w:t>Ý nghĩa</w:t>
             </w:r>
           </w:p>
         </w:tc>
@@ -2218,70 +1813,82 @@
       <w:tr>
         <w:tc>
           <w:tcPr>
-            <w:tcW w:type="dxa" w:w="1800"/>
+            <w:tcW w:type="dxa" w:w="1584"/>
             <w:vAlign w:val="center"/>
             <w:tcMar>
-              <w:top w:w="80" w:type="dxa"/>
-              <w:start w:w="80" w:type="dxa"/>
-              <w:bottom w:w="80" w:type="dxa"/>
-              <w:end w:w="80" w:type="dxa"/>
+              <w:top w:w="70" w:type="dxa"/>
+              <w:start w:w="90" w:type="dxa"/>
+              <w:bottom w:w="70" w:type="dxa"/>
+              <w:end w:w="90" w:type="dxa"/>
             </w:tcMar>
+            <w:shd w:fill="FFFFFF"/>
           </w:tcPr>
           <w:p>
             <w:pPr>
               <w:spacing w:after="0"/>
             </w:pPr>
+            <w:r/>
             <w:r>
               <w:rPr>
+                <w:rFonts w:ascii="Arial" w:hAnsi="Arial"/>
+                <w:b/>
                 <w:sz w:val="17"/>
               </w:rPr>
-              <w:t>Basic</w:t>
+              <w:t>Modulo</w:t>
             </w:r>
           </w:p>
         </w:tc>
         <w:tc>
           <w:tcPr>
-            <w:tcW w:type="dxa" w:w="6336"/>
+            <w:tcW w:type="dxa" w:w="3240"/>
             <w:vAlign w:val="center"/>
             <w:tcMar>
-              <w:top w:w="80" w:type="dxa"/>
-              <w:start w:w="80" w:type="dxa"/>
-              <w:bottom w:w="80" w:type="dxa"/>
-              <w:end w:w="80" w:type="dxa"/>
+              <w:top w:w="70" w:type="dxa"/>
+              <w:start w:w="90" w:type="dxa"/>
+              <w:bottom w:w="70" w:type="dxa"/>
+              <w:end w:w="90" w:type="dxa"/>
             </w:tcMar>
+            <w:shd w:fill="FFFFFF"/>
           </w:tcPr>
           <w:p>
             <w:pPr>
               <w:spacing w:after="0"/>
             </w:pPr>
+            <w:r/>
             <w:r>
               <w:rPr>
+                <w:rFonts w:ascii="Arial" w:hAnsi="Arial"/>
+                <w:b w:val="0"/>
                 <w:sz w:val="17"/>
               </w:rPr>
-              <w:t>5 model + mAP + Params/FPS</w:t>
+              <w:t>128/64/32/16; phase 0</w:t>
             </w:r>
           </w:p>
         </w:tc>
         <w:tc>
           <w:tcPr>
-            <w:tcW w:type="dxa" w:w="3024"/>
+            <w:tcW w:type="dxa" w:w="4824"/>
             <w:vAlign w:val="center"/>
             <w:tcMar>
-              <w:top w:w="80" w:type="dxa"/>
-              <w:start w:w="80" w:type="dxa"/>
-              <w:bottom w:w="80" w:type="dxa"/>
-              <w:end w:w="80" w:type="dxa"/>
+              <w:top w:w="70" w:type="dxa"/>
+              <w:start w:w="90" w:type="dxa"/>
+              <w:bottom w:w="70" w:type="dxa"/>
+              <w:end w:w="90" w:type="dxa"/>
             </w:tcMar>
+            <w:shd w:fill="FFFFFF"/>
           </w:tcPr>
           <w:p>
             <w:pPr>
               <w:spacing w:after="0"/>
             </w:pPr>
+            <w:r/>
             <w:r>
               <w:rPr>
+                <w:rFonts w:ascii="Arial" w:hAnsi="Arial"/>
+                <w:b w:val="0"/>
                 <w:sz w:val="17"/>
               </w:rPr>
-              <w:t>Workshop/conference vừa; journal applied. Novelty còn mỏng.</w:t>
+              <w:t>Đường suy giảm chính, deterministic và nested</w:t>
             </w:r>
           </w:p>
         </w:tc>
@@ -2289,70 +1896,82 @@
       <w:tr>
         <w:tc>
           <w:tcPr>
-            <w:tcW w:type="dxa" w:w="1800"/>
+            <w:tcW w:type="dxa" w:w="1584"/>
             <w:vAlign w:val="center"/>
             <w:tcMar>
-              <w:top w:w="80" w:type="dxa"/>
-              <w:start w:w="80" w:type="dxa"/>
-              <w:bottom w:w="80" w:type="dxa"/>
-              <w:end w:w="80" w:type="dxa"/>
+              <w:top w:w="70" w:type="dxa"/>
+              <w:start w:w="90" w:type="dxa"/>
+              <w:bottom w:w="70" w:type="dxa"/>
+              <w:end w:w="90" w:type="dxa"/>
             </w:tcMar>
+            <w:shd w:fill="F5F7F8"/>
           </w:tcPr>
           <w:p>
             <w:pPr>
               <w:spacing w:after="0"/>
             </w:pPr>
+            <w:r/>
             <w:r>
               <w:rPr>
+                <w:rFonts w:ascii="Arial" w:hAnsi="Arial"/>
+                <w:b/>
                 <w:sz w:val="17"/>
               </w:rPr>
-              <w:t>Full benchmark</w:t>
+              <w:t>Elevation</w:t>
             </w:r>
           </w:p>
         </w:tc>
         <w:tc>
           <w:tcPr>
-            <w:tcW w:type="dxa" w:w="6336"/>
+            <w:tcW w:type="dxa" w:w="3240"/>
             <w:vAlign w:val="center"/>
             <w:tcMar>
-              <w:top w:w="80" w:type="dxa"/>
-              <w:start w:w="80" w:type="dxa"/>
-              <w:bottom w:w="80" w:type="dxa"/>
-              <w:end w:w="80" w:type="dxa"/>
+              <w:top w:w="70" w:type="dxa"/>
+              <w:start w:w="90" w:type="dxa"/>
+              <w:bottom w:w="70" w:type="dxa"/>
+              <w:end w:w="90" w:type="dxa"/>
             </w:tcMar>
+            <w:shd w:fill="F5F7F8"/>
           </w:tcPr>
           <w:p>
             <w:pPr>
               <w:spacing w:after="0"/>
             </w:pPr>
+            <w:r/>
             <w:r>
               <w:rPr>
+                <w:rFonts w:ascii="Arial" w:hAnsi="Arial"/>
+                <w:b w:val="0"/>
                 <w:sz w:val="17"/>
               </w:rPr>
-              <w:t>Unified protocol + latency/memory + range + 128/64/32/16 + Pareto + 3 seeds + code</w:t>
+              <w:t>VLP-16, VLP-32C + dense-FOV controls</w:t>
             </w:r>
           </w:p>
         </w:tc>
         <w:tc>
           <w:tcPr>
-            <w:tcW w:type="dxa" w:w="3024"/>
+            <w:tcW w:type="dxa" w:w="4824"/>
             <w:vAlign w:val="center"/>
             <w:tcMar>
-              <w:top w:w="80" w:type="dxa"/>
-              <w:start w:w="80" w:type="dxa"/>
-              <w:bottom w:w="80" w:type="dxa"/>
-              <w:end w:w="80" w:type="dxa"/>
+              <w:top w:w="70" w:type="dxa"/>
+              <w:start w:w="90" w:type="dxa"/>
+              <w:bottom w:w="70" w:type="dxa"/>
+              <w:end w:w="90" w:type="dxa"/>
             </w:tcMar>
+            <w:shd w:fill="F5F7F8"/>
           </w:tcPr>
           <w:p>
             <w:pPr>
               <w:spacing w:after="0"/>
             </w:pPr>
+            <w:r/>
             <w:r>
               <w:rPr>
+                <w:rFonts w:ascii="Arial" w:hAnsi="Arial"/>
+                <w:b w:val="0"/>
                 <w:sz w:val="17"/>
               </w:rPr>
-              <w:t>IEEE IV, IEEE ITSC là target rất phù hợp; journal Q1/Q2 phù hợp có thể thử.</w:t>
+              <w:t>Chọn source ring gần góc mục tiêu; không phải mô phỏng cảm biến hoàn chỉnh</w:t>
             </w:r>
           </w:p>
         </w:tc>
@@ -2360,70 +1979,82 @@
       <w:tr>
         <w:tc>
           <w:tcPr>
-            <w:tcW w:type="dxa" w:w="1800"/>
+            <w:tcW w:type="dxa" w:w="1584"/>
             <w:vAlign w:val="center"/>
             <w:tcMar>
-              <w:top w:w="80" w:type="dxa"/>
-              <w:start w:w="80" w:type="dxa"/>
-              <w:bottom w:w="80" w:type="dxa"/>
-              <w:end w:w="80" w:type="dxa"/>
+              <w:top w:w="70" w:type="dxa"/>
+              <w:start w:w="90" w:type="dxa"/>
+              <w:bottom w:w="70" w:type="dxa"/>
+              <w:end w:w="90" w:type="dxa"/>
             </w:tcMar>
+            <w:shd w:fill="FFFFFF"/>
           </w:tcPr>
           <w:p>
             <w:pPr>
               <w:spacing w:after="0"/>
             </w:pPr>
+            <w:r/>
             <w:r>
               <w:rPr>
+                <w:rFonts w:ascii="Arial" w:hAnsi="Arial"/>
+                <w:b/>
                 <w:sz w:val="17"/>
               </w:rPr>
-              <w:t>Strong / Benchmark+</w:t>
+              <w:t>Multiphase</w:t>
             </w:r>
           </w:p>
         </w:tc>
         <w:tc>
           <w:tcPr>
-            <w:tcW w:type="dxa" w:w="6336"/>
+            <w:tcW w:type="dxa" w:w="3240"/>
             <w:vAlign w:val="center"/>
             <w:tcMar>
-              <w:top w:w="80" w:type="dxa"/>
-              <w:start w:w="80" w:type="dxa"/>
-              <w:bottom w:w="80" w:type="dxa"/>
-              <w:end w:w="80" w:type="dxa"/>
+              <w:top w:w="70" w:type="dxa"/>
+              <w:start w:w="90" w:type="dxa"/>
+              <w:bottom w:w="70" w:type="dxa"/>
+              <w:end w:w="90" w:type="dxa"/>
             </w:tcMar>
+            <w:shd w:fill="FFFFFF"/>
           </w:tcPr>
           <w:p>
             <w:pPr>
               <w:spacing w:after="0"/>
             </w:pPr>
+            <w:r/>
             <w:r>
               <w:rPr>
+                <w:rFonts w:ascii="Arial" w:hAnsi="Arial"/>
+                <w:b w:val="0"/>
                 <w:sz w:val="17"/>
               </w:rPr>
-              <w:t>Full benchmark + real adverse-weather annotations hoặc corruption suite sâu / multi-dataset validation</w:t>
+              <w:t>64: 2 phase; 32: 4; 16: 8</w:t>
             </w:r>
           </w:p>
         </w:tc>
         <w:tc>
           <w:tcPr>
-            <w:tcW w:type="dxa" w:w="3024"/>
+            <w:tcW w:type="dxa" w:w="4824"/>
             <w:vAlign w:val="center"/>
             <w:tcMar>
-              <w:top w:w="80" w:type="dxa"/>
-              <w:start w:w="80" w:type="dxa"/>
-              <w:bottom w:w="80" w:type="dxa"/>
-              <w:end w:w="80" w:type="dxa"/>
+              <w:top w:w="70" w:type="dxa"/>
+              <w:start w:w="90" w:type="dxa"/>
+              <w:bottom w:w="70" w:type="dxa"/>
+              <w:end w:w="90" w:type="dxa"/>
             </w:tcMar>
+            <w:shd w:fill="FFFFFF"/>
           </w:tcPr>
           <w:p>
             <w:pPr>
               <w:spacing w:after="0"/>
             </w:pPr>
+            <w:r/>
             <w:r>
               <w:rPr>
+                <w:rFonts w:ascii="Arial" w:hAnsi="Arial"/>
+                <w:b w:val="0"/>
                 <w:sz w:val="17"/>
               </w:rPr>
-              <w:t>Có cơ sở hơn cho RA-L, IEEE T-IV và các journal/robotics venue mạnh.</w:t>
+              <w:t>Độ nhạy với ring offset; báo cáo mean±sd và min–max theo phase</w:t>
             </w:r>
           </w:p>
         </w:tc>
@@ -2436,10 +2067,19 @@
     </w:p>
     <w:p>
       <w:pPr>
-        <w:pStyle w:val="Heading1"/>
+        <w:pStyle w:val="SmallNote"/>
       </w:pPr>
       <w:r>
-        <w:t>11. Venue gợi ý</w:t>
+        <w:t>Phase p giữ các ring thỏa r mod (128/K) = p. Phase 0 là kết quả modulo hiện có. Multiphase bổ sung 11 điều kiện mới cho mỗi checkpoint; độ lệch chuẩn theo phase không phải độ lệch chuẩn qua training seed.</w:t>
+      </w:r>
+    </w:p>
+    <w:p>
+      <w:pPr>
+        <w:pStyle w:val="Heading1"/>
+        <w:pageBreakBefore/>
+      </w:pPr>
+      <w:r>
+        <w:t>4. Kết quả seed 42 hiện có</w:t>
       </w:r>
     </w:p>
     <w:tbl>
@@ -2447,80 +2087,189 @@
         <w:tblStyle w:val="TableGrid"/>
         <w:tblW w:type="auto" w:w="0"/>
         <w:jc w:val="center"/>
+        <w:tblLayout w:type="fixed"/>
         <w:tblLook w:firstColumn="1" w:firstRow="1" w:lastColumn="0" w:lastRow="0" w:noHBand="0" w:noVBand="1" w:val="04A0"/>
       </w:tblPr>
       <w:tblGrid>
-        <w:gridCol w:w="3389"/>
-        <w:gridCol w:w="3389"/>
-        <w:gridCol w:w="3389"/>
+        <w:gridCol w:w="1639"/>
+        <w:gridCol w:w="1639"/>
+        <w:gridCol w:w="1639"/>
+        <w:gridCol w:w="1639"/>
+        <w:gridCol w:w="1639"/>
+        <w:gridCol w:w="1639"/>
       </w:tblGrid>
       <w:tr>
-        <w:trPr>
-          <w:tblHeader w:val="true"/>
-        </w:trPr>
         <w:tc>
           <w:tcPr>
-            <w:tcW w:type="dxa" w:w="2880"/>
-            <w:shd w:fill="D9EAF7"/>
+            <w:tcW w:type="dxa" w:w="2232"/>
             <w:vAlign w:val="center"/>
             <w:tcMar>
-              <w:top w:w="80" w:type="dxa"/>
-              <w:start w:w="80" w:type="dxa"/>
-              <w:bottom w:w="80" w:type="dxa"/>
-              <w:end w:w="80" w:type="dxa"/>
+              <w:top w:w="70" w:type="dxa"/>
+              <w:start w:w="90" w:type="dxa"/>
+              <w:bottom w:w="70" w:type="dxa"/>
+              <w:end w:w="90" w:type="dxa"/>
             </w:tcMar>
+            <w:shd w:fill="183B56"/>
           </w:tcPr>
           <w:p>
+            <w:pPr>
+              <w:spacing w:after="0"/>
+              <w:jc w:val="center"/>
+            </w:pPr>
+            <w:r/>
             <w:r>
               <w:rPr>
+                <w:rFonts w:ascii="Arial" w:hAnsi="Arial"/>
                 <w:b/>
-                <w:sz w:val="18"/>
+                <w:color w:val="FFFFFF"/>
+                <w:sz w:val="17"/>
               </w:rPr>
-              <w:t>Venue</w:t>
+              <w:t>Model</w:t>
             </w:r>
           </w:p>
         </w:tc>
         <w:tc>
           <w:tcPr>
-            <w:tcW w:type="dxa" w:w="1800"/>
-            <w:shd w:fill="D9EAF7"/>
+            <w:tcW w:type="dxa" w:w="1181"/>
             <w:vAlign w:val="center"/>
             <w:tcMar>
-              <w:top w:w="80" w:type="dxa"/>
-              <w:start w:w="80" w:type="dxa"/>
-              <w:bottom w:w="80" w:type="dxa"/>
-              <w:end w:w="80" w:type="dxa"/>
+              <w:top w:w="70" w:type="dxa"/>
+              <w:start w:w="90" w:type="dxa"/>
+              <w:bottom w:w="70" w:type="dxa"/>
+              <w:end w:w="90" w:type="dxa"/>
             </w:tcMar>
+            <w:shd w:fill="183B56"/>
           </w:tcPr>
           <w:p>
+            <w:pPr>
+              <w:spacing w:after="0"/>
+              <w:jc w:val="center"/>
+            </w:pPr>
+            <w:r/>
             <w:r>
               <w:rPr>
+                <w:rFonts w:ascii="Arial" w:hAnsi="Arial"/>
                 <w:b/>
-                <w:sz w:val="18"/>
+                <w:color w:val="FFFFFF"/>
+                <w:sz w:val="17"/>
               </w:rPr>
-              <w:t>Độ phù hợp</w:t>
+              <w:t>mAP40</w:t>
             </w:r>
           </w:p>
         </w:tc>
         <w:tc>
           <w:tcPr>
-            <w:tcW w:type="dxa" w:w="6552"/>
-            <w:shd w:fill="D9EAF7"/>
+            <w:tcW w:type="dxa" w:w="1296"/>
             <w:vAlign w:val="center"/>
             <w:tcMar>
-              <w:top w:w="80" w:type="dxa"/>
-              <w:start w:w="80" w:type="dxa"/>
-              <w:bottom w:w="80" w:type="dxa"/>
-              <w:end w:w="80" w:type="dxa"/>
+              <w:top w:w="70" w:type="dxa"/>
+              <w:start w:w="90" w:type="dxa"/>
+              <w:bottom w:w="70" w:type="dxa"/>
+              <w:end w:w="90" w:type="dxa"/>
             </w:tcMar>
+            <w:shd w:fill="183B56"/>
           </w:tcPr>
           <w:p>
+            <w:pPr>
+              <w:spacing w:after="0"/>
+              <w:jc w:val="center"/>
+            </w:pPr>
+            <w:r/>
             <w:r>
               <w:rPr>
+                <w:rFonts w:ascii="Arial" w:hAnsi="Arial"/>
                 <w:b/>
-                <w:sz w:val="18"/>
+                <w:color w:val="FFFFFF"/>
+                <w:sz w:val="17"/>
               </w:rPr>
-              <w:t>Nhận định</w:t>
+              <w:t>Mean ms</w:t>
+            </w:r>
+          </w:p>
+        </w:tc>
+        <w:tc>
+          <w:tcPr>
+            <w:tcW w:type="dxa" w:w="1037"/>
+            <w:vAlign w:val="center"/>
+            <w:tcMar>
+              <w:top w:w="70" w:type="dxa"/>
+              <w:start w:w="90" w:type="dxa"/>
+              <w:bottom w:w="70" w:type="dxa"/>
+              <w:end w:w="90" w:type="dxa"/>
+            </w:tcMar>
+            <w:shd w:fill="183B56"/>
+          </w:tcPr>
+          <w:p>
+            <w:pPr>
+              <w:spacing w:after="0"/>
+              <w:jc w:val="center"/>
+            </w:pPr>
+            <w:r/>
+            <w:r>
+              <w:rPr>
+                <w:rFonts w:ascii="Arial" w:hAnsi="Arial"/>
+                <w:b/>
+                <w:color w:val="FFFFFF"/>
+                <w:sz w:val="17"/>
+              </w:rPr>
+              <w:t>FPS</w:t>
+            </w:r>
+          </w:p>
+        </w:tc>
+        <w:tc>
+          <w:tcPr>
+            <w:tcW w:type="dxa" w:w="1512"/>
+            <w:vAlign w:val="center"/>
+            <w:tcMar>
+              <w:top w:w="70" w:type="dxa"/>
+              <w:start w:w="90" w:type="dxa"/>
+              <w:bottom w:w="70" w:type="dxa"/>
+              <w:end w:w="90" w:type="dxa"/>
+            </w:tcMar>
+            <w:shd w:fill="183B56"/>
+          </w:tcPr>
+          <w:p>
+            <w:pPr>
+              <w:spacing w:after="0"/>
+              <w:jc w:val="center"/>
+            </w:pPr>
+            <w:r/>
+            <w:r>
+              <w:rPr>
+                <w:rFonts w:ascii="Arial" w:hAnsi="Arial"/>
+                <w:b/>
+                <w:color w:val="FFFFFF"/>
+                <w:sz w:val="17"/>
+              </w:rPr>
+              <w:t>Memory MiB</w:t>
+            </w:r>
+          </w:p>
+        </w:tc>
+        <w:tc>
+          <w:tcPr>
+            <w:tcW w:type="dxa" w:w="1224"/>
+            <w:vAlign w:val="center"/>
+            <w:tcMar>
+              <w:top w:w="70" w:type="dxa"/>
+              <w:start w:w="90" w:type="dxa"/>
+              <w:bottom w:w="70" w:type="dxa"/>
+              <w:end w:w="90" w:type="dxa"/>
+            </w:tcMar>
+            <w:shd w:fill="183B56"/>
+          </w:tcPr>
+          <w:p>
+            <w:pPr>
+              <w:spacing w:after="0"/>
+              <w:jc w:val="center"/>
+            </w:pPr>
+            <w:r/>
+            <w:r>
+              <w:rPr>
+                <w:rFonts w:ascii="Arial" w:hAnsi="Arial"/>
+                <w:b/>
+                <w:color w:val="FFFFFF"/>
+                <w:sz w:val="17"/>
+              </w:rPr>
+              <w:t>Params M</w:t>
             </w:r>
           </w:p>
         </w:tc>
@@ -2528,70 +2277,163 @@
       <w:tr>
         <w:tc>
           <w:tcPr>
-            <w:tcW w:type="dxa" w:w="2880"/>
+            <w:tcW w:type="dxa" w:w="2232"/>
             <w:vAlign w:val="center"/>
             <w:tcMar>
-              <w:top w:w="80" w:type="dxa"/>
-              <w:start w:w="80" w:type="dxa"/>
-              <w:bottom w:w="80" w:type="dxa"/>
-              <w:end w:w="80" w:type="dxa"/>
+              <w:top w:w="70" w:type="dxa"/>
+              <w:start w:w="90" w:type="dxa"/>
+              <w:bottom w:w="70" w:type="dxa"/>
+              <w:end w:w="90" w:type="dxa"/>
             </w:tcMar>
+            <w:shd w:fill="FFFFFF"/>
           </w:tcPr>
           <w:p>
             <w:pPr>
               <w:spacing w:after="0"/>
             </w:pPr>
+            <w:r/>
             <w:r>
               <w:rPr>
+                <w:rFonts w:ascii="Arial" w:hAnsi="Arial"/>
+                <w:b/>
                 <w:sz w:val="17"/>
               </w:rPr>
-              <w:t>IEEE Intelligent Vehicles Symposium (IV)</w:t>
+              <w:t>PV-RCNN</w:t>
             </w:r>
           </w:p>
         </w:tc>
         <w:tc>
           <w:tcPr>
-            <w:tcW w:type="dxa" w:w="1800"/>
+            <w:tcW w:type="dxa" w:w="1181"/>
             <w:vAlign w:val="center"/>
             <w:tcMar>
-              <w:top w:w="80" w:type="dxa"/>
-              <w:start w:w="80" w:type="dxa"/>
-              <w:bottom w:w="80" w:type="dxa"/>
-              <w:end w:w="80" w:type="dxa"/>
+              <w:top w:w="70" w:type="dxa"/>
+              <w:start w:w="90" w:type="dxa"/>
+              <w:bottom w:w="70" w:type="dxa"/>
+              <w:end w:w="90" w:type="dxa"/>
             </w:tcMar>
+            <w:shd w:fill="FFFFFF"/>
           </w:tcPr>
           <w:p>
             <w:pPr>
               <w:spacing w:after="0"/>
             </w:pPr>
+            <w:r/>
             <w:r>
               <w:rPr>
+                <w:rFonts w:ascii="Arial" w:hAnsi="Arial"/>
+                <w:b w:val="0"/>
                 <w:sz w:val="17"/>
               </w:rPr>
-              <w:t>Rất cao</w:t>
+              <w:t>59,11</w:t>
             </w:r>
           </w:p>
         </w:tc>
         <w:tc>
           <w:tcPr>
-            <w:tcW w:type="dxa" w:w="6552"/>
+            <w:tcW w:type="dxa" w:w="1296"/>
             <w:vAlign w:val="center"/>
             <w:tcMar>
-              <w:top w:w="80" w:type="dxa"/>
-              <w:start w:w="80" w:type="dxa"/>
-              <w:bottom w:w="80" w:type="dxa"/>
-              <w:end w:w="80" w:type="dxa"/>
+              <w:top w:w="70" w:type="dxa"/>
+              <w:start w:w="90" w:type="dxa"/>
+              <w:bottom w:w="70" w:type="dxa"/>
+              <w:end w:w="90" w:type="dxa"/>
             </w:tcMar>
+            <w:shd w:fill="FFFFFF"/>
           </w:tcPr>
           <w:p>
             <w:pPr>
               <w:spacing w:after="0"/>
             </w:pPr>
+            <w:r/>
             <w:r>
               <w:rPr>
+                <w:rFonts w:ascii="Arial" w:hAnsi="Arial"/>
+                <w:b w:val="0"/>
                 <w:sz w:val="17"/>
               </w:rPr>
-              <w:t>IEEE ITSS flagship; scope có Sensing and Perception, autonomous vehicles, safety testing/validation. Target hội nghị cân bằng nhất.</w:t>
+              <w:t>310,81</w:t>
+            </w:r>
+          </w:p>
+        </w:tc>
+        <w:tc>
+          <w:tcPr>
+            <w:tcW w:type="dxa" w:w="1037"/>
+            <w:vAlign w:val="center"/>
+            <w:tcMar>
+              <w:top w:w="70" w:type="dxa"/>
+              <w:start w:w="90" w:type="dxa"/>
+              <w:bottom w:w="70" w:type="dxa"/>
+              <w:end w:w="90" w:type="dxa"/>
+            </w:tcMar>
+            <w:shd w:fill="FFFFFF"/>
+          </w:tcPr>
+          <w:p>
+            <w:pPr>
+              <w:spacing w:after="0"/>
+            </w:pPr>
+            <w:r/>
+            <w:r>
+              <w:rPr>
+                <w:rFonts w:ascii="Arial" w:hAnsi="Arial"/>
+                <w:b w:val="0"/>
+                <w:sz w:val="17"/>
+              </w:rPr>
+              <w:t>3,22</w:t>
+            </w:r>
+          </w:p>
+        </w:tc>
+        <w:tc>
+          <w:tcPr>
+            <w:tcW w:type="dxa" w:w="1512"/>
+            <w:vAlign w:val="center"/>
+            <w:tcMar>
+              <w:top w:w="70" w:type="dxa"/>
+              <w:start w:w="90" w:type="dxa"/>
+              <w:bottom w:w="70" w:type="dxa"/>
+              <w:end w:w="90" w:type="dxa"/>
+            </w:tcMar>
+            <w:shd w:fill="FFFFFF"/>
+          </w:tcPr>
+          <w:p>
+            <w:pPr>
+              <w:spacing w:after="0"/>
+            </w:pPr>
+            <w:r/>
+            <w:r>
+              <w:rPr>
+                <w:rFonts w:ascii="Arial" w:hAnsi="Arial"/>
+                <w:b w:val="0"/>
+                <w:sz w:val="17"/>
+              </w:rPr>
+              <w:t>1.524,54</w:t>
+            </w:r>
+          </w:p>
+        </w:tc>
+        <w:tc>
+          <w:tcPr>
+            <w:tcW w:type="dxa" w:w="1224"/>
+            <w:vAlign w:val="center"/>
+            <w:tcMar>
+              <w:top w:w="70" w:type="dxa"/>
+              <w:start w:w="90" w:type="dxa"/>
+              <w:bottom w:w="70" w:type="dxa"/>
+              <w:end w:w="90" w:type="dxa"/>
+            </w:tcMar>
+            <w:shd w:fill="FFFFFF"/>
+          </w:tcPr>
+          <w:p>
+            <w:pPr>
+              <w:spacing w:after="0"/>
+            </w:pPr>
+            <w:r/>
+            <w:r>
+              <w:rPr>
+                <w:rFonts w:ascii="Arial" w:hAnsi="Arial"/>
+                <w:b w:val="0"/>
+                <w:sz w:val="17"/>
+              </w:rPr>
+              <w:t>13,073</w:t>
             </w:r>
           </w:p>
         </w:tc>
@@ -2599,70 +2441,163 @@
       <w:tr>
         <w:tc>
           <w:tcPr>
-            <w:tcW w:type="dxa" w:w="2880"/>
+            <w:tcW w:type="dxa" w:w="2232"/>
             <w:vAlign w:val="center"/>
             <w:tcMar>
-              <w:top w:w="80" w:type="dxa"/>
-              <w:start w:w="80" w:type="dxa"/>
-              <w:bottom w:w="80" w:type="dxa"/>
-              <w:end w:w="80" w:type="dxa"/>
+              <w:top w:w="70" w:type="dxa"/>
+              <w:start w:w="90" w:type="dxa"/>
+              <w:bottom w:w="70" w:type="dxa"/>
+              <w:end w:w="90" w:type="dxa"/>
             </w:tcMar>
+            <w:shd w:fill="F5F7F8"/>
           </w:tcPr>
           <w:p>
             <w:pPr>
               <w:spacing w:after="0"/>
             </w:pPr>
+            <w:r/>
             <w:r>
               <w:rPr>
+                <w:rFonts w:ascii="Arial" w:hAnsi="Arial"/>
+                <w:b/>
                 <w:sz w:val="17"/>
               </w:rPr>
-              <w:t>IEEE ITSC</w:t>
+              <w:t>PointPillars</w:t>
             </w:r>
           </w:p>
         </w:tc>
         <w:tc>
           <w:tcPr>
-            <w:tcW w:type="dxa" w:w="1800"/>
+            <w:tcW w:type="dxa" w:w="1181"/>
             <w:vAlign w:val="center"/>
             <w:tcMar>
-              <w:top w:w="80" w:type="dxa"/>
-              <w:start w:w="80" w:type="dxa"/>
-              <w:bottom w:w="80" w:type="dxa"/>
-              <w:end w:w="80" w:type="dxa"/>
+              <w:top w:w="70" w:type="dxa"/>
+              <w:start w:w="90" w:type="dxa"/>
+              <w:bottom w:w="70" w:type="dxa"/>
+              <w:end w:w="90" w:type="dxa"/>
             </w:tcMar>
+            <w:shd w:fill="F5F7F8"/>
           </w:tcPr>
           <w:p>
             <w:pPr>
               <w:spacing w:after="0"/>
             </w:pPr>
+            <w:r/>
             <w:r>
               <w:rPr>
+                <w:rFonts w:ascii="Arial" w:hAnsi="Arial"/>
+                <w:b w:val="0"/>
                 <w:sz w:val="17"/>
               </w:rPr>
-              <w:t>Cao</w:t>
+              <w:t>53,80</w:t>
             </w:r>
           </w:p>
         </w:tc>
         <w:tc>
           <w:tcPr>
-            <w:tcW w:type="dxa" w:w="6552"/>
+            <w:tcW w:type="dxa" w:w="1296"/>
             <w:vAlign w:val="center"/>
             <w:tcMar>
-              <w:top w:w="80" w:type="dxa"/>
-              <w:start w:w="80" w:type="dxa"/>
-              <w:bottom w:w="80" w:type="dxa"/>
-              <w:end w:w="80" w:type="dxa"/>
+              <w:top w:w="70" w:type="dxa"/>
+              <w:start w:w="90" w:type="dxa"/>
+              <w:bottom w:w="70" w:type="dxa"/>
+              <w:end w:w="90" w:type="dxa"/>
             </w:tcMar>
+            <w:shd w:fill="F5F7F8"/>
           </w:tcPr>
           <w:p>
             <w:pPr>
               <w:spacing w:after="0"/>
             </w:pPr>
+            <w:r/>
             <w:r>
               <w:rPr>
+                <w:rFonts w:ascii="Arial" w:hAnsi="Arial"/>
+                <w:b w:val="0"/>
                 <w:sz w:val="17"/>
               </w:rPr>
-              <w:t>IEEE ITSS annual flagship; phù hợp với sensing/perception/scene understanding và intelligent vehicles.</w:t>
+              <w:t>61,40</w:t>
+            </w:r>
+          </w:p>
+        </w:tc>
+        <w:tc>
+          <w:tcPr>
+            <w:tcW w:type="dxa" w:w="1037"/>
+            <w:vAlign w:val="center"/>
+            <w:tcMar>
+              <w:top w:w="70" w:type="dxa"/>
+              <w:start w:w="90" w:type="dxa"/>
+              <w:bottom w:w="70" w:type="dxa"/>
+              <w:end w:w="90" w:type="dxa"/>
+            </w:tcMar>
+            <w:shd w:fill="F5F7F8"/>
+          </w:tcPr>
+          <w:p>
+            <w:pPr>
+              <w:spacing w:after="0"/>
+            </w:pPr>
+            <w:r/>
+            <w:r>
+              <w:rPr>
+                <w:rFonts w:ascii="Arial" w:hAnsi="Arial"/>
+                <w:b w:val="0"/>
+                <w:sz w:val="17"/>
+              </w:rPr>
+              <w:t>16,29</w:t>
+            </w:r>
+          </w:p>
+        </w:tc>
+        <w:tc>
+          <w:tcPr>
+            <w:tcW w:type="dxa" w:w="1512"/>
+            <w:vAlign w:val="center"/>
+            <w:tcMar>
+              <w:top w:w="70" w:type="dxa"/>
+              <w:start w:w="90" w:type="dxa"/>
+              <w:bottom w:w="70" w:type="dxa"/>
+              <w:end w:w="90" w:type="dxa"/>
+            </w:tcMar>
+            <w:shd w:fill="F5F7F8"/>
+          </w:tcPr>
+          <w:p>
+            <w:pPr>
+              <w:spacing w:after="0"/>
+            </w:pPr>
+            <w:r/>
+            <w:r>
+              <w:rPr>
+                <w:rFonts w:ascii="Arial" w:hAnsi="Arial"/>
+                <w:b w:val="0"/>
+                <w:sz w:val="17"/>
+              </w:rPr>
+              <w:t>1.543,18</w:t>
+            </w:r>
+          </w:p>
+        </w:tc>
+        <w:tc>
+          <w:tcPr>
+            <w:tcW w:type="dxa" w:w="1224"/>
+            <w:vAlign w:val="center"/>
+            <w:tcMar>
+              <w:top w:w="70" w:type="dxa"/>
+              <w:start w:w="90" w:type="dxa"/>
+              <w:bottom w:w="70" w:type="dxa"/>
+              <w:end w:w="90" w:type="dxa"/>
+            </w:tcMar>
+            <w:shd w:fill="F5F7F8"/>
+          </w:tcPr>
+          <w:p>
+            <w:pPr>
+              <w:spacing w:after="0"/>
+            </w:pPr>
+            <w:r/>
+            <w:r>
+              <w:rPr>
+                <w:rFonts w:ascii="Arial" w:hAnsi="Arial"/>
+                <w:b w:val="0"/>
+                <w:sz w:val="17"/>
+              </w:rPr>
+              <w:t>4,835</w:t>
             </w:r>
           </w:p>
         </w:tc>
@@ -2670,70 +2605,163 @@
       <w:tr>
         <w:tc>
           <w:tcPr>
-            <w:tcW w:type="dxa" w:w="2880"/>
+            <w:tcW w:type="dxa" w:w="2232"/>
             <w:vAlign w:val="center"/>
             <w:tcMar>
-              <w:top w:w="80" w:type="dxa"/>
-              <w:start w:w="80" w:type="dxa"/>
-              <w:bottom w:w="80" w:type="dxa"/>
-              <w:end w:w="80" w:type="dxa"/>
+              <w:top w:w="70" w:type="dxa"/>
+              <w:start w:w="90" w:type="dxa"/>
+              <w:bottom w:w="70" w:type="dxa"/>
+              <w:end w:w="90" w:type="dxa"/>
             </w:tcMar>
+            <w:shd w:fill="FFFFFF"/>
           </w:tcPr>
           <w:p>
             <w:pPr>
               <w:spacing w:after="0"/>
             </w:pPr>
+            <w:r/>
             <w:r>
               <w:rPr>
+                <w:rFonts w:ascii="Arial" w:hAnsi="Arial"/>
+                <w:b/>
                 <w:sz w:val="17"/>
               </w:rPr>
-              <w:t>Robotics and Autonomous Systems</w:t>
+              <w:t>PointPillars Lite</w:t>
             </w:r>
           </w:p>
         </w:tc>
         <w:tc>
           <w:tcPr>
-            <w:tcW w:type="dxa" w:w="1800"/>
+            <w:tcW w:type="dxa" w:w="1181"/>
             <w:vAlign w:val="center"/>
             <w:tcMar>
-              <w:top w:w="80" w:type="dxa"/>
-              <w:start w:w="80" w:type="dxa"/>
-              <w:bottom w:w="80" w:type="dxa"/>
-              <w:end w:w="80" w:type="dxa"/>
+              <w:top w:w="70" w:type="dxa"/>
+              <w:start w:w="90" w:type="dxa"/>
+              <w:bottom w:w="70" w:type="dxa"/>
+              <w:end w:w="90" w:type="dxa"/>
             </w:tcMar>
+            <w:shd w:fill="FFFFFF"/>
           </w:tcPr>
           <w:p>
             <w:pPr>
               <w:spacing w:after="0"/>
             </w:pPr>
+            <w:r/>
             <w:r>
               <w:rPr>
+                <w:rFonts w:ascii="Arial" w:hAnsi="Arial"/>
+                <w:b w:val="0"/>
                 <w:sz w:val="17"/>
               </w:rPr>
-              <w:t>Cao</w:t>
+              <w:t>49,66</w:t>
             </w:r>
           </w:p>
         </w:tc>
         <w:tc>
           <w:tcPr>
-            <w:tcW w:type="dxa" w:w="6552"/>
+            <w:tcW w:type="dxa" w:w="1296"/>
             <w:vAlign w:val="center"/>
             <w:tcMar>
-              <w:top w:w="80" w:type="dxa"/>
-              <w:start w:w="80" w:type="dxa"/>
-              <w:bottom w:w="80" w:type="dxa"/>
-              <w:end w:w="80" w:type="dxa"/>
+              <w:top w:w="70" w:type="dxa"/>
+              <w:start w:w="90" w:type="dxa"/>
+              <w:bottom w:w="70" w:type="dxa"/>
+              <w:end w:w="90" w:type="dxa"/>
             </w:tcMar>
+            <w:shd w:fill="FFFFFF"/>
           </w:tcPr>
           <w:p>
             <w:pPr>
               <w:spacing w:after="0"/>
             </w:pPr>
+            <w:r/>
             <w:r>
               <w:rPr>
+                <w:rFonts w:ascii="Arial" w:hAnsi="Arial"/>
+                <w:b w:val="0"/>
                 <w:sz w:val="17"/>
               </w:rPr>
-              <w:t>Journal tập trung autonomous systems và sensory-based robotics. SJR 2024: Q1. Phù hợp nếu analysis có insight tổng quát.</w:t>
+              <w:t>46,32</w:t>
+            </w:r>
+          </w:p>
+        </w:tc>
+        <w:tc>
+          <w:tcPr>
+            <w:tcW w:type="dxa" w:w="1037"/>
+            <w:vAlign w:val="center"/>
+            <w:tcMar>
+              <w:top w:w="70" w:type="dxa"/>
+              <w:start w:w="90" w:type="dxa"/>
+              <w:bottom w:w="70" w:type="dxa"/>
+              <w:end w:w="90" w:type="dxa"/>
+            </w:tcMar>
+            <w:shd w:fill="FFFFFF"/>
+          </w:tcPr>
+          <w:p>
+            <w:pPr>
+              <w:spacing w:after="0"/>
+            </w:pPr>
+            <w:r/>
+            <w:r>
+              <w:rPr>
+                <w:rFonts w:ascii="Arial" w:hAnsi="Arial"/>
+                <w:b w:val="0"/>
+                <w:sz w:val="17"/>
+              </w:rPr>
+              <w:t>21,59</w:t>
+            </w:r>
+          </w:p>
+        </w:tc>
+        <w:tc>
+          <w:tcPr>
+            <w:tcW w:type="dxa" w:w="1512"/>
+            <w:vAlign w:val="center"/>
+            <w:tcMar>
+              <w:top w:w="70" w:type="dxa"/>
+              <w:start w:w="90" w:type="dxa"/>
+              <w:bottom w:w="70" w:type="dxa"/>
+              <w:end w:w="90" w:type="dxa"/>
+            </w:tcMar>
+            <w:shd w:fill="FFFFFF"/>
+          </w:tcPr>
+          <w:p>
+            <w:pPr>
+              <w:spacing w:after="0"/>
+            </w:pPr>
+            <w:r/>
+            <w:r>
+              <w:rPr>
+                <w:rFonts w:ascii="Arial" w:hAnsi="Arial"/>
+                <w:b w:val="0"/>
+                <w:sz w:val="17"/>
+              </w:rPr>
+              <w:t>876,43</w:t>
+            </w:r>
+          </w:p>
+        </w:tc>
+        <w:tc>
+          <w:tcPr>
+            <w:tcW w:type="dxa" w:w="1224"/>
+            <w:vAlign w:val="center"/>
+            <w:tcMar>
+              <w:top w:w="70" w:type="dxa"/>
+              <w:start w:w="90" w:type="dxa"/>
+              <w:bottom w:w="70" w:type="dxa"/>
+              <w:end w:w="90" w:type="dxa"/>
+            </w:tcMar>
+            <w:shd w:fill="FFFFFF"/>
+          </w:tcPr>
+          <w:p>
+            <w:pPr>
+              <w:spacing w:after="0"/>
+            </w:pPr>
+            <w:r/>
+            <w:r>
+              <w:rPr>
+                <w:rFonts w:ascii="Arial" w:hAnsi="Arial"/>
+                <w:b w:val="0"/>
+                <w:sz w:val="17"/>
+              </w:rPr>
+              <w:t>1,217</w:t>
             </w:r>
           </w:p>
         </w:tc>
@@ -2741,70 +2769,163 @@
       <w:tr>
         <w:tc>
           <w:tcPr>
-            <w:tcW w:type="dxa" w:w="2880"/>
+            <w:tcW w:type="dxa" w:w="2232"/>
             <w:vAlign w:val="center"/>
             <w:tcMar>
-              <w:top w:w="80" w:type="dxa"/>
-              <w:start w:w="80" w:type="dxa"/>
-              <w:bottom w:w="80" w:type="dxa"/>
-              <w:end w:w="80" w:type="dxa"/>
+              <w:top w:w="70" w:type="dxa"/>
+              <w:start w:w="90" w:type="dxa"/>
+              <w:bottom w:w="70" w:type="dxa"/>
+              <w:end w:w="90" w:type="dxa"/>
             </w:tcMar>
+            <w:shd w:fill="F5F7F8"/>
           </w:tcPr>
           <w:p>
             <w:pPr>
               <w:spacing w:after="0"/>
             </w:pPr>
+            <w:r/>
             <w:r>
               <w:rPr>
+                <w:rFonts w:ascii="Arial" w:hAnsi="Arial"/>
+                <w:b/>
                 <w:sz w:val="17"/>
               </w:rPr>
-              <w:t>IEEE Robotics and Automation Letters (RA-L)</w:t>
+              <w:t>SECOND</w:t>
             </w:r>
           </w:p>
         </w:tc>
         <w:tc>
           <w:tcPr>
-            <w:tcW w:type="dxa" w:w="1800"/>
+            <w:tcW w:type="dxa" w:w="1181"/>
             <w:vAlign w:val="center"/>
             <w:tcMar>
-              <w:top w:w="80" w:type="dxa"/>
-              <w:start w:w="80" w:type="dxa"/>
-              <w:bottom w:w="80" w:type="dxa"/>
-              <w:end w:w="80" w:type="dxa"/>
+              <w:top w:w="70" w:type="dxa"/>
+              <w:start w:w="90" w:type="dxa"/>
+              <w:bottom w:w="70" w:type="dxa"/>
+              <w:end w:w="90" w:type="dxa"/>
             </w:tcMar>
+            <w:shd w:fill="F5F7F8"/>
           </w:tcPr>
           <w:p>
             <w:pPr>
               <w:spacing w:after="0"/>
             </w:pPr>
+            <w:r/>
             <w:r>
               <w:rPr>
+                <w:rFonts w:ascii="Arial" w:hAnsi="Arial"/>
+                <w:b w:val="0"/>
                 <w:sz w:val="17"/>
               </w:rPr>
-              <w:t>Trung bình–cao</w:t>
+              <w:t>48,50</w:t>
             </w:r>
           </w:p>
         </w:tc>
         <w:tc>
           <w:tcPr>
-            <w:tcW w:type="dxa" w:w="6552"/>
+            <w:tcW w:type="dxa" w:w="1296"/>
             <w:vAlign w:val="center"/>
             <w:tcMar>
-              <w:top w:w="80" w:type="dxa"/>
-              <w:start w:w="80" w:type="dxa"/>
-              <w:bottom w:w="80" w:type="dxa"/>
-              <w:end w:w="80" w:type="dxa"/>
+              <w:top w:w="70" w:type="dxa"/>
+              <w:start w:w="90" w:type="dxa"/>
+              <w:bottom w:w="70" w:type="dxa"/>
+              <w:end w:w="90" w:type="dxa"/>
             </w:tcMar>
+            <w:shd w:fill="F5F7F8"/>
           </w:tcPr>
           <w:p>
             <w:pPr>
               <w:spacing w:after="0"/>
             </w:pPr>
+            <w:r/>
             <w:r>
               <w:rPr>
+                <w:rFonts w:ascii="Arial" w:hAnsi="Arial"/>
+                <w:b w:val="0"/>
                 <w:sz w:val="17"/>
               </w:rPr>
-              <w:t>SJR 2024: Q1. Stretch target; benchmark-only cần novelty/insight và reproducibility mạnh.</w:t>
+              <w:t>40,87</w:t>
+            </w:r>
+          </w:p>
+        </w:tc>
+        <w:tc>
+          <w:tcPr>
+            <w:tcW w:type="dxa" w:w="1037"/>
+            <w:vAlign w:val="center"/>
+            <w:tcMar>
+              <w:top w:w="70" w:type="dxa"/>
+              <w:start w:w="90" w:type="dxa"/>
+              <w:bottom w:w="70" w:type="dxa"/>
+              <w:end w:w="90" w:type="dxa"/>
+            </w:tcMar>
+            <w:shd w:fill="F5F7F8"/>
+          </w:tcPr>
+          <w:p>
+            <w:pPr>
+              <w:spacing w:after="0"/>
+            </w:pPr>
+            <w:r/>
+            <w:r>
+              <w:rPr>
+                <w:rFonts w:ascii="Arial" w:hAnsi="Arial"/>
+                <w:b w:val="0"/>
+                <w:sz w:val="17"/>
+              </w:rPr>
+              <w:t>24,47</w:t>
+            </w:r>
+          </w:p>
+        </w:tc>
+        <w:tc>
+          <w:tcPr>
+            <w:tcW w:type="dxa" w:w="1512"/>
+            <w:vAlign w:val="center"/>
+            <w:tcMar>
+              <w:top w:w="70" w:type="dxa"/>
+              <w:start w:w="90" w:type="dxa"/>
+              <w:bottom w:w="70" w:type="dxa"/>
+              <w:end w:w="90" w:type="dxa"/>
+            </w:tcMar>
+            <w:shd w:fill="F5F7F8"/>
+          </w:tcPr>
+          <w:p>
+            <w:pPr>
+              <w:spacing w:after="0"/>
+            </w:pPr>
+            <w:r/>
+            <w:r>
+              <w:rPr>
+                <w:rFonts w:ascii="Arial" w:hAnsi="Arial"/>
+                <w:b w:val="0"/>
+                <w:sz w:val="17"/>
+              </w:rPr>
+              <w:t>183,25</w:t>
+            </w:r>
+          </w:p>
+        </w:tc>
+        <w:tc>
+          <w:tcPr>
+            <w:tcW w:type="dxa" w:w="1224"/>
+            <w:vAlign w:val="center"/>
+            <w:tcMar>
+              <w:top w:w="70" w:type="dxa"/>
+              <w:start w:w="90" w:type="dxa"/>
+              <w:bottom w:w="70" w:type="dxa"/>
+              <w:end w:w="90" w:type="dxa"/>
+            </w:tcMar>
+            <w:shd w:fill="F5F7F8"/>
+          </w:tcPr>
+          <w:p>
+            <w:pPr>
+              <w:spacing w:after="0"/>
+            </w:pPr>
+            <w:r/>
+            <w:r>
+              <w:rPr>
+                <w:rFonts w:ascii="Arial" w:hAnsi="Arial"/>
+                <w:b w:val="0"/>
+                <w:sz w:val="17"/>
+              </w:rPr>
+              <w:t>5,326</w:t>
             </w:r>
           </w:p>
         </w:tc>
@@ -2812,70 +2933,163 @@
       <w:tr>
         <w:tc>
           <w:tcPr>
-            <w:tcW w:type="dxa" w:w="2880"/>
+            <w:tcW w:type="dxa" w:w="2232"/>
             <w:vAlign w:val="center"/>
             <w:tcMar>
-              <w:top w:w="80" w:type="dxa"/>
-              <w:start w:w="80" w:type="dxa"/>
-              <w:bottom w:w="80" w:type="dxa"/>
-              <w:end w:w="80" w:type="dxa"/>
+              <w:top w:w="70" w:type="dxa"/>
+              <w:start w:w="90" w:type="dxa"/>
+              <w:bottom w:w="70" w:type="dxa"/>
+              <w:end w:w="90" w:type="dxa"/>
             </w:tcMar>
+            <w:shd w:fill="FFFFFF"/>
           </w:tcPr>
           <w:p>
             <w:pPr>
               <w:spacing w:after="0"/>
             </w:pPr>
+            <w:r/>
             <w:r>
               <w:rPr>
+                <w:rFonts w:ascii="Arial" w:hAnsi="Arial"/>
+                <w:b/>
                 <w:sz w:val="17"/>
               </w:rPr>
-              <w:t>IEEE Transactions on Intelligent Vehicles (T-IV)</w:t>
+              <w:t>VoxelNeXt</w:t>
             </w:r>
           </w:p>
         </w:tc>
         <w:tc>
           <w:tcPr>
-            <w:tcW w:type="dxa" w:w="1800"/>
+            <w:tcW w:type="dxa" w:w="1181"/>
             <w:vAlign w:val="center"/>
             <w:tcMar>
-              <w:top w:w="80" w:type="dxa"/>
-              <w:start w:w="80" w:type="dxa"/>
-              <w:bottom w:w="80" w:type="dxa"/>
-              <w:end w:w="80" w:type="dxa"/>
+              <w:top w:w="70" w:type="dxa"/>
+              <w:start w:w="90" w:type="dxa"/>
+              <w:bottom w:w="70" w:type="dxa"/>
+              <w:end w:w="90" w:type="dxa"/>
             </w:tcMar>
+            <w:shd w:fill="FFFFFF"/>
           </w:tcPr>
           <w:p>
             <w:pPr>
               <w:spacing w:after="0"/>
             </w:pPr>
+            <w:r/>
             <w:r>
               <w:rPr>
+                <w:rFonts w:ascii="Arial" w:hAnsi="Arial"/>
+                <w:b w:val="0"/>
                 <w:sz w:val="17"/>
               </w:rPr>
-              <w:t>Rất cao về topic</w:t>
+              <w:t>47,10</w:t>
             </w:r>
           </w:p>
         </w:tc>
         <w:tc>
           <w:tcPr>
-            <w:tcW w:type="dxa" w:w="6552"/>
+            <w:tcW w:type="dxa" w:w="1296"/>
             <w:vAlign w:val="center"/>
             <w:tcMar>
-              <w:top w:w="80" w:type="dxa"/>
-              <w:start w:w="80" w:type="dxa"/>
-              <w:bottom w:w="80" w:type="dxa"/>
-              <w:end w:w="80" w:type="dxa"/>
+              <w:top w:w="70" w:type="dxa"/>
+              <w:start w:w="90" w:type="dxa"/>
+              <w:bottom w:w="70" w:type="dxa"/>
+              <w:end w:w="90" w:type="dxa"/>
             </w:tcMar>
+            <w:shd w:fill="FFFFFF"/>
           </w:tcPr>
           <w:p>
             <w:pPr>
               <w:spacing w:after="0"/>
             </w:pPr>
+            <w:r/>
             <w:r>
               <w:rPr>
+                <w:rFonts w:ascii="Arial" w:hAnsi="Arial"/>
+                <w:b w:val="0"/>
                 <w:sz w:val="17"/>
               </w:rPr>
-              <w:t>Scope trực tiếp về intelligent/automated vehicles. Stretch target; cần contribution sâu hơn benchmark bảng xếp hạng.</w:t>
+              <w:t>49,18</w:t>
+            </w:r>
+          </w:p>
+        </w:tc>
+        <w:tc>
+          <w:tcPr>
+            <w:tcW w:type="dxa" w:w="1037"/>
+            <w:vAlign w:val="center"/>
+            <w:tcMar>
+              <w:top w:w="70" w:type="dxa"/>
+              <w:start w:w="90" w:type="dxa"/>
+              <w:bottom w:w="70" w:type="dxa"/>
+              <w:end w:w="90" w:type="dxa"/>
+            </w:tcMar>
+            <w:shd w:fill="FFFFFF"/>
+          </w:tcPr>
+          <w:p>
+            <w:pPr>
+              <w:spacing w:after="0"/>
+            </w:pPr>
+            <w:r/>
+            <w:r>
+              <w:rPr>
+                <w:rFonts w:ascii="Arial" w:hAnsi="Arial"/>
+                <w:b w:val="0"/>
+                <w:sz w:val="17"/>
+              </w:rPr>
+              <w:t>20,34</w:t>
+            </w:r>
+          </w:p>
+        </w:tc>
+        <w:tc>
+          <w:tcPr>
+            <w:tcW w:type="dxa" w:w="1512"/>
+            <w:vAlign w:val="center"/>
+            <w:tcMar>
+              <w:top w:w="70" w:type="dxa"/>
+              <w:start w:w="90" w:type="dxa"/>
+              <w:bottom w:w="70" w:type="dxa"/>
+              <w:end w:w="90" w:type="dxa"/>
+            </w:tcMar>
+            <w:shd w:fill="FFFFFF"/>
+          </w:tcPr>
+          <w:p>
+            <w:pPr>
+              <w:spacing w:after="0"/>
+            </w:pPr>
+            <w:r/>
+            <w:r>
+              <w:rPr>
+                <w:rFonts w:ascii="Arial" w:hAnsi="Arial"/>
+                <w:b w:val="0"/>
+                <w:sz w:val="17"/>
+              </w:rPr>
+              <w:t>174,79</w:t>
+            </w:r>
+          </w:p>
+        </w:tc>
+        <w:tc>
+          <w:tcPr>
+            <w:tcW w:type="dxa" w:w="1224"/>
+            <w:vAlign w:val="center"/>
+            <w:tcMar>
+              <w:top w:w="70" w:type="dxa"/>
+              <w:start w:w="90" w:type="dxa"/>
+              <w:bottom w:w="70" w:type="dxa"/>
+              <w:end w:w="90" w:type="dxa"/>
+            </w:tcMar>
+            <w:shd w:fill="FFFFFF"/>
+          </w:tcPr>
+          <w:p>
+            <w:pPr>
+              <w:spacing w:after="0"/>
+            </w:pPr>
+            <w:r/>
+            <w:r>
+              <w:rPr>
+                <w:rFonts w:ascii="Arial" w:hAnsi="Arial"/>
+                <w:b w:val="0"/>
+                <w:sz w:val="17"/>
+              </w:rPr>
+              <w:t>7,454</w:t>
             </w:r>
           </w:p>
         </w:tc>
@@ -2883,70 +3097,163 @@
       <w:tr>
         <w:tc>
           <w:tcPr>
-            <w:tcW w:type="dxa" w:w="2880"/>
+            <w:tcW w:type="dxa" w:w="2232"/>
             <w:vAlign w:val="center"/>
             <w:tcMar>
-              <w:top w:w="80" w:type="dxa"/>
-              <w:start w:w="80" w:type="dxa"/>
-              <w:bottom w:w="80" w:type="dxa"/>
-              <w:end w:w="80" w:type="dxa"/>
+              <w:top w:w="70" w:type="dxa"/>
+              <w:start w:w="90" w:type="dxa"/>
+              <w:bottom w:w="70" w:type="dxa"/>
+              <w:end w:w="90" w:type="dxa"/>
             </w:tcMar>
+            <w:shd w:fill="F5F7F8"/>
           </w:tcPr>
           <w:p>
             <w:pPr>
               <w:spacing w:after="0"/>
             </w:pPr>
+            <w:r/>
             <w:r>
               <w:rPr>
+                <w:rFonts w:ascii="Arial" w:hAnsi="Arial"/>
+                <w:b/>
                 <w:sz w:val="17"/>
               </w:rPr>
-              <w:t>Sensors</w:t>
+              <w:t>CenterPoint</w:t>
             </w:r>
           </w:p>
         </w:tc>
         <w:tc>
           <w:tcPr>
-            <w:tcW w:type="dxa" w:w="1800"/>
+            <w:tcW w:type="dxa" w:w="1181"/>
             <w:vAlign w:val="center"/>
             <w:tcMar>
-              <w:top w:w="80" w:type="dxa"/>
-              <w:start w:w="80" w:type="dxa"/>
-              <w:bottom w:w="80" w:type="dxa"/>
-              <w:end w:w="80" w:type="dxa"/>
+              <w:top w:w="70" w:type="dxa"/>
+              <w:start w:w="90" w:type="dxa"/>
+              <w:bottom w:w="70" w:type="dxa"/>
+              <w:end w:w="90" w:type="dxa"/>
             </w:tcMar>
+            <w:shd w:fill="F5F7F8"/>
           </w:tcPr>
           <w:p>
             <w:pPr>
               <w:spacing w:after="0"/>
             </w:pPr>
+            <w:r/>
             <w:r>
               <w:rPr>
+                <w:rFonts w:ascii="Arial" w:hAnsi="Arial"/>
+                <w:b w:val="0"/>
                 <w:sz w:val="17"/>
               </w:rPr>
-              <w:t>Cao về applied fit</w:t>
+              <w:t>46,29</w:t>
             </w:r>
           </w:p>
         </w:tc>
         <w:tc>
           <w:tcPr>
-            <w:tcW w:type="dxa" w:w="6552"/>
+            <w:tcW w:type="dxa" w:w="1296"/>
             <w:vAlign w:val="center"/>
             <w:tcMar>
-              <w:top w:w="80" w:type="dxa"/>
-              <w:start w:w="80" w:type="dxa"/>
-              <w:bottom w:w="80" w:type="dxa"/>
-              <w:end w:w="80" w:type="dxa"/>
+              <w:top w:w="70" w:type="dxa"/>
+              <w:start w:w="90" w:type="dxa"/>
+              <w:bottom w:w="70" w:type="dxa"/>
+              <w:end w:w="90" w:type="dxa"/>
             </w:tcMar>
+            <w:shd w:fill="F5F7F8"/>
           </w:tcPr>
           <w:p>
             <w:pPr>
               <w:spacing w:after="0"/>
             </w:pPr>
+            <w:r/>
             <w:r>
               <w:rPr>
+                <w:rFonts w:ascii="Arial" w:hAnsi="Arial"/>
+                <w:b w:val="0"/>
                 <w:sz w:val="17"/>
               </w:rPr>
-              <w:t>Phù hợp với sensing/LiDAR evaluation; thường thực tế hơn nếu experimental work tốt nhưng novelty vừa.</w:t>
+              <w:t>48,54</w:t>
+            </w:r>
+          </w:p>
+        </w:tc>
+        <w:tc>
+          <w:tcPr>
+            <w:tcW w:type="dxa" w:w="1037"/>
+            <w:vAlign w:val="center"/>
+            <w:tcMar>
+              <w:top w:w="70" w:type="dxa"/>
+              <w:start w:w="90" w:type="dxa"/>
+              <w:bottom w:w="70" w:type="dxa"/>
+              <w:end w:w="90" w:type="dxa"/>
+            </w:tcMar>
+            <w:shd w:fill="F5F7F8"/>
+          </w:tcPr>
+          <w:p>
+            <w:pPr>
+              <w:spacing w:after="0"/>
+            </w:pPr>
+            <w:r/>
+            <w:r>
+              <w:rPr>
+                <w:rFonts w:ascii="Arial" w:hAnsi="Arial"/>
+                <w:b w:val="0"/>
+                <w:sz w:val="17"/>
+              </w:rPr>
+              <w:t>20,60</w:t>
+            </w:r>
+          </w:p>
+        </w:tc>
+        <w:tc>
+          <w:tcPr>
+            <w:tcW w:type="dxa" w:w="1512"/>
+            <w:vAlign w:val="center"/>
+            <w:tcMar>
+              <w:top w:w="70" w:type="dxa"/>
+              <w:start w:w="90" w:type="dxa"/>
+              <w:bottom w:w="70" w:type="dxa"/>
+              <w:end w:w="90" w:type="dxa"/>
+            </w:tcMar>
+            <w:shd w:fill="F5F7F8"/>
+          </w:tcPr>
+          <w:p>
+            <w:pPr>
+              <w:spacing w:after="0"/>
+            </w:pPr>
+            <w:r/>
+            <w:r>
+              <w:rPr>
+                <w:rFonts w:ascii="Arial" w:hAnsi="Arial"/>
+                <w:b w:val="0"/>
+                <w:sz w:val="17"/>
+              </w:rPr>
+              <w:t>200,96</w:t>
+            </w:r>
+          </w:p>
+        </w:tc>
+        <w:tc>
+          <w:tcPr>
+            <w:tcW w:type="dxa" w:w="1224"/>
+            <w:vAlign w:val="center"/>
+            <w:tcMar>
+              <w:top w:w="70" w:type="dxa"/>
+              <w:start w:w="90" w:type="dxa"/>
+              <w:bottom w:w="70" w:type="dxa"/>
+              <w:end w:w="90" w:type="dxa"/>
+            </w:tcMar>
+            <w:shd w:fill="F5F7F8"/>
+          </w:tcPr>
+          <w:p>
+            <w:pPr>
+              <w:spacing w:after="0"/>
+            </w:pPr>
+            <w:r/>
+            <w:r>
+              <w:rPr>
+                <w:rFonts w:ascii="Arial" w:hAnsi="Arial"/>
+                <w:b w:val="0"/>
+                <w:sz w:val="17"/>
+              </w:rPr>
+              <w:t>7,758</w:t>
             </w:r>
           </w:p>
         </w:tc>
@@ -2959,55 +3266,82 @@
     </w:p>
     <w:p>
       <w:pPr>
-        <w:pStyle w:val="Heading1"/>
+        <w:pStyle w:val="ListBullet"/>
+        <w:spacing w:after="40"/>
       </w:pPr>
       <w:r>
-        <w:t>12. Chiến lược đề xuất để tối đa hóa khả năng publication</w:t>
+        <w:t>PV-RCNN có dense mAP40 cao nhất; SECOND nhanh nhất; PointPillars dẫn Cyclist AP.</w:t>
       </w:r>
     </w:p>
     <w:p>
       <w:pPr>
         <w:pStyle w:val="ListBullet"/>
-        <w:spacing w:after="50"/>
+        <w:spacing w:after="40"/>
       </w:pPr>
       <w:r>
-        <w:t>Không dừng ở câu kết luận kiểu “VoxelNeXt chính xác nhất, PointPillars nhanh nhất”.</w:t>
+        <w:t>Lite giảm 74,82% parameters so với PointPillars, đổi lại giảm 4,14 điểm mAP và giảm latency/memory đáng kể.</w:t>
       </w:r>
     </w:p>
     <w:p>
       <w:pPr>
         <w:pStyle w:val="ListBullet"/>
-        <w:spacing w:after="50"/>
+        <w:spacing w:after="40"/>
       </w:pPr>
       <w:r>
-        <w:t>Tìm các finding không hiển nhiên: thứ hạng thay đổi khi beam count giảm; model clean-best không nằm trên deployment Pareto frontier; long-range degradation khác rõ giữa architecture families.</w:t>
+        <w:t>Ở modulo-16, các mô hình chỉ giữ 13,51–30,79% dense mAP; Pedestrian recall giảm còn 14,57–32,01%.</w:t>
       </w:r>
     </w:p>
     <w:p>
       <w:pPr>
         <w:pStyle w:val="ListBullet"/>
-        <w:spacing w:after="50"/>
+        <w:spacing w:after="40"/>
       </w:pPr>
       <w:r>
-        <w:t>Dùng scene-level split và công bố protocol đầy đủ để tránh nghi ngờ data leakage/fairness.</w:t>
+        <w:t>Thứ hạng aggregate giữ nguyên ở modulo-64 và modulo-16; SECOND và Lite đổi chỗ ở modulo-32.</w:t>
       </w:r>
     </w:p>
     <w:p>
       <w:pPr>
         <w:pStyle w:val="ListBullet"/>
-        <w:spacing w:after="50"/>
+        <w:spacing w:after="40"/>
       </w:pPr>
       <w:r>
-        <w:t>Ưu tiên reproducibility: config, environment manifest, seed, inference timing script, evaluation script.</w:t>
+        <w:t>VLP-16 elevation-matched làm PointPillars đứng đầu ở 11,20 mAP; cả sáu mô hình thấp hơn modulo-16.</w:t>
       </w:r>
     </w:p>
     <w:p>
       <w:pPr>
         <w:pStyle w:val="ListBullet"/>
-        <w:spacing w:after="50"/>
+        <w:spacing w:after="40"/>
       </w:pPr>
       <w:r>
-        <w:t>Nếu kết quả Full benchmark đủ mạnh, target hợp lý nhất là IEEE IV/ITSC; nếu muốn journal, thử Robotics and Autonomous Systems trước. RA-L/T-IV nên dành cho phiên bản có robustness/dataset contribution mạnh hơn.</w:t>
+        <w:t>VLP-32C cải thiện so với modulo-32 ở năm mô hình nhưng giảm ở CenterPoint; bố trí góc có tác động phụ thuộc mô hình.</w:t>
+      </w:r>
+    </w:p>
+    <w:p>
+      <w:pPr>
+        <w:spacing w:before="100" w:after="40"/>
+      </w:pPr>
+      <w:r>
+        <w:rPr>
+          <w:rFonts w:ascii="Arial" w:hAnsi="Arial"/>
+          <w:b/>
+          <w:color w:val="000000"/>
+          <w:sz w:val="20"/>
+        </w:rPr>
+        <w:t>Cách diễn giải</w:t>
+      </w:r>
+    </w:p>
+    <w:p>
+      <w:pPr>
+        <w:spacing w:after="100"/>
+      </w:pPr>
+      <w:r>
+        <w:rPr>
+          <w:rFonts w:ascii="Arial" w:hAnsi="Arial"/>
+          <w:sz w:val="18"/>
+        </w:rPr>
+        <w:t>Các con số trên là kết quả mô tả từ một checkpoint seed 42 cho mỗi cấu hình. Không dùng chênh lệch nhỏ để tuyên bố ưu thế ổn định và không gọi các điều kiện input là các lần train độc lập.</w:t>
       </w:r>
     </w:p>
     <w:p>
@@ -3015,41 +3349,1457 @@
         <w:pStyle w:val="Heading1"/>
       </w:pPr>
       <w:r>
-        <w:t>13. Tuyên bố dự án đề xuất</w:t>
+        <w:t>5. Tiến độ thực nghiệm</w:t>
       </w:r>
     </w:p>
     <w:tbl>
       <w:tblPr>
+        <w:tblStyle w:val="TableGrid"/>
         <w:tblW w:type="auto" w:w="0"/>
         <w:jc w:val="center"/>
+        <w:tblLayout w:type="fixed"/>
         <w:tblLook w:firstColumn="1" w:firstRow="1" w:lastColumn="0" w:lastRow="0" w:noHBand="0" w:noVBand="1" w:val="04A0"/>
       </w:tblPr>
       <w:tblGrid>
-        <w:gridCol w:w="10166"/>
+        <w:gridCol w:w="2459"/>
+        <w:gridCol w:w="2459"/>
+        <w:gridCol w:w="2459"/>
+        <w:gridCol w:w="2459"/>
       </w:tblGrid>
       <w:tr>
-        <w:trPr>
-          <w:tblHeader w:val="true"/>
-        </w:trPr>
         <w:tc>
           <w:tcPr>
-            <w:tcW w:type="dxa" w:w="10166"/>
-            <w:shd w:fill="F3F6F8"/>
+            <w:tcW w:type="dxa" w:w="3816"/>
+            <w:vAlign w:val="center"/>
             <w:tcMar>
-              <w:top w:w="130" w:type="dxa"/>
-              <w:start w:w="150" w:type="dxa"/>
-              <w:bottom w:w="130" w:type="dxa"/>
-              <w:end w:w="150" w:type="dxa"/>
+              <w:top w:w="70" w:type="dxa"/>
+              <w:start w:w="90" w:type="dxa"/>
+              <w:bottom w:w="70" w:type="dxa"/>
+              <w:end w:w="90" w:type="dxa"/>
             </w:tcMar>
+            <w:shd w:fill="183B56"/>
           </w:tcPr>
           <w:p>
+            <w:pPr>
+              <w:spacing w:after="0"/>
+              <w:jc w:val="center"/>
+            </w:pPr>
+            <w:r/>
             <w:r>
               <w:rPr>
+                <w:rFonts w:ascii="Arial" w:hAnsi="Arial"/>
                 <w:b/>
-                <w:i/>
-                <w:sz w:val="20"/>
+                <w:color w:val="FFFFFF"/>
+                <w:sz w:val="17"/>
               </w:rPr>
-              <w:t>A systematic cross-architecture evaluation of LiDAR 3D object detectors on Boreas-Objects-V1, with a focus on accuracy–efficiency trade-offs, range-dependent performance, and robustness to LiDAR beam sparsification.</w:t>
+              <w:t>Model / seed</w:t>
+            </w:r>
+          </w:p>
+        </w:tc>
+        <w:tc>
+          <w:tcPr>
+            <w:tcW w:type="dxa" w:w="1944"/>
+            <w:vAlign w:val="center"/>
+            <w:tcMar>
+              <w:top w:w="70" w:type="dxa"/>
+              <w:start w:w="90" w:type="dxa"/>
+              <w:bottom w:w="70" w:type="dxa"/>
+              <w:end w:w="90" w:type="dxa"/>
+            </w:tcMar>
+            <w:shd w:fill="183B56"/>
+          </w:tcPr>
+          <w:p>
+            <w:pPr>
+              <w:spacing w:after="0"/>
+              <w:jc w:val="center"/>
+            </w:pPr>
+            <w:r/>
+            <w:r>
+              <w:rPr>
+                <w:rFonts w:ascii="Arial" w:hAnsi="Arial"/>
+                <w:b/>
+                <w:color w:val="FFFFFF"/>
+                <w:sz w:val="17"/>
+              </w:rPr>
+              <w:t>Modulo</w:t>
+            </w:r>
+          </w:p>
+        </w:tc>
+        <w:tc>
+          <w:tcPr>
+            <w:tcW w:type="dxa" w:w="1944"/>
+            <w:vAlign w:val="center"/>
+            <w:tcMar>
+              <w:top w:w="70" w:type="dxa"/>
+              <w:start w:w="90" w:type="dxa"/>
+              <w:bottom w:w="70" w:type="dxa"/>
+              <w:end w:w="90" w:type="dxa"/>
+            </w:tcMar>
+            <w:shd w:fill="183B56"/>
+          </w:tcPr>
+          <w:p>
+            <w:pPr>
+              <w:spacing w:after="0"/>
+              <w:jc w:val="center"/>
+            </w:pPr>
+            <w:r/>
+            <w:r>
+              <w:rPr>
+                <w:rFonts w:ascii="Arial" w:hAnsi="Arial"/>
+                <w:b/>
+                <w:color w:val="FFFFFF"/>
+                <w:sz w:val="17"/>
+              </w:rPr>
+              <w:t>Elevation</w:t>
+            </w:r>
+          </w:p>
+        </w:tc>
+        <w:tc>
+          <w:tcPr>
+            <w:tcW w:type="dxa" w:w="1944"/>
+            <w:vAlign w:val="center"/>
+            <w:tcMar>
+              <w:top w:w="70" w:type="dxa"/>
+              <w:start w:w="90" w:type="dxa"/>
+              <w:bottom w:w="70" w:type="dxa"/>
+              <w:end w:w="90" w:type="dxa"/>
+            </w:tcMar>
+            <w:shd w:fill="183B56"/>
+          </w:tcPr>
+          <w:p>
+            <w:pPr>
+              <w:spacing w:after="0"/>
+              <w:jc w:val="center"/>
+            </w:pPr>
+            <w:r/>
+            <w:r>
+              <w:rPr>
+                <w:rFonts w:ascii="Arial" w:hAnsi="Arial"/>
+                <w:b/>
+                <w:color w:val="FFFFFF"/>
+                <w:sz w:val="17"/>
+              </w:rPr>
+              <w:t>Multiphase</w:t>
+            </w:r>
+          </w:p>
+        </w:tc>
+      </w:tr>
+      <w:tr>
+        <w:tc>
+          <w:tcPr>
+            <w:tcW w:type="dxa" w:w="3816"/>
+            <w:vAlign w:val="center"/>
+            <w:tcMar>
+              <w:top w:w="70" w:type="dxa"/>
+              <w:start w:w="90" w:type="dxa"/>
+              <w:bottom w:w="70" w:type="dxa"/>
+              <w:end w:w="90" w:type="dxa"/>
+            </w:tcMar>
+            <w:shd w:fill="FFFFFF"/>
+          </w:tcPr>
+          <w:p>
+            <w:pPr>
+              <w:spacing w:after="0"/>
+            </w:pPr>
+            <w:r/>
+            <w:r>
+              <w:rPr>
+                <w:rFonts w:ascii="Arial" w:hAnsi="Arial"/>
+                <w:b/>
+                <w:sz w:val="17"/>
+              </w:rPr>
+              <w:t>PointPillars – 42</w:t>
+            </w:r>
+          </w:p>
+        </w:tc>
+        <w:tc>
+          <w:tcPr>
+            <w:tcW w:type="dxa" w:w="1944"/>
+            <w:vAlign w:val="center"/>
+            <w:tcMar>
+              <w:top w:w="70" w:type="dxa"/>
+              <w:start w:w="90" w:type="dxa"/>
+              <w:bottom w:w="70" w:type="dxa"/>
+              <w:end w:w="90" w:type="dxa"/>
+            </w:tcMar>
+            <w:shd w:fill="FFFFFF"/>
+          </w:tcPr>
+          <w:p>
+            <w:pPr>
+              <w:spacing w:after="0"/>
+            </w:pPr>
+            <w:r/>
+            <w:r>
+              <w:rPr>
+                <w:rFonts w:ascii="Arial" w:hAnsi="Arial"/>
+                <w:b w:val="0"/>
+                <w:sz w:val="17"/>
+              </w:rPr>
+              <w:t>Đủ</w:t>
+            </w:r>
+          </w:p>
+        </w:tc>
+        <w:tc>
+          <w:tcPr>
+            <w:tcW w:type="dxa" w:w="1944"/>
+            <w:vAlign w:val="center"/>
+            <w:tcMar>
+              <w:top w:w="70" w:type="dxa"/>
+              <w:start w:w="90" w:type="dxa"/>
+              <w:bottom w:w="70" w:type="dxa"/>
+              <w:end w:w="90" w:type="dxa"/>
+            </w:tcMar>
+            <w:shd w:fill="FFFFFF"/>
+          </w:tcPr>
+          <w:p>
+            <w:pPr>
+              <w:spacing w:after="0"/>
+            </w:pPr>
+            <w:r/>
+            <w:r>
+              <w:rPr>
+                <w:rFonts w:ascii="Arial" w:hAnsi="Arial"/>
+                <w:b w:val="0"/>
+                <w:sz w:val="17"/>
+              </w:rPr>
+              <w:t>Đủ</w:t>
+            </w:r>
+          </w:p>
+        </w:tc>
+        <w:tc>
+          <w:tcPr>
+            <w:tcW w:type="dxa" w:w="1944"/>
+            <w:vAlign w:val="center"/>
+            <w:tcMar>
+              <w:top w:w="70" w:type="dxa"/>
+              <w:start w:w="90" w:type="dxa"/>
+              <w:bottom w:w="70" w:type="dxa"/>
+              <w:end w:w="90" w:type="dxa"/>
+            </w:tcMar>
+            <w:shd w:fill="FFFFFF"/>
+          </w:tcPr>
+          <w:p>
+            <w:pPr>
+              <w:spacing w:after="0"/>
+            </w:pPr>
+            <w:r/>
+            <w:r>
+              <w:rPr>
+                <w:rFonts w:ascii="Arial" w:hAnsi="Arial"/>
+                <w:b w:val="0"/>
+                <w:sz w:val="17"/>
+              </w:rPr>
+              <w:t>Chưa</w:t>
+            </w:r>
+          </w:p>
+        </w:tc>
+      </w:tr>
+      <w:tr>
+        <w:tc>
+          <w:tcPr>
+            <w:tcW w:type="dxa" w:w="3816"/>
+            <w:vAlign w:val="center"/>
+            <w:tcMar>
+              <w:top w:w="70" w:type="dxa"/>
+              <w:start w:w="90" w:type="dxa"/>
+              <w:bottom w:w="70" w:type="dxa"/>
+              <w:end w:w="90" w:type="dxa"/>
+            </w:tcMar>
+            <w:shd w:fill="F5F7F8"/>
+          </w:tcPr>
+          <w:p>
+            <w:pPr>
+              <w:spacing w:after="0"/>
+            </w:pPr>
+            <w:r/>
+            <w:r>
+              <w:rPr>
+                <w:rFonts w:ascii="Arial" w:hAnsi="Arial"/>
+                <w:b/>
+                <w:sz w:val="17"/>
+              </w:rPr>
+              <w:t>SECOND – 42</w:t>
+            </w:r>
+          </w:p>
+        </w:tc>
+        <w:tc>
+          <w:tcPr>
+            <w:tcW w:type="dxa" w:w="1944"/>
+            <w:vAlign w:val="center"/>
+            <w:tcMar>
+              <w:top w:w="70" w:type="dxa"/>
+              <w:start w:w="90" w:type="dxa"/>
+              <w:bottom w:w="70" w:type="dxa"/>
+              <w:end w:w="90" w:type="dxa"/>
+            </w:tcMar>
+            <w:shd w:fill="F5F7F8"/>
+          </w:tcPr>
+          <w:p>
+            <w:pPr>
+              <w:spacing w:after="0"/>
+            </w:pPr>
+            <w:r/>
+            <w:r>
+              <w:rPr>
+                <w:rFonts w:ascii="Arial" w:hAnsi="Arial"/>
+                <w:b w:val="0"/>
+                <w:sz w:val="17"/>
+              </w:rPr>
+              <w:t>Đủ</w:t>
+            </w:r>
+          </w:p>
+        </w:tc>
+        <w:tc>
+          <w:tcPr>
+            <w:tcW w:type="dxa" w:w="1944"/>
+            <w:vAlign w:val="center"/>
+            <w:tcMar>
+              <w:top w:w="70" w:type="dxa"/>
+              <w:start w:w="90" w:type="dxa"/>
+              <w:bottom w:w="70" w:type="dxa"/>
+              <w:end w:w="90" w:type="dxa"/>
+            </w:tcMar>
+            <w:shd w:fill="F5F7F8"/>
+          </w:tcPr>
+          <w:p>
+            <w:pPr>
+              <w:spacing w:after="0"/>
+            </w:pPr>
+            <w:r/>
+            <w:r>
+              <w:rPr>
+                <w:rFonts w:ascii="Arial" w:hAnsi="Arial"/>
+                <w:b w:val="0"/>
+                <w:sz w:val="17"/>
+              </w:rPr>
+              <w:t>Đủ</w:t>
+            </w:r>
+          </w:p>
+        </w:tc>
+        <w:tc>
+          <w:tcPr>
+            <w:tcW w:type="dxa" w:w="1944"/>
+            <w:vAlign w:val="center"/>
+            <w:tcMar>
+              <w:top w:w="70" w:type="dxa"/>
+              <w:start w:w="90" w:type="dxa"/>
+              <w:bottom w:w="70" w:type="dxa"/>
+              <w:end w:w="90" w:type="dxa"/>
+            </w:tcMar>
+            <w:shd w:fill="F5F7F8"/>
+          </w:tcPr>
+          <w:p>
+            <w:pPr>
+              <w:spacing w:after="0"/>
+            </w:pPr>
+            <w:r/>
+            <w:r>
+              <w:rPr>
+                <w:rFonts w:ascii="Arial" w:hAnsi="Arial"/>
+                <w:b w:val="0"/>
+                <w:sz w:val="17"/>
+              </w:rPr>
+              <w:t>Chưa</w:t>
+            </w:r>
+          </w:p>
+        </w:tc>
+      </w:tr>
+      <w:tr>
+        <w:tc>
+          <w:tcPr>
+            <w:tcW w:type="dxa" w:w="3816"/>
+            <w:vAlign w:val="center"/>
+            <w:tcMar>
+              <w:top w:w="70" w:type="dxa"/>
+              <w:start w:w="90" w:type="dxa"/>
+              <w:bottom w:w="70" w:type="dxa"/>
+              <w:end w:w="90" w:type="dxa"/>
+            </w:tcMar>
+            <w:shd w:fill="FFFFFF"/>
+          </w:tcPr>
+          <w:p>
+            <w:pPr>
+              <w:spacing w:after="0"/>
+            </w:pPr>
+            <w:r/>
+            <w:r>
+              <w:rPr>
+                <w:rFonts w:ascii="Arial" w:hAnsi="Arial"/>
+                <w:b/>
+                <w:sz w:val="17"/>
+              </w:rPr>
+              <w:t>CenterPoint – 42</w:t>
+            </w:r>
+          </w:p>
+        </w:tc>
+        <w:tc>
+          <w:tcPr>
+            <w:tcW w:type="dxa" w:w="1944"/>
+            <w:vAlign w:val="center"/>
+            <w:tcMar>
+              <w:top w:w="70" w:type="dxa"/>
+              <w:start w:w="90" w:type="dxa"/>
+              <w:bottom w:w="70" w:type="dxa"/>
+              <w:end w:w="90" w:type="dxa"/>
+            </w:tcMar>
+            <w:shd w:fill="FFFFFF"/>
+          </w:tcPr>
+          <w:p>
+            <w:pPr>
+              <w:spacing w:after="0"/>
+            </w:pPr>
+            <w:r/>
+            <w:r>
+              <w:rPr>
+                <w:rFonts w:ascii="Arial" w:hAnsi="Arial"/>
+                <w:b w:val="0"/>
+                <w:sz w:val="17"/>
+              </w:rPr>
+              <w:t>Đủ</w:t>
+            </w:r>
+          </w:p>
+        </w:tc>
+        <w:tc>
+          <w:tcPr>
+            <w:tcW w:type="dxa" w:w="1944"/>
+            <w:vAlign w:val="center"/>
+            <w:tcMar>
+              <w:top w:w="70" w:type="dxa"/>
+              <w:start w:w="90" w:type="dxa"/>
+              <w:bottom w:w="70" w:type="dxa"/>
+              <w:end w:w="90" w:type="dxa"/>
+            </w:tcMar>
+            <w:shd w:fill="FFFFFF"/>
+          </w:tcPr>
+          <w:p>
+            <w:pPr>
+              <w:spacing w:after="0"/>
+            </w:pPr>
+            <w:r/>
+            <w:r>
+              <w:rPr>
+                <w:rFonts w:ascii="Arial" w:hAnsi="Arial"/>
+                <w:b w:val="0"/>
+                <w:sz w:val="17"/>
+              </w:rPr>
+              <w:t>Đủ</w:t>
+            </w:r>
+          </w:p>
+        </w:tc>
+        <w:tc>
+          <w:tcPr>
+            <w:tcW w:type="dxa" w:w="1944"/>
+            <w:vAlign w:val="center"/>
+            <w:tcMar>
+              <w:top w:w="70" w:type="dxa"/>
+              <w:start w:w="90" w:type="dxa"/>
+              <w:bottom w:w="70" w:type="dxa"/>
+              <w:end w:w="90" w:type="dxa"/>
+            </w:tcMar>
+            <w:shd w:fill="FFFFFF"/>
+          </w:tcPr>
+          <w:p>
+            <w:pPr>
+              <w:spacing w:after="0"/>
+            </w:pPr>
+            <w:r/>
+            <w:r>
+              <w:rPr>
+                <w:rFonts w:ascii="Arial" w:hAnsi="Arial"/>
+                <w:b w:val="0"/>
+                <w:sz w:val="17"/>
+              </w:rPr>
+              <w:t>Chưa</w:t>
+            </w:r>
+          </w:p>
+        </w:tc>
+      </w:tr>
+      <w:tr>
+        <w:tc>
+          <w:tcPr>
+            <w:tcW w:type="dxa" w:w="3816"/>
+            <w:vAlign w:val="center"/>
+            <w:tcMar>
+              <w:top w:w="70" w:type="dxa"/>
+              <w:start w:w="90" w:type="dxa"/>
+              <w:bottom w:w="70" w:type="dxa"/>
+              <w:end w:w="90" w:type="dxa"/>
+            </w:tcMar>
+            <w:shd w:fill="F5F7F8"/>
+          </w:tcPr>
+          <w:p>
+            <w:pPr>
+              <w:spacing w:after="0"/>
+            </w:pPr>
+            <w:r/>
+            <w:r>
+              <w:rPr>
+                <w:rFonts w:ascii="Arial" w:hAnsi="Arial"/>
+                <w:b/>
+                <w:sz w:val="17"/>
+              </w:rPr>
+              <w:t>VoxelNeXt – 42</w:t>
+            </w:r>
+          </w:p>
+        </w:tc>
+        <w:tc>
+          <w:tcPr>
+            <w:tcW w:type="dxa" w:w="1944"/>
+            <w:vAlign w:val="center"/>
+            <w:tcMar>
+              <w:top w:w="70" w:type="dxa"/>
+              <w:start w:w="90" w:type="dxa"/>
+              <w:bottom w:w="70" w:type="dxa"/>
+              <w:end w:w="90" w:type="dxa"/>
+            </w:tcMar>
+            <w:shd w:fill="F5F7F8"/>
+          </w:tcPr>
+          <w:p>
+            <w:pPr>
+              <w:spacing w:after="0"/>
+            </w:pPr>
+            <w:r/>
+            <w:r>
+              <w:rPr>
+                <w:rFonts w:ascii="Arial" w:hAnsi="Arial"/>
+                <w:b w:val="0"/>
+                <w:sz w:val="17"/>
+              </w:rPr>
+              <w:t>Đủ</w:t>
+            </w:r>
+          </w:p>
+        </w:tc>
+        <w:tc>
+          <w:tcPr>
+            <w:tcW w:type="dxa" w:w="1944"/>
+            <w:vAlign w:val="center"/>
+            <w:tcMar>
+              <w:top w:w="70" w:type="dxa"/>
+              <w:start w:w="90" w:type="dxa"/>
+              <w:bottom w:w="70" w:type="dxa"/>
+              <w:end w:w="90" w:type="dxa"/>
+            </w:tcMar>
+            <w:shd w:fill="F5F7F8"/>
+          </w:tcPr>
+          <w:p>
+            <w:pPr>
+              <w:spacing w:after="0"/>
+            </w:pPr>
+            <w:r/>
+            <w:r>
+              <w:rPr>
+                <w:rFonts w:ascii="Arial" w:hAnsi="Arial"/>
+                <w:b w:val="0"/>
+                <w:sz w:val="17"/>
+              </w:rPr>
+              <w:t>Đủ</w:t>
+            </w:r>
+          </w:p>
+        </w:tc>
+        <w:tc>
+          <w:tcPr>
+            <w:tcW w:type="dxa" w:w="1944"/>
+            <w:vAlign w:val="center"/>
+            <w:tcMar>
+              <w:top w:w="70" w:type="dxa"/>
+              <w:start w:w="90" w:type="dxa"/>
+              <w:bottom w:w="70" w:type="dxa"/>
+              <w:end w:w="90" w:type="dxa"/>
+            </w:tcMar>
+            <w:shd w:fill="F5F7F8"/>
+          </w:tcPr>
+          <w:p>
+            <w:pPr>
+              <w:spacing w:after="0"/>
+            </w:pPr>
+            <w:r/>
+            <w:r>
+              <w:rPr>
+                <w:rFonts w:ascii="Arial" w:hAnsi="Arial"/>
+                <w:b w:val="0"/>
+                <w:sz w:val="17"/>
+              </w:rPr>
+              <w:t>Chưa</w:t>
+            </w:r>
+          </w:p>
+        </w:tc>
+      </w:tr>
+      <w:tr>
+        <w:tc>
+          <w:tcPr>
+            <w:tcW w:type="dxa" w:w="3816"/>
+            <w:vAlign w:val="center"/>
+            <w:tcMar>
+              <w:top w:w="70" w:type="dxa"/>
+              <w:start w:w="90" w:type="dxa"/>
+              <w:bottom w:w="70" w:type="dxa"/>
+              <w:end w:w="90" w:type="dxa"/>
+            </w:tcMar>
+            <w:shd w:fill="FFFFFF"/>
+          </w:tcPr>
+          <w:p>
+            <w:pPr>
+              <w:spacing w:after="0"/>
+            </w:pPr>
+            <w:r/>
+            <w:r>
+              <w:rPr>
+                <w:rFonts w:ascii="Arial" w:hAnsi="Arial"/>
+                <w:b/>
+                <w:sz w:val="17"/>
+              </w:rPr>
+              <w:t>PV-RCNN – 42</w:t>
+            </w:r>
+          </w:p>
+        </w:tc>
+        <w:tc>
+          <w:tcPr>
+            <w:tcW w:type="dxa" w:w="1944"/>
+            <w:vAlign w:val="center"/>
+            <w:tcMar>
+              <w:top w:w="70" w:type="dxa"/>
+              <w:start w:w="90" w:type="dxa"/>
+              <w:bottom w:w="70" w:type="dxa"/>
+              <w:end w:w="90" w:type="dxa"/>
+            </w:tcMar>
+            <w:shd w:fill="FFFFFF"/>
+          </w:tcPr>
+          <w:p>
+            <w:pPr>
+              <w:spacing w:after="0"/>
+            </w:pPr>
+            <w:r/>
+            <w:r>
+              <w:rPr>
+                <w:rFonts w:ascii="Arial" w:hAnsi="Arial"/>
+                <w:b w:val="0"/>
+                <w:sz w:val="17"/>
+              </w:rPr>
+              <w:t>Đủ</w:t>
+            </w:r>
+          </w:p>
+        </w:tc>
+        <w:tc>
+          <w:tcPr>
+            <w:tcW w:type="dxa" w:w="1944"/>
+            <w:vAlign w:val="center"/>
+            <w:tcMar>
+              <w:top w:w="70" w:type="dxa"/>
+              <w:start w:w="90" w:type="dxa"/>
+              <w:bottom w:w="70" w:type="dxa"/>
+              <w:end w:w="90" w:type="dxa"/>
+            </w:tcMar>
+            <w:shd w:fill="FFFFFF"/>
+          </w:tcPr>
+          <w:p>
+            <w:pPr>
+              <w:spacing w:after="0"/>
+            </w:pPr>
+            <w:r/>
+            <w:r>
+              <w:rPr>
+                <w:rFonts w:ascii="Arial" w:hAnsi="Arial"/>
+                <w:b w:val="0"/>
+                <w:sz w:val="17"/>
+              </w:rPr>
+              <w:t>Đủ</w:t>
+            </w:r>
+          </w:p>
+        </w:tc>
+        <w:tc>
+          <w:tcPr>
+            <w:tcW w:type="dxa" w:w="1944"/>
+            <w:vAlign w:val="center"/>
+            <w:tcMar>
+              <w:top w:w="70" w:type="dxa"/>
+              <w:start w:w="90" w:type="dxa"/>
+              <w:bottom w:w="70" w:type="dxa"/>
+              <w:end w:w="90" w:type="dxa"/>
+            </w:tcMar>
+            <w:shd w:fill="FFFFFF"/>
+          </w:tcPr>
+          <w:p>
+            <w:pPr>
+              <w:spacing w:after="0"/>
+            </w:pPr>
+            <w:r/>
+            <w:r>
+              <w:rPr>
+                <w:rFonts w:ascii="Arial" w:hAnsi="Arial"/>
+                <w:b w:val="0"/>
+                <w:sz w:val="17"/>
+              </w:rPr>
+              <w:t>Chưa</w:t>
+            </w:r>
+          </w:p>
+        </w:tc>
+      </w:tr>
+      <w:tr>
+        <w:tc>
+          <w:tcPr>
+            <w:tcW w:type="dxa" w:w="3816"/>
+            <w:vAlign w:val="center"/>
+            <w:tcMar>
+              <w:top w:w="70" w:type="dxa"/>
+              <w:start w:w="90" w:type="dxa"/>
+              <w:bottom w:w="70" w:type="dxa"/>
+              <w:end w:w="90" w:type="dxa"/>
+            </w:tcMar>
+            <w:shd w:fill="F5F7F8"/>
+          </w:tcPr>
+          <w:p>
+            <w:pPr>
+              <w:spacing w:after="0"/>
+            </w:pPr>
+            <w:r/>
+            <w:r>
+              <w:rPr>
+                <w:rFonts w:ascii="Arial" w:hAnsi="Arial"/>
+                <w:b/>
+                <w:sz w:val="17"/>
+              </w:rPr>
+              <w:t>PointPillars Lite – 42</w:t>
+            </w:r>
+          </w:p>
+        </w:tc>
+        <w:tc>
+          <w:tcPr>
+            <w:tcW w:type="dxa" w:w="1944"/>
+            <w:vAlign w:val="center"/>
+            <w:tcMar>
+              <w:top w:w="70" w:type="dxa"/>
+              <w:start w:w="90" w:type="dxa"/>
+              <w:bottom w:w="70" w:type="dxa"/>
+              <w:end w:w="90" w:type="dxa"/>
+            </w:tcMar>
+            <w:shd w:fill="F5F7F8"/>
+          </w:tcPr>
+          <w:p>
+            <w:pPr>
+              <w:spacing w:after="0"/>
+            </w:pPr>
+            <w:r/>
+            <w:r>
+              <w:rPr>
+                <w:rFonts w:ascii="Arial" w:hAnsi="Arial"/>
+                <w:b w:val="0"/>
+                <w:sz w:val="17"/>
+              </w:rPr>
+              <w:t>Đủ</w:t>
+            </w:r>
+          </w:p>
+        </w:tc>
+        <w:tc>
+          <w:tcPr>
+            <w:tcW w:type="dxa" w:w="1944"/>
+            <w:vAlign w:val="center"/>
+            <w:tcMar>
+              <w:top w:w="70" w:type="dxa"/>
+              <w:start w:w="90" w:type="dxa"/>
+              <w:bottom w:w="70" w:type="dxa"/>
+              <w:end w:w="90" w:type="dxa"/>
+            </w:tcMar>
+            <w:shd w:fill="F5F7F8"/>
+          </w:tcPr>
+          <w:p>
+            <w:pPr>
+              <w:spacing w:after="0"/>
+            </w:pPr>
+            <w:r/>
+            <w:r>
+              <w:rPr>
+                <w:rFonts w:ascii="Arial" w:hAnsi="Arial"/>
+                <w:b w:val="0"/>
+                <w:sz w:val="17"/>
+              </w:rPr>
+              <w:t>Đủ</w:t>
+            </w:r>
+          </w:p>
+        </w:tc>
+        <w:tc>
+          <w:tcPr>
+            <w:tcW w:type="dxa" w:w="1944"/>
+            <w:vAlign w:val="center"/>
+            <w:tcMar>
+              <w:top w:w="70" w:type="dxa"/>
+              <w:start w:w="90" w:type="dxa"/>
+              <w:bottom w:w="70" w:type="dxa"/>
+              <w:end w:w="90" w:type="dxa"/>
+            </w:tcMar>
+            <w:shd w:fill="F5F7F8"/>
+          </w:tcPr>
+          <w:p>
+            <w:pPr>
+              <w:spacing w:after="0"/>
+            </w:pPr>
+            <w:r/>
+            <w:r>
+              <w:rPr>
+                <w:rFonts w:ascii="Arial" w:hAnsi="Arial"/>
+                <w:b w:val="0"/>
+                <w:sz w:val="17"/>
+              </w:rPr>
+              <w:t>Chưa</w:t>
+            </w:r>
+          </w:p>
+        </w:tc>
+      </w:tr>
+      <w:tr>
+        <w:tc>
+          <w:tcPr>
+            <w:tcW w:type="dxa" w:w="3816"/>
+            <w:vAlign w:val="center"/>
+            <w:tcMar>
+              <w:top w:w="70" w:type="dxa"/>
+              <w:start w:w="90" w:type="dxa"/>
+              <w:bottom w:w="70" w:type="dxa"/>
+              <w:end w:w="90" w:type="dxa"/>
+            </w:tcMar>
+            <w:shd w:fill="FFFFFF"/>
+          </w:tcPr>
+          <w:p>
+            <w:pPr>
+              <w:spacing w:after="0"/>
+            </w:pPr>
+            <w:r/>
+            <w:r>
+              <w:rPr>
+                <w:rFonts w:ascii="Arial" w:hAnsi="Arial"/>
+                <w:b/>
+                <w:sz w:val="17"/>
+              </w:rPr>
+              <w:t>PointPillars – 666</w:t>
+            </w:r>
+          </w:p>
+        </w:tc>
+        <w:tc>
+          <w:tcPr>
+            <w:tcW w:type="dxa" w:w="1944"/>
+            <w:vAlign w:val="center"/>
+            <w:tcMar>
+              <w:top w:w="70" w:type="dxa"/>
+              <w:start w:w="90" w:type="dxa"/>
+              <w:bottom w:w="70" w:type="dxa"/>
+              <w:end w:w="90" w:type="dxa"/>
+            </w:tcMar>
+            <w:shd w:fill="FFFFFF"/>
+          </w:tcPr>
+          <w:p>
+            <w:pPr>
+              <w:spacing w:after="0"/>
+            </w:pPr>
+            <w:r/>
+            <w:r>
+              <w:rPr>
+                <w:rFonts w:ascii="Arial" w:hAnsi="Arial"/>
+                <w:b w:val="0"/>
+                <w:sz w:val="17"/>
+              </w:rPr>
+              <w:t>Đủ</w:t>
+            </w:r>
+          </w:p>
+        </w:tc>
+        <w:tc>
+          <w:tcPr>
+            <w:tcW w:type="dxa" w:w="1944"/>
+            <w:vAlign w:val="center"/>
+            <w:tcMar>
+              <w:top w:w="70" w:type="dxa"/>
+              <w:start w:w="90" w:type="dxa"/>
+              <w:bottom w:w="70" w:type="dxa"/>
+              <w:end w:w="90" w:type="dxa"/>
+            </w:tcMar>
+            <w:shd w:fill="FFFFFF"/>
+          </w:tcPr>
+          <w:p>
+            <w:pPr>
+              <w:spacing w:after="0"/>
+            </w:pPr>
+            <w:r/>
+            <w:r>
+              <w:rPr>
+                <w:rFonts w:ascii="Arial" w:hAnsi="Arial"/>
+                <w:b w:val="0"/>
+                <w:sz w:val="17"/>
+              </w:rPr>
+              <w:t>Đủ</w:t>
+            </w:r>
+          </w:p>
+        </w:tc>
+        <w:tc>
+          <w:tcPr>
+            <w:tcW w:type="dxa" w:w="1944"/>
+            <w:vAlign w:val="center"/>
+            <w:tcMar>
+              <w:top w:w="70" w:type="dxa"/>
+              <w:start w:w="90" w:type="dxa"/>
+              <w:bottom w:w="70" w:type="dxa"/>
+              <w:end w:w="90" w:type="dxa"/>
+            </w:tcMar>
+            <w:shd w:fill="FFFFFF"/>
+          </w:tcPr>
+          <w:p>
+            <w:pPr>
+              <w:spacing w:after="0"/>
+            </w:pPr>
+            <w:r/>
+            <w:r>
+              <w:rPr>
+                <w:rFonts w:ascii="Arial" w:hAnsi="Arial"/>
+                <w:b w:val="0"/>
+                <w:sz w:val="17"/>
+              </w:rPr>
+              <w:t>Chưa</w:t>
+            </w:r>
+          </w:p>
+        </w:tc>
+      </w:tr>
+      <w:tr>
+        <w:tc>
+          <w:tcPr>
+            <w:tcW w:type="dxa" w:w="3816"/>
+            <w:vAlign w:val="center"/>
+            <w:tcMar>
+              <w:top w:w="70" w:type="dxa"/>
+              <w:start w:w="90" w:type="dxa"/>
+              <w:bottom w:w="70" w:type="dxa"/>
+              <w:end w:w="90" w:type="dxa"/>
+            </w:tcMar>
+            <w:shd w:fill="F5F7F8"/>
+          </w:tcPr>
+          <w:p>
+            <w:pPr>
+              <w:spacing w:after="0"/>
+            </w:pPr>
+            <w:r/>
+            <w:r>
+              <w:rPr>
+                <w:rFonts w:ascii="Arial" w:hAnsi="Arial"/>
+                <w:b/>
+                <w:sz w:val="17"/>
+              </w:rPr>
+              <w:t>SECOND – 666</w:t>
+            </w:r>
+          </w:p>
+        </w:tc>
+        <w:tc>
+          <w:tcPr>
+            <w:tcW w:type="dxa" w:w="1944"/>
+            <w:vAlign w:val="center"/>
+            <w:tcMar>
+              <w:top w:w="70" w:type="dxa"/>
+              <w:start w:w="90" w:type="dxa"/>
+              <w:bottom w:w="70" w:type="dxa"/>
+              <w:end w:w="90" w:type="dxa"/>
+            </w:tcMar>
+            <w:shd w:fill="F5F7F8"/>
+          </w:tcPr>
+          <w:p>
+            <w:pPr>
+              <w:spacing w:after="0"/>
+            </w:pPr>
+            <w:r/>
+            <w:r>
+              <w:rPr>
+                <w:rFonts w:ascii="Arial" w:hAnsi="Arial"/>
+                <w:b w:val="0"/>
+                <w:sz w:val="17"/>
+              </w:rPr>
+              <w:t>Đủ</w:t>
+            </w:r>
+          </w:p>
+        </w:tc>
+        <w:tc>
+          <w:tcPr>
+            <w:tcW w:type="dxa" w:w="1944"/>
+            <w:vAlign w:val="center"/>
+            <w:tcMar>
+              <w:top w:w="70" w:type="dxa"/>
+              <w:start w:w="90" w:type="dxa"/>
+              <w:bottom w:w="70" w:type="dxa"/>
+              <w:end w:w="90" w:type="dxa"/>
+            </w:tcMar>
+            <w:shd w:fill="F5F7F8"/>
+          </w:tcPr>
+          <w:p>
+            <w:pPr>
+              <w:spacing w:after="0"/>
+            </w:pPr>
+            <w:r/>
+            <w:r>
+              <w:rPr>
+                <w:rFonts w:ascii="Arial" w:hAnsi="Arial"/>
+                <w:b w:val="0"/>
+                <w:sz w:val="17"/>
+              </w:rPr>
+              <w:t>Đủ</w:t>
+            </w:r>
+          </w:p>
+        </w:tc>
+        <w:tc>
+          <w:tcPr>
+            <w:tcW w:type="dxa" w:w="1944"/>
+            <w:vAlign w:val="center"/>
+            <w:tcMar>
+              <w:top w:w="70" w:type="dxa"/>
+              <w:start w:w="90" w:type="dxa"/>
+              <w:bottom w:w="70" w:type="dxa"/>
+              <w:end w:w="90" w:type="dxa"/>
+            </w:tcMar>
+            <w:shd w:fill="F5F7F8"/>
+          </w:tcPr>
+          <w:p>
+            <w:pPr>
+              <w:spacing w:after="0"/>
+            </w:pPr>
+            <w:r/>
+            <w:r>
+              <w:rPr>
+                <w:rFonts w:ascii="Arial" w:hAnsi="Arial"/>
+                <w:b w:val="0"/>
+                <w:sz w:val="17"/>
+              </w:rPr>
+              <w:t>Chưa</w:t>
+            </w:r>
+          </w:p>
+        </w:tc>
+      </w:tr>
+      <w:tr>
+        <w:tc>
+          <w:tcPr>
+            <w:tcW w:type="dxa" w:w="3816"/>
+            <w:vAlign w:val="center"/>
+            <w:tcMar>
+              <w:top w:w="70" w:type="dxa"/>
+              <w:start w:w="90" w:type="dxa"/>
+              <w:bottom w:w="70" w:type="dxa"/>
+              <w:end w:w="90" w:type="dxa"/>
+            </w:tcMar>
+            <w:shd w:fill="FFFFFF"/>
+          </w:tcPr>
+          <w:p>
+            <w:pPr>
+              <w:spacing w:after="0"/>
+            </w:pPr>
+            <w:r/>
+            <w:r>
+              <w:rPr>
+                <w:rFonts w:ascii="Arial" w:hAnsi="Arial"/>
+                <w:b/>
+                <w:sz w:val="17"/>
+              </w:rPr>
+              <w:t>CenterPoint – 666</w:t>
+            </w:r>
+          </w:p>
+        </w:tc>
+        <w:tc>
+          <w:tcPr>
+            <w:tcW w:type="dxa" w:w="1944"/>
+            <w:vAlign w:val="center"/>
+            <w:tcMar>
+              <w:top w:w="70" w:type="dxa"/>
+              <w:start w:w="90" w:type="dxa"/>
+              <w:bottom w:w="70" w:type="dxa"/>
+              <w:end w:w="90" w:type="dxa"/>
+            </w:tcMar>
+            <w:shd w:fill="FFFFFF"/>
+          </w:tcPr>
+          <w:p>
+            <w:pPr>
+              <w:spacing w:after="0"/>
+            </w:pPr>
+            <w:r/>
+            <w:r>
+              <w:rPr>
+                <w:rFonts w:ascii="Arial" w:hAnsi="Arial"/>
+                <w:b w:val="0"/>
+                <w:sz w:val="17"/>
+              </w:rPr>
+              <w:t>Đủ</w:t>
+            </w:r>
+          </w:p>
+        </w:tc>
+        <w:tc>
+          <w:tcPr>
+            <w:tcW w:type="dxa" w:w="1944"/>
+            <w:vAlign w:val="center"/>
+            <w:tcMar>
+              <w:top w:w="70" w:type="dxa"/>
+              <w:start w:w="90" w:type="dxa"/>
+              <w:bottom w:w="70" w:type="dxa"/>
+              <w:end w:w="90" w:type="dxa"/>
+            </w:tcMar>
+            <w:shd w:fill="FFFFFF"/>
+          </w:tcPr>
+          <w:p>
+            <w:pPr>
+              <w:spacing w:after="0"/>
+            </w:pPr>
+            <w:r/>
+            <w:r>
+              <w:rPr>
+                <w:rFonts w:ascii="Arial" w:hAnsi="Arial"/>
+                <w:b w:val="0"/>
+                <w:sz w:val="17"/>
+              </w:rPr>
+              <w:t>Đủ</w:t>
+            </w:r>
+          </w:p>
+        </w:tc>
+        <w:tc>
+          <w:tcPr>
+            <w:tcW w:type="dxa" w:w="1944"/>
+            <w:vAlign w:val="center"/>
+            <w:tcMar>
+              <w:top w:w="70" w:type="dxa"/>
+              <w:start w:w="90" w:type="dxa"/>
+              <w:bottom w:w="70" w:type="dxa"/>
+              <w:end w:w="90" w:type="dxa"/>
+            </w:tcMar>
+            <w:shd w:fill="FFFFFF"/>
+          </w:tcPr>
+          <w:p>
+            <w:pPr>
+              <w:spacing w:after="0"/>
+            </w:pPr>
+            <w:r/>
+            <w:r>
+              <w:rPr>
+                <w:rFonts w:ascii="Arial" w:hAnsi="Arial"/>
+                <w:b w:val="0"/>
+                <w:sz w:val="17"/>
+              </w:rPr>
+              <w:t>Chưa</w:t>
+            </w:r>
+          </w:p>
+        </w:tc>
+      </w:tr>
+      <w:tr>
+        <w:tc>
+          <w:tcPr>
+            <w:tcW w:type="dxa" w:w="3816"/>
+            <w:vAlign w:val="center"/>
+            <w:tcMar>
+              <w:top w:w="70" w:type="dxa"/>
+              <w:start w:w="90" w:type="dxa"/>
+              <w:bottom w:w="70" w:type="dxa"/>
+              <w:end w:w="90" w:type="dxa"/>
+            </w:tcMar>
+            <w:shd w:fill="F5F7F8"/>
+          </w:tcPr>
+          <w:p>
+            <w:pPr>
+              <w:spacing w:after="0"/>
+            </w:pPr>
+            <w:r/>
+            <w:r>
+              <w:rPr>
+                <w:rFonts w:ascii="Arial" w:hAnsi="Arial"/>
+                <w:b/>
+                <w:sz w:val="17"/>
+              </w:rPr>
+              <w:t>VoxelNeXt – 666</w:t>
+            </w:r>
+          </w:p>
+        </w:tc>
+        <w:tc>
+          <w:tcPr>
+            <w:tcW w:type="dxa" w:w="1944"/>
+            <w:vAlign w:val="center"/>
+            <w:tcMar>
+              <w:top w:w="70" w:type="dxa"/>
+              <w:start w:w="90" w:type="dxa"/>
+              <w:bottom w:w="70" w:type="dxa"/>
+              <w:end w:w="90" w:type="dxa"/>
+            </w:tcMar>
+            <w:shd w:fill="F5F7F8"/>
+          </w:tcPr>
+          <w:p>
+            <w:pPr>
+              <w:spacing w:after="0"/>
+            </w:pPr>
+            <w:r/>
+            <w:r>
+              <w:rPr>
+                <w:rFonts w:ascii="Arial" w:hAnsi="Arial"/>
+                <w:b w:val="0"/>
+                <w:sz w:val="17"/>
+              </w:rPr>
+              <w:t>Chưa</w:t>
+            </w:r>
+          </w:p>
+        </w:tc>
+        <w:tc>
+          <w:tcPr>
+            <w:tcW w:type="dxa" w:w="1944"/>
+            <w:vAlign w:val="center"/>
+            <w:tcMar>
+              <w:top w:w="70" w:type="dxa"/>
+              <w:start w:w="90" w:type="dxa"/>
+              <w:bottom w:w="70" w:type="dxa"/>
+              <w:end w:w="90" w:type="dxa"/>
+            </w:tcMar>
+            <w:shd w:fill="F5F7F8"/>
+          </w:tcPr>
+          <w:p>
+            <w:pPr>
+              <w:spacing w:after="0"/>
+            </w:pPr>
+            <w:r/>
+            <w:r>
+              <w:rPr>
+                <w:rFonts w:ascii="Arial" w:hAnsi="Arial"/>
+                <w:b w:val="0"/>
+                <w:sz w:val="17"/>
+              </w:rPr>
+              <w:t>Chưa</w:t>
+            </w:r>
+          </w:p>
+        </w:tc>
+        <w:tc>
+          <w:tcPr>
+            <w:tcW w:type="dxa" w:w="1944"/>
+            <w:vAlign w:val="center"/>
+            <w:tcMar>
+              <w:top w:w="70" w:type="dxa"/>
+              <w:start w:w="90" w:type="dxa"/>
+              <w:bottom w:w="70" w:type="dxa"/>
+              <w:end w:w="90" w:type="dxa"/>
+            </w:tcMar>
+            <w:shd w:fill="F5F7F8"/>
+          </w:tcPr>
+          <w:p>
+            <w:pPr>
+              <w:spacing w:after="0"/>
+            </w:pPr>
+            <w:r/>
+            <w:r>
+              <w:rPr>
+                <w:rFonts w:ascii="Arial" w:hAnsi="Arial"/>
+                <w:b w:val="0"/>
+                <w:sz w:val="17"/>
+              </w:rPr>
+              <w:t>Chưa</w:t>
+            </w:r>
+          </w:p>
+        </w:tc>
+      </w:tr>
+      <w:tr>
+        <w:tc>
+          <w:tcPr>
+            <w:tcW w:type="dxa" w:w="3816"/>
+            <w:vAlign w:val="center"/>
+            <w:tcMar>
+              <w:top w:w="70" w:type="dxa"/>
+              <w:start w:w="90" w:type="dxa"/>
+              <w:bottom w:w="70" w:type="dxa"/>
+              <w:end w:w="90" w:type="dxa"/>
+            </w:tcMar>
+            <w:shd w:fill="FFFFFF"/>
+          </w:tcPr>
+          <w:p>
+            <w:pPr>
+              <w:spacing w:after="0"/>
+            </w:pPr>
+            <w:r/>
+            <w:r>
+              <w:rPr>
+                <w:rFonts w:ascii="Arial" w:hAnsi="Arial"/>
+                <w:b/>
+                <w:sz w:val="17"/>
+              </w:rPr>
+              <w:t>PV-RCNN – 666</w:t>
+            </w:r>
+          </w:p>
+        </w:tc>
+        <w:tc>
+          <w:tcPr>
+            <w:tcW w:type="dxa" w:w="1944"/>
+            <w:vAlign w:val="center"/>
+            <w:tcMar>
+              <w:top w:w="70" w:type="dxa"/>
+              <w:start w:w="90" w:type="dxa"/>
+              <w:bottom w:w="70" w:type="dxa"/>
+              <w:end w:w="90" w:type="dxa"/>
+            </w:tcMar>
+            <w:shd w:fill="FFFFFF"/>
+          </w:tcPr>
+          <w:p>
+            <w:pPr>
+              <w:spacing w:after="0"/>
+            </w:pPr>
+            <w:r/>
+            <w:r>
+              <w:rPr>
+                <w:rFonts w:ascii="Arial" w:hAnsi="Arial"/>
+                <w:b w:val="0"/>
+                <w:sz w:val="17"/>
+              </w:rPr>
+              <w:t>Chưa</w:t>
+            </w:r>
+          </w:p>
+        </w:tc>
+        <w:tc>
+          <w:tcPr>
+            <w:tcW w:type="dxa" w:w="1944"/>
+            <w:vAlign w:val="center"/>
+            <w:tcMar>
+              <w:top w:w="70" w:type="dxa"/>
+              <w:start w:w="90" w:type="dxa"/>
+              <w:bottom w:w="70" w:type="dxa"/>
+              <w:end w:w="90" w:type="dxa"/>
+            </w:tcMar>
+            <w:shd w:fill="FFFFFF"/>
+          </w:tcPr>
+          <w:p>
+            <w:pPr>
+              <w:spacing w:after="0"/>
+            </w:pPr>
+            <w:r/>
+            <w:r>
+              <w:rPr>
+                <w:rFonts w:ascii="Arial" w:hAnsi="Arial"/>
+                <w:b w:val="0"/>
+                <w:sz w:val="17"/>
+              </w:rPr>
+              <w:t>Chưa</w:t>
+            </w:r>
+          </w:p>
+        </w:tc>
+        <w:tc>
+          <w:tcPr>
+            <w:tcW w:type="dxa" w:w="1944"/>
+            <w:vAlign w:val="center"/>
+            <w:tcMar>
+              <w:top w:w="70" w:type="dxa"/>
+              <w:start w:w="90" w:type="dxa"/>
+              <w:bottom w:w="70" w:type="dxa"/>
+              <w:end w:w="90" w:type="dxa"/>
+            </w:tcMar>
+            <w:shd w:fill="FFFFFF"/>
+          </w:tcPr>
+          <w:p>
+            <w:pPr>
+              <w:spacing w:after="0"/>
+            </w:pPr>
+            <w:r/>
+            <w:r>
+              <w:rPr>
+                <w:rFonts w:ascii="Arial" w:hAnsi="Arial"/>
+                <w:b w:val="0"/>
+                <w:sz w:val="17"/>
+              </w:rPr>
+              <w:t>Chưa</w:t>
+            </w:r>
+          </w:p>
+        </w:tc>
+      </w:tr>
+      <w:tr>
+        <w:tc>
+          <w:tcPr>
+            <w:tcW w:type="dxa" w:w="3816"/>
+            <w:vAlign w:val="center"/>
+            <w:tcMar>
+              <w:top w:w="70" w:type="dxa"/>
+              <w:start w:w="90" w:type="dxa"/>
+              <w:bottom w:w="70" w:type="dxa"/>
+              <w:end w:w="90" w:type="dxa"/>
+            </w:tcMar>
+            <w:shd w:fill="F5F7F8"/>
+          </w:tcPr>
+          <w:p>
+            <w:pPr>
+              <w:spacing w:after="0"/>
+            </w:pPr>
+            <w:r/>
+            <w:r>
+              <w:rPr>
+                <w:rFonts w:ascii="Arial" w:hAnsi="Arial"/>
+                <w:b/>
+                <w:sz w:val="17"/>
+              </w:rPr>
+              <w:t>PointPillars Lite – 666</w:t>
+            </w:r>
+          </w:p>
+        </w:tc>
+        <w:tc>
+          <w:tcPr>
+            <w:tcW w:type="dxa" w:w="1944"/>
+            <w:vAlign w:val="center"/>
+            <w:tcMar>
+              <w:top w:w="70" w:type="dxa"/>
+              <w:start w:w="90" w:type="dxa"/>
+              <w:bottom w:w="70" w:type="dxa"/>
+              <w:end w:w="90" w:type="dxa"/>
+            </w:tcMar>
+            <w:shd w:fill="F5F7F8"/>
+          </w:tcPr>
+          <w:p>
+            <w:pPr>
+              <w:spacing w:after="0"/>
+            </w:pPr>
+            <w:r/>
+            <w:r>
+              <w:rPr>
+                <w:rFonts w:ascii="Arial" w:hAnsi="Arial"/>
+                <w:b w:val="0"/>
+                <w:sz w:val="17"/>
+              </w:rPr>
+              <w:t>Chưa</w:t>
+            </w:r>
+          </w:p>
+        </w:tc>
+        <w:tc>
+          <w:tcPr>
+            <w:tcW w:type="dxa" w:w="1944"/>
+            <w:vAlign w:val="center"/>
+            <w:tcMar>
+              <w:top w:w="70" w:type="dxa"/>
+              <w:start w:w="90" w:type="dxa"/>
+              <w:bottom w:w="70" w:type="dxa"/>
+              <w:end w:w="90" w:type="dxa"/>
+            </w:tcMar>
+            <w:shd w:fill="F5F7F8"/>
+          </w:tcPr>
+          <w:p>
+            <w:pPr>
+              <w:spacing w:after="0"/>
+            </w:pPr>
+            <w:r/>
+            <w:r>
+              <w:rPr>
+                <w:rFonts w:ascii="Arial" w:hAnsi="Arial"/>
+                <w:b w:val="0"/>
+                <w:sz w:val="17"/>
+              </w:rPr>
+              <w:t>Chưa</w:t>
+            </w:r>
+          </w:p>
+        </w:tc>
+        <w:tc>
+          <w:tcPr>
+            <w:tcW w:type="dxa" w:w="1944"/>
+            <w:vAlign w:val="center"/>
+            <w:tcMar>
+              <w:top w:w="70" w:type="dxa"/>
+              <w:start w:w="90" w:type="dxa"/>
+              <w:bottom w:w="70" w:type="dxa"/>
+              <w:end w:w="90" w:type="dxa"/>
+            </w:tcMar>
+            <w:shd w:fill="F5F7F8"/>
+          </w:tcPr>
+          <w:p>
+            <w:pPr>
+              <w:spacing w:after="0"/>
+            </w:pPr>
+            <w:r/>
+            <w:r>
+              <w:rPr>
+                <w:rFonts w:ascii="Arial" w:hAnsi="Arial"/>
+                <w:b w:val="0"/>
+                <w:sz w:val="17"/>
+              </w:rPr>
+              <w:t>Chưa</w:t>
             </w:r>
           </w:p>
         </w:tc>
@@ -3057,82 +4807,581 @@
     </w:tbl>
     <w:p>
       <w:pPr>
-        <w:pStyle w:val="Heading1"/>
+        <w:spacing w:after="0"/>
+      </w:pPr>
+    </w:p>
+    <w:p>
+      <w:pPr>
+        <w:pStyle w:val="SmallNote"/>
       </w:pPr>
       <w:r>
-        <w:t>Tài liệu tham khảo / nguồn kiểm chứng chính</w:t>
+        <w:t>Cả 12 checkpoint epoch 80 tồn tại. “Đủ” yêu cầu prediction, AP report và extended/profile hoặc sampling manifest tương ứng. Seed 666 của ba mô hình cuối mới có validation trong quá trình train, chưa có bộ benchmark chuẩn.</w:t>
       </w:r>
     </w:p>
     <w:p>
       <w:pPr>
-        <w:pStyle w:val="SmallNote"/>
-        <w:spacing w:after="44"/>
+        <w:pStyle w:val="Heading1"/>
       </w:pPr>
       <w:r>
-        <w:t>Burnett, K. et al. (2023). Boreas: A multi-season autonomous driving dataset. The International Journal of Robotics Research. https://doi.org/10.1177/02783649231160195</w:t>
+        <w:t>6. Đóng góp và giới hạn</w:t>
       </w:r>
     </w:p>
     <w:p>
       <w:pPr>
-        <w:pStyle w:val="SmallNote"/>
-        <w:spacing w:after="44"/>
+        <w:pStyle w:val="Heading2"/>
       </w:pPr>
       <w:r>
-        <w:t>IEEE Intelligent Vehicles Symposium 2026 Call for Papers. Topics include Sensing and Perception; Safety Testing and Validation of Autonomous Vehicles. https://enotice.vtools.ieee.org/attachments/download/46345</w:t>
+        <w:t>Đóng góp có thể bảo vệ</w:t>
+      </w:r>
+    </w:p>
+    <w:p>
+      <w:r>
+        <w:t>Đóng góp gồm controlled cross-architecture benchmark và capacity baseline Lite trên cùng Boreas split; phân tích accuracy, range, density recall, latency và memory; cùng đánh giá sparsity bằng nested modulo, elevation-matched profiles và multiphase offset sensitivity sau khi thí nghiệm này hoàn tất.</w:t>
       </w:r>
     </w:p>
     <w:p>
       <w:pPr>
-        <w:pStyle w:val="SmallNote"/>
-        <w:spacing w:after="44"/>
+        <w:pStyle w:val="Heading2"/>
       </w:pPr>
       <w:r>
-        <w:t>IEEE ITSS – IEEE International Conference on Intelligent Transportation Systems (ITSC): annual flagship conference. https://ieee-itss.org/conf/itsc/</w:t>
+        <w:t>Giới hạn phải giữ trong bài</w:t>
       </w:r>
     </w:p>
     <w:p>
       <w:pPr>
-        <w:pStyle w:val="SmallNote"/>
-        <w:spacing w:after="44"/>
+        <w:pStyle w:val="ListBullet"/>
+        <w:spacing w:after="40"/>
       </w:pPr>
       <w:r>
-        <w:t>Elsevier – Robotics and Autonomous Systems: Aims &amp; Scope. https://www.sciencedirect.com/journal/robotics-and-autonomous-systems</w:t>
+        <w:t>Bảng chính hiện có một training realization/checkpoint cho mỗi cấu hình; chưa có uncertainty qua training run.</w:t>
       </w:r>
     </w:p>
     <w:p>
       <w:pPr>
-        <w:pStyle w:val="SmallNote"/>
-        <w:spacing w:after="44"/>
+        <w:pStyle w:val="ListBullet"/>
+        <w:spacing w:after="40"/>
       </w:pPr>
       <w:r>
-        <w:t>SCImago Journal Rank (2024): Robotics and Autonomous Systems – Q1; IEEE Robotics and Automation Letters – Q1. https://www.scimagojr.com/</w:t>
+        <w:t>Local sunny-condition validation, không phải official hidden test và không chứng minh adverse-weather robustness.</w:t>
       </w:r>
     </w:p>
     <w:p>
       <w:pPr>
-        <w:pStyle w:val="SmallNote"/>
-        <w:spacing w:after="44"/>
+        <w:pStyle w:val="ListBullet"/>
+        <w:spacing w:after="40"/>
       </w:pPr>
       <w:r>
-        <w:t>IEEE ITSS – IEEE Transactions on Intelligent Vehicles: Scope. https://ieee-itss.org/pub/t-iv/</w:t>
+        <w:t>Modulo/elevation giữ nguyên checkpoint dense-trained; không trả lời câu hỏi matched-density retraining.</w:t>
       </w:r>
     </w:p>
     <w:p>
       <w:pPr>
-        <w:pStyle w:val="SmallNote"/>
-        <w:spacing w:after="44"/>
+        <w:pStyle w:val="ListBullet"/>
+        <w:spacing w:after="40"/>
       </w:pPr>
       <w:r>
-        <w:t>Gupta, H., Lilienthal, A. J., &amp; Andreasson, H. (2025). Evaluating LiDAR Perception Algorithms for All-Weather Autonomy. Sensors, 25(24), 7436. https://doi.org/10.3390/s25247436</w:t>
+        <w:t>Elevation matching chỉ chọn ring gần góc mục tiêu; không mô phỏng horizontal resolution, firing schedule, noise, motion hay return behavior.</w:t>
       </w:r>
     </w:p>
     <w:p>
       <w:pPr>
-        <w:pStyle w:val="SmallNote"/>
-        <w:spacing w:after="44"/>
+        <w:pStyle w:val="ListBullet"/>
+        <w:spacing w:after="40"/>
       </w:pPr>
       <w:r>
-        <w:t>Matteazzi, A., Arnold, M., &amp; Tutsch, D. Boreas 3D Object Detection Benchmark for Adverse Weather Conditions (B-3DOD-B-AWC). https://github.com/matteandre/B-3DOD-B-AWC</w:t>
+        <w:t>Latency phụ thuộc RTX 5060 Ti và software stack; mới có một profiling pass, 200 frame, dense input.</w:t>
+      </w:r>
+    </w:p>
+    <w:p>
+      <w:pPr>
+        <w:pStyle w:val="ListBullet"/>
+        <w:spacing w:after="40"/>
+      </w:pPr>
+      <w:r>
+        <w:t>Một phần source/environment provenance lịch sử chưa được lưu đầy đủ; phải công bố thay vì suy đoán.</w:t>
+      </w:r>
+    </w:p>
+    <w:p>
+      <w:pPr>
+        <w:pStyle w:val="Heading1"/>
+      </w:pPr>
+      <w:r>
+        <w:t>7. Việc còn lại trước khi nộp</w:t>
+      </w:r>
+    </w:p>
+    <w:p>
+      <w:pPr>
+        <w:pStyle w:val="ListBullet"/>
+        <w:spacing w:after="40"/>
+      </w:pPr>
+      <w:r>
+        <w:t>Chạy và audit multiphase cho sáu checkpoint seed 42; điền bảng mean±sd và min–max theo phase trong bài.</w:t>
+      </w:r>
+    </w:p>
+    <w:p>
+      <w:pPr>
+        <w:pStyle w:val="ListBullet"/>
+        <w:spacing w:after="40"/>
+      </w:pPr>
+      <w:r>
+        <w:t>Hoàn tất modulo/elevation/multiphase cho seed 666 nếu dùng seed này để kiểm tra repeatability; không đổi nhãn seed.</w:t>
+      </w:r>
+    </w:p>
+    <w:p>
+      <w:pPr>
+        <w:pStyle w:val="ListBullet"/>
+        <w:spacing w:after="40"/>
+      </w:pPr>
+      <w:r>
+        <w:t>Sau khi có seed 666 đầy đủ, quyết định giữ bài ở single-checkpoint hoặc bổ sung so sánh hai training runs với framing phù hợp.</w:t>
+      </w:r>
+    </w:p>
+    <w:p>
+      <w:pPr>
+        <w:pStyle w:val="ListBullet"/>
+        <w:spacing w:after="40"/>
+      </w:pPr>
+      <w:r>
+        <w:t>Bổ sung author, affiliation, funding, declarations, repository/release URL và các manifest/hash còn thiếu.</w:t>
+      </w:r>
+    </w:p>
+    <w:p>
+      <w:pPr>
+        <w:pStyle w:val="ListBullet"/>
+        <w:spacing w:after="40"/>
+      </w:pPr>
+      <w:r>
+        <w:t>Giữ ECE/Brier ở phụ lục; không khôi phục Kendall’s τb trừ khi câu hỏi nghiên cứu thay đổi.</w:t>
+      </w:r>
+    </w:p>
+    <w:p>
+      <w:pPr>
+        <w:pStyle w:val="Heading1"/>
+      </w:pPr>
+      <w:r>
+        <w:t>8. Công cụ và đầu ra chính</w:t>
+      </w:r>
+    </w:p>
+    <w:tbl>
+      <w:tblPr>
+        <w:tblStyle w:val="TableGrid"/>
+        <w:tblW w:type="auto" w:w="0"/>
+        <w:jc w:val="center"/>
+        <w:tblLayout w:type="fixed"/>
+        <w:tblLook w:firstColumn="1" w:firstRow="1" w:lastColumn="0" w:lastRow="0" w:noHBand="0" w:noVBand="1" w:val="04A0"/>
+      </w:tblPr>
+      <w:tblGrid>
+        <w:gridCol w:w="4917"/>
+        <w:gridCol w:w="4917"/>
+      </w:tblGrid>
+      <w:tr>
+        <w:tc>
+          <w:tcPr>
+            <w:tcW w:type="dxa" w:w="2520"/>
+            <w:vAlign w:val="center"/>
+            <w:tcMar>
+              <w:top w:w="70" w:type="dxa"/>
+              <w:start w:w="90" w:type="dxa"/>
+              <w:bottom w:w="70" w:type="dxa"/>
+              <w:end w:w="90" w:type="dxa"/>
+            </w:tcMar>
+            <w:shd w:fill="183B56"/>
+          </w:tcPr>
+          <w:p>
+            <w:pPr>
+              <w:spacing w:after="0"/>
+              <w:jc w:val="center"/>
+            </w:pPr>
+            <w:r/>
+            <w:r>
+              <w:rPr>
+                <w:rFonts w:ascii="Arial" w:hAnsi="Arial"/>
+                <w:b/>
+                <w:color w:val="FFFFFF"/>
+                <w:sz w:val="17"/>
+              </w:rPr>
+              <w:t>Thành phần</w:t>
+            </w:r>
+          </w:p>
+        </w:tc>
+        <w:tc>
+          <w:tcPr>
+            <w:tcW w:type="dxa" w:w="7128"/>
+            <w:vAlign w:val="center"/>
+            <w:tcMar>
+              <w:top w:w="70" w:type="dxa"/>
+              <w:start w:w="90" w:type="dxa"/>
+              <w:bottom w:w="70" w:type="dxa"/>
+              <w:end w:w="90" w:type="dxa"/>
+            </w:tcMar>
+            <w:shd w:fill="183B56"/>
+          </w:tcPr>
+          <w:p>
+            <w:pPr>
+              <w:spacing w:after="0"/>
+              <w:jc w:val="center"/>
+            </w:pPr>
+            <w:r/>
+            <w:r>
+              <w:rPr>
+                <w:rFonts w:ascii="Arial" w:hAnsi="Arial"/>
+                <w:b/>
+                <w:color w:val="FFFFFF"/>
+                <w:sz w:val="17"/>
+              </w:rPr>
+              <w:t>Vai trò</w:t>
+            </w:r>
+          </w:p>
+        </w:tc>
+      </w:tr>
+      <w:tr>
+        <w:tc>
+          <w:tcPr>
+            <w:tcW w:type="dxa" w:w="2520"/>
+            <w:vAlign w:val="center"/>
+            <w:tcMar>
+              <w:top w:w="70" w:type="dxa"/>
+              <w:start w:w="90" w:type="dxa"/>
+              <w:bottom w:w="70" w:type="dxa"/>
+              <w:end w:w="90" w:type="dxa"/>
+            </w:tcMar>
+            <w:shd w:fill="FFFFFF"/>
+          </w:tcPr>
+          <w:p>
+            <w:pPr>
+              <w:spacing w:after="0"/>
+            </w:pPr>
+            <w:r/>
+            <w:r>
+              <w:rPr>
+                <w:rFonts w:ascii="Arial" w:hAnsi="Arial"/>
+                <w:b/>
+                <w:sz w:val="17"/>
+              </w:rPr>
+              <w:t>run_metrics.sh</w:t>
+            </w:r>
+          </w:p>
+        </w:tc>
+        <w:tc>
+          <w:tcPr>
+            <w:tcW w:type="dxa" w:w="7128"/>
+            <w:vAlign w:val="center"/>
+            <w:tcMar>
+              <w:top w:w="70" w:type="dxa"/>
+              <w:start w:w="90" w:type="dxa"/>
+              <w:bottom w:w="70" w:type="dxa"/>
+              <w:end w:w="90" w:type="dxa"/>
+            </w:tcMar>
+            <w:shd w:fill="FFFFFF"/>
+          </w:tcPr>
+          <w:p>
+            <w:pPr>
+              <w:spacing w:after="0"/>
+            </w:pPr>
+            <w:r/>
+            <w:r>
+              <w:rPr>
+                <w:rFonts w:ascii="Arial" w:hAnsi="Arial"/>
+                <w:b w:val="0"/>
+                <w:sz w:val="17"/>
+              </w:rPr>
+              <w:t>Modes modulo, elevation, multiphase và all; chạy một checkpoint đã huấn luyện</w:t>
+            </w:r>
+          </w:p>
+        </w:tc>
+      </w:tr>
+      <w:tr>
+        <w:tc>
+          <w:tcPr>
+            <w:tcW w:type="dxa" w:w="2520"/>
+            <w:vAlign w:val="center"/>
+            <w:tcMar>
+              <w:top w:w="70" w:type="dxa"/>
+              <w:start w:w="90" w:type="dxa"/>
+              <w:bottom w:w="70" w:type="dxa"/>
+              <w:end w:w="90" w:type="dxa"/>
+            </w:tcMar>
+            <w:shd w:fill="F5F7F8"/>
+          </w:tcPr>
+          <w:p>
+            <w:pPr>
+              <w:spacing w:after="0"/>
+            </w:pPr>
+            <w:r/>
+            <w:r>
+              <w:rPr>
+                <w:rFonts w:ascii="Arial" w:hAnsi="Arial"/>
+                <w:b/>
+                <w:sz w:val="17"/>
+              </w:rPr>
+              <w:t>evaluate.py / test.py</w:t>
+            </w:r>
+          </w:p>
+        </w:tc>
+        <w:tc>
+          <w:tcPr>
+            <w:tcW w:type="dxa" w:w="7128"/>
+            <w:vAlign w:val="center"/>
+            <w:tcMar>
+              <w:top w:w="70" w:type="dxa"/>
+              <w:start w:w="90" w:type="dxa"/>
+              <w:bottom w:w="70" w:type="dxa"/>
+              <w:end w:w="90" w:type="dxa"/>
+            </w:tcMar>
+            <w:shd w:fill="F5F7F8"/>
+          </w:tcPr>
+          <w:p>
+            <w:pPr>
+              <w:spacing w:after="0"/>
+            </w:pPr>
+            <w:r/>
+            <w:r>
+              <w:rPr>
+                <w:rFonts w:ascii="Arial" w:hAnsi="Arial"/>
+                <w:b w:val="0"/>
+                <w:sz w:val="17"/>
+              </w:rPr>
+              <w:t>Local AP40, range AP và prediction export</w:t>
+            </w:r>
+          </w:p>
+        </w:tc>
+      </w:tr>
+      <w:tr>
+        <w:tc>
+          <w:tcPr>
+            <w:tcW w:type="dxa" w:w="2520"/>
+            <w:vAlign w:val="center"/>
+            <w:tcMar>
+              <w:top w:w="70" w:type="dxa"/>
+              <w:start w:w="90" w:type="dxa"/>
+              <w:bottom w:w="70" w:type="dxa"/>
+              <w:end w:w="90" w:type="dxa"/>
+            </w:tcMar>
+            <w:shd w:fill="FFFFFF"/>
+          </w:tcPr>
+          <w:p>
+            <w:pPr>
+              <w:spacing w:after="0"/>
+            </w:pPr>
+            <w:r/>
+            <w:r>
+              <w:rPr>
+                <w:rFonts w:ascii="Arial" w:hAnsi="Arial"/>
+                <w:b/>
+                <w:sz w:val="17"/>
+              </w:rPr>
+              <w:t>extended.py</w:t>
+            </w:r>
+          </w:p>
+        </w:tc>
+        <w:tc>
+          <w:tcPr>
+            <w:tcW w:type="dxa" w:w="7128"/>
+            <w:vAlign w:val="center"/>
+            <w:tcMar>
+              <w:top w:w="70" w:type="dxa"/>
+              <w:start w:w="90" w:type="dxa"/>
+              <w:bottom w:w="70" w:type="dxa"/>
+              <w:end w:w="90" w:type="dxa"/>
+            </w:tcMar>
+            <w:shd w:fill="FFFFFF"/>
+          </w:tcPr>
+          <w:p>
+            <w:pPr>
+              <w:spacing w:after="0"/>
+            </w:pPr>
+            <w:r/>
+            <w:r>
+              <w:rPr>
+                <w:rFonts w:ascii="Arial" w:hAnsi="Arial"/>
+                <w:b w:val="0"/>
+                <w:sz w:val="17"/>
+              </w:rPr>
+              <w:t>Operating counts, density recall, ECE/Brier và reliability data</w:t>
+            </w:r>
+          </w:p>
+        </w:tc>
+      </w:tr>
+      <w:tr>
+        <w:tc>
+          <w:tcPr>
+            <w:tcW w:type="dxa" w:w="2520"/>
+            <w:vAlign w:val="center"/>
+            <w:tcMar>
+              <w:top w:w="70" w:type="dxa"/>
+              <w:start w:w="90" w:type="dxa"/>
+              <w:bottom w:w="70" w:type="dxa"/>
+              <w:end w:w="90" w:type="dxa"/>
+            </w:tcMar>
+            <w:shd w:fill="F5F7F8"/>
+          </w:tcPr>
+          <w:p>
+            <w:pPr>
+              <w:spacing w:after="0"/>
+            </w:pPr>
+            <w:r/>
+            <w:r>
+              <w:rPr>
+                <w:rFonts w:ascii="Arial" w:hAnsi="Arial"/>
+                <w:b/>
+                <w:sz w:val="17"/>
+              </w:rPr>
+              <w:t>profile.py</w:t>
+            </w:r>
+          </w:p>
+        </w:tc>
+        <w:tc>
+          <w:tcPr>
+            <w:tcW w:type="dxa" w:w="7128"/>
+            <w:vAlign w:val="center"/>
+            <w:tcMar>
+              <w:top w:w="70" w:type="dxa"/>
+              <w:start w:w="90" w:type="dxa"/>
+              <w:bottom w:w="70" w:type="dxa"/>
+              <w:end w:w="90" w:type="dxa"/>
+            </w:tcMar>
+            <w:shd w:fill="F5F7F8"/>
+          </w:tcPr>
+          <w:p>
+            <w:pPr>
+              <w:spacing w:after="0"/>
+            </w:pPr>
+            <w:r/>
+            <w:r>
+              <w:rPr>
+                <w:rFonts w:ascii="Arial" w:hAnsi="Arial"/>
+                <w:b w:val="0"/>
+                <w:sz w:val="17"/>
+              </w:rPr>
+              <w:t>Prepared-frame latency, memory, params và occupied cells</w:t>
+            </w:r>
+          </w:p>
+        </w:tc>
+      </w:tr>
+      <w:tr>
+        <w:tc>
+          <w:tcPr>
+            <w:tcW w:type="dxa" w:w="2520"/>
+            <w:vAlign w:val="center"/>
+            <w:tcMar>
+              <w:top w:w="70" w:type="dxa"/>
+              <w:start w:w="90" w:type="dxa"/>
+              <w:bottom w:w="70" w:type="dxa"/>
+              <w:end w:w="90" w:type="dxa"/>
+            </w:tcMar>
+            <w:shd w:fill="FFFFFF"/>
+          </w:tcPr>
+          <w:p>
+            <w:pPr>
+              <w:spacing w:after="0"/>
+            </w:pPr>
+            <w:r/>
+            <w:r>
+              <w:rPr>
+                <w:rFonts w:ascii="Arial" w:hAnsi="Arial"/>
+                <w:b/>
+                <w:sz w:val="17"/>
+              </w:rPr>
+              <w:t>phase_summary.py</w:t>
+            </w:r>
+          </w:p>
+        </w:tc>
+        <w:tc>
+          <w:tcPr>
+            <w:tcW w:type="dxa" w:w="7128"/>
+            <w:vAlign w:val="center"/>
+            <w:tcMar>
+              <w:top w:w="70" w:type="dxa"/>
+              <w:start w:w="90" w:type="dxa"/>
+              <w:bottom w:w="70" w:type="dxa"/>
+              <w:end w:w="90" w:type="dxa"/>
+            </w:tcMar>
+            <w:shd w:fill="FFFFFF"/>
+          </w:tcPr>
+          <w:p>
+            <w:pPr>
+              <w:spacing w:after="0"/>
+            </w:pPr>
+            <w:r/>
+            <w:r>
+              <w:rPr>
+                <w:rFonts w:ascii="Arial" w:hAnsi="Arial"/>
+                <w:b w:val="0"/>
+                <w:sz w:val="17"/>
+              </w:rPr>
+              <w:t>Audit/tổng hợp 2/4/8 phases: scores, mean, sample std, min, max</w:t>
+            </w:r>
+          </w:p>
+        </w:tc>
+      </w:tr>
+      <w:tr>
+        <w:tc>
+          <w:tcPr>
+            <w:tcW w:type="dxa" w:w="2520"/>
+            <w:vAlign w:val="center"/>
+            <w:tcMar>
+              <w:top w:w="70" w:type="dxa"/>
+              <w:start w:w="90" w:type="dxa"/>
+              <w:bottom w:w="70" w:type="dxa"/>
+              <w:end w:w="90" w:type="dxa"/>
+            </w:tcMar>
+            <w:shd w:fill="F5F7F8"/>
+          </w:tcPr>
+          <w:p>
+            <w:pPr>
+              <w:spacing w:after="0"/>
+            </w:pPr>
+            <w:r/>
+            <w:r>
+              <w:rPr>
+                <w:rFonts w:ascii="Arial" w:hAnsi="Arial"/>
+                <w:b/>
+                <w:sz w:val="17"/>
+              </w:rPr>
+              <w:t>Bài báo</w:t>
+            </w:r>
+          </w:p>
+        </w:tc>
+        <w:tc>
+          <w:tcPr>
+            <w:tcW w:type="dxa" w:w="7128"/>
+            <w:vAlign w:val="center"/>
+            <w:tcMar>
+              <w:top w:w="70" w:type="dxa"/>
+              <w:start w:w="90" w:type="dxa"/>
+              <w:bottom w:w="70" w:type="dxa"/>
+              <w:end w:w="90" w:type="dxa"/>
+            </w:tcMar>
+            <w:shd w:fill="F5F7F8"/>
+          </w:tcPr>
+          <w:p>
+            <w:pPr>
+              <w:spacing w:after="0"/>
+            </w:pPr>
+            <w:r/>
+            <w:r>
+              <w:rPr>
+                <w:rFonts w:ascii="Arial" w:hAnsi="Arial"/>
+                <w:b w:val="0"/>
+                <w:sz w:val="17"/>
+              </w:rPr>
+              <w:t>boreas_benchmark_paper.tex; seed 42 là bảng chính hiện tại</w:t>
+            </w:r>
+          </w:p>
+        </w:tc>
+      </w:tr>
+    </w:tbl>
+    <w:p>
+      <w:pPr>
+        <w:spacing w:after="0"/>
+      </w:pPr>
+    </w:p>
+    <w:p>
+      <w:pPr>
+        <w:pStyle w:val="Heading2"/>
+      </w:pPr>
+      <w:r>
+        <w:t>Nguồn nội bộ được đối chiếu</w:t>
       </w:r>
     </w:p>
     <w:p>
@@ -3140,12 +5389,21 @@
         <w:pStyle w:val="SmallNote"/>
       </w:pPr>
       <w:r>
-        <w:t>Ghi chú: Quartile và chỉ số xếp hạng có thể thay đổi theo năm, category và cơ sở dữ liệu; cần kiểm tra lại tại thời điểm nộp bài.</w:t>
+        <w:t>tools/boreas_benchmark/README.md; run_metrics.sh; phase_summary.py; elevation.py; prepare.py; extended.py; profile.py; các cấu hình trong tools/cfgs/boreas_models/; và bản thảo boreas_benchmark_paper.tex.</w:t>
+      </w:r>
+    </w:p>
+    <w:p>
+      <w:pPr>
+        <w:pStyle w:val="SmallNote"/>
+      </w:pPr>
+      <w:r>
+        <w:t>Tài liệu này là bản tóm tắt vận hành. Các con số đưa vào bài báo phải tiếp tục được truy ngược tới checkpoint, prediction report, sampling manifest và hash tương ứng.</w:t>
       </w:r>
     </w:p>
     <w:sectPr>
-      <w:footerReference w:type="default" r:id="rId9"/>
-      <w:pgSz w:w="12240" w:h="15840"/>
+      <w:headerReference w:type="default" r:id="rId9"/>
+      <w:footerReference w:type="default" r:id="rId10"/>
+      <w:pgSz w:w="11909" w:h="16834"/>
       <w:pgMar w:top="936" w:right="1037" w:bottom="936" w:left="1037" w:header="720" w:footer="720" w:gutter="0"/>
       <w:cols w:space="720"/>
       <w:docGrid w:linePitch="360"/>
@@ -3159,17 +5417,40 @@
   <w:p>
     <w:pPr>
       <w:pStyle w:val="Footer"/>
-      <w:jc w:val="center"/>
+      <w:jc w:val="right"/>
     </w:pPr>
     <w:r>
       <w:rPr>
-        <w:color w:val="646464"/>
+        <w:rFonts w:ascii="Arial" w:hAnsi="Arial"/>
         <w:sz w:val="16"/>
       </w:rPr>
-      <w:t>Project summary – Boreas LiDAR 3D Detection Benchmark</w:t>
+      <w:t xml:space="preserve">Trang </w:t>
+      <w:fldChar w:fldCharType="begin"/>
+      <w:instrText xml:space="preserve"> PAGE </w:instrText>
+      <w:fldChar w:fldCharType="end"/>
     </w:r>
   </w:p>
 </w:ftr>
+</file>
+
+<file path=word/header1.xml><?xml version="1.0" encoding="utf-8"?>
+<w:hdr xmlns:m="http://schemas.openxmlformats.org/officeDocument/2006/math" xmlns:mc="http://schemas.openxmlformats.org/markup-compatibility/2006" xmlns:mo="http://schemas.microsoft.com/office/mac/office/2008/main" xmlns:mv="urn:schemas-microsoft-com:mac:vml" xmlns:o="urn:schemas-microsoft-com:office:office" xmlns:r="http://schemas.openxmlformats.org/officeDocument/2006/relationships" xmlns:v="urn:schemas-microsoft-com:vml" xmlns:w10="urn:schemas-microsoft-com:office:word" xmlns:w14="http://schemas.microsoft.com/office/word/2010/wordml" xmlns:w="http://schemas.openxmlformats.org/wordprocessingml/2006/main" xmlns:wne="http://schemas.microsoft.com/office/word/2006/wordml" xmlns:wp14="http://schemas.microsoft.com/office/word/2010/wordprocessingDrawing" xmlns:wp="http://schemas.openxmlformats.org/drawingml/2006/wordprocessingDrawing" xmlns:wpc="http://schemas.microsoft.com/office/word/2010/wordprocessingCanvas" xmlns:wpg="http://schemas.microsoft.com/office/word/2010/wordprocessingGroup" xmlns:wpi="http://schemas.microsoft.com/office/word/2010/wordprocessingInk" xmlns:wps="http://schemas.microsoft.com/office/word/2010/wordprocessingShape" mc:Ignorable="w14 wp14">
+  <w:p>
+    <w:pPr>
+      <w:pStyle w:val="Header"/>
+      <w:jc w:val="right"/>
+    </w:pPr>
+    <w:r>
+      <w:rPr>
+        <w:rFonts w:ascii="Arial" w:hAnsi="Arial"/>
+        <w:b/>
+        <w:color w:val="000000"/>
+        <w:sz w:val="16"/>
+      </w:rPr>
+      <w:t>BOREAS LIDAR 3D OBJECT DETECTION BENCHMARK</w:t>
+    </w:r>
+  </w:p>
+</w:hdr>
 </file>
 
 <file path=word/numbering.xml><?xml version="1.0" encoding="utf-8"?>
@@ -3535,8 +5816,11 @@
     <w:name w:val="Normal"/>
     <w:qFormat/>
     <w:rsid w:val="00FC693F"/>
+    <w:pPr>
+      <w:spacing w:after="100" w:line="259" w:lineRule="auto"/>
+    </w:pPr>
     <w:rPr>
-      <w:rFonts w:ascii="Aptos" w:hAnsi="Aptos"/>
+      <w:rFonts w:ascii="Arial" w:hAnsi="Arial"/>
       <w:sz w:val="20"/>
     </w:rPr>
   </w:style>
@@ -3595,15 +5879,15 @@
     <w:pPr>
       <w:keepNext/>
       <w:keepLines/>
-      <w:spacing w:before="480" w:after="0"/>
+      <w:spacing w:before="240" w:after="100"/>
       <w:outlineLvl w:val="0"/>
     </w:pPr>
     <w:rPr>
-      <w:rFonts w:asciiTheme="majorHAnsi" w:eastAsiaTheme="majorEastAsia" w:hAnsiTheme="majorHAnsi" w:cstheme="majorBidi" w:ascii="Aptos Display" w:hAnsi="Aptos Display"/>
+      <w:rFonts w:asciiTheme="majorHAnsi" w:eastAsiaTheme="majorEastAsia" w:hAnsiTheme="majorHAnsi" w:cstheme="majorBidi" w:ascii="Arial" w:hAnsi="Arial"/>
       <w:b/>
       <w:bCs/>
-      <w:color w:val="365F91" w:themeColor="accent1" w:themeShade="BF"/>
-      <w:sz w:val="28"/>
+      <w:color w:val="000000"/>
+      <w:sz w:val="30"/>
       <w:szCs w:val="28"/>
     </w:rPr>
   </w:style>
@@ -3619,14 +5903,14 @@
     <w:pPr>
       <w:keepNext/>
       <w:keepLines/>
-      <w:spacing w:before="200" w:after="0"/>
+      <w:spacing w:before="160" w:after="60"/>
       <w:outlineLvl w:val="1"/>
     </w:pPr>
     <w:rPr>
-      <w:rFonts w:asciiTheme="majorHAnsi" w:eastAsiaTheme="majorEastAsia" w:hAnsiTheme="majorHAnsi" w:cstheme="majorBidi" w:ascii="Aptos Display" w:hAnsi="Aptos Display"/>
+      <w:rFonts w:asciiTheme="majorHAnsi" w:eastAsiaTheme="majorEastAsia" w:hAnsiTheme="majorHAnsi" w:cstheme="majorBidi" w:ascii="Arial" w:hAnsi="Arial"/>
       <w:b/>
       <w:bCs/>
-      <w:color w:val="4F81BD" w:themeColor="accent1"/>
+      <w:color w:val="000000"/>
       <w:sz w:val="23"/>
       <w:szCs w:val="26"/>
     </w:rPr>
@@ -3888,12 +6172,12 @@
       <w:contextualSpacing/>
     </w:pPr>
     <w:rPr>
-      <w:rFonts w:asciiTheme="majorHAnsi" w:eastAsiaTheme="majorEastAsia" w:hAnsiTheme="majorHAnsi" w:cstheme="majorBidi" w:ascii="Aptos Display" w:hAnsi="Aptos Display"/>
+      <w:rFonts w:asciiTheme="majorHAnsi" w:eastAsiaTheme="majorEastAsia" w:hAnsiTheme="majorHAnsi" w:cstheme="majorBidi" w:ascii="Arial" w:hAnsi="Arial"/>
       <w:b/>
-      <w:color w:val="17365D" w:themeColor="text2" w:themeShade="BF"/>
+      <w:color w:val="000000"/>
       <w:spacing w:val="5"/>
       <w:kern w:val="28"/>
-      <w:sz w:val="40"/>
+      <w:sz w:val="48"/>
       <w:szCs w:val="52"/>
     </w:rPr>
   </w:style>
@@ -15225,9 +17509,12 @@
   </w:style>
   <w:style w:type="paragraph" w:customStyle="1" w:styleId="SmallNote">
     <w:name w:val="Small Note"/>
+    <w:pPr>
+      <w:spacing w:after="60"/>
+    </w:pPr>
     <w:rPr>
-      <w:rFonts w:ascii="Aptos" w:hAnsi="Aptos"/>
-      <w:i/>
+      <w:rFonts w:ascii="Arial" w:hAnsi="Arial"/>
+      <w:color w:val="566573"/>
       <w:sz w:val="17"/>
     </w:rPr>
   </w:style>
